--- a/research/TRD-EHR/paper1-trd-prediction/parts/supplement/23-s9-subgroup-performance.docx
+++ b/research/TRD-EHR/paper1-trd-prediction/parts/supplement/23-s9-subgroup-performance.docx
@@ -41,7 +41,7 @@
         <w:pStyle w:val="BodyText"/>
       </w:pPr>
       <w:r>
-        <w:t xml:space="preserve">The analysis included 4 FEATURE classifiers, 4 EMBEDDED classifiers, and 4 neighbor configurations: nearest retrieval under plain cosine similarity (k = 50) and under importance-weighted similarity (best k, 295), and the random and farthest controls. Between-group contrasts included the 2 nearest-neighbor configurations and excluded the controls.</w:t>
+        <w:t xml:space="preserve">The analysis included 4 FEATURE classifiers, 4 EMBEDDED classifiers, and 4 neighbor configurations, each at its own best k from section S6: nearest retrieval under plain cosine similarity (k = 757) and under importance-weighted similarity (k = 295), and 2 controls, uniform random retrieval (k = 32,720) and farthest retrieval (k = 50). Between-group contrasts included the 2 nearest-neighbor configurations and excluded the controls. The best k was chosen on all test patients, not within each subgroup.</w:t>
       </w:r>
     </w:p>
     <w:p>
@@ -9359,7 +9359,7 @@
         <w:pStyle w:val="FirstParagraph"/>
       </w:pPr>
       <w:r>
-        <w:t xml:space="preserve">Of 240 contrasts, 60 had unadjusted CIs excluding zero and 24 survived Benjamini–Hochberg adjustment (Table S12).</w:t>
+        <w:t xml:space="preserve">Of 240 contrasts, 58 had unadjusted CIs excluding zero and 23 survived Benjamini–Hochberg adjustment (Table S12).</w:t>
       </w:r>
     </w:p>
     <w:p>
@@ -9519,18 +9519,18 @@
               <w:jc w:val="left"/>
             </w:pPr>
             <w:r>
-              <w:t xml:space="preserve">-0.068</w:t>
-            </w:r>
-          </w:p>
-        </w:tc>
-        <w:tc>
-          <w:p>
-            <w:pPr>
-              <w:pStyle w:val="Compact"/>
-              <w:jc w:val="left"/>
-            </w:pPr>
-            <w:r>
-              <w:t xml:space="preserve">0.040</w:t>
+              <w:t xml:space="preserve">-0.068 (95% CI -0.117 to -0.022)</w:t>
+            </w:r>
+          </w:p>
+        </w:tc>
+        <w:tc>
+          <w:p>
+            <w:pPr>
+              <w:pStyle w:val="Compact"/>
+              <w:jc w:val="left"/>
+            </w:pPr>
+            <w:r>
+              <w:t xml:space="preserve">0.042</w:t>
             </w:r>
           </w:p>
         </w:tc>
@@ -9587,7 +9587,7 @@
               <w:jc w:val="left"/>
             </w:pPr>
             <w:r>
-              <w:t xml:space="preserve">0.014</w:t>
+              <w:t xml:space="preserve">0.015</w:t>
             </w:r>
           </w:p>
         </w:tc>
@@ -9644,7 +9644,7 @@
               <w:jc w:val="left"/>
             </w:pPr>
             <w:r>
-              <w:t xml:space="preserve">0.014</w:t>
+              <w:t xml:space="preserve">0.015</w:t>
             </w:r>
           </w:p>
         </w:tc>
@@ -9690,18 +9690,18 @@
               <w:jc w:val="left"/>
             </w:pPr>
             <w:r>
-              <w:t xml:space="preserve">+0.060 to +0.076</w:t>
-            </w:r>
-          </w:p>
-        </w:tc>
-        <w:tc>
-          <w:p>
-            <w:pPr>
-              <w:pStyle w:val="Compact"/>
-              <w:jc w:val="left"/>
-            </w:pPr>
-            <w:r>
-              <w:t xml:space="preserve">0.014</w:t>
+              <w:t xml:space="preserve">+0.053 to +0.060</w:t>
+            </w:r>
+          </w:p>
+        </w:tc>
+        <w:tc>
+          <w:p>
+            <w:pPr>
+              <w:pStyle w:val="Compact"/>
+              <w:jc w:val="left"/>
+            </w:pPr>
+            <w:r>
+              <w:t xml:space="preserve">0.015</w:t>
             </w:r>
           </w:p>
         </w:tc>
@@ -9758,7 +9758,7 @@
               <w:jc w:val="left"/>
             </w:pPr>
             <w:r>
-              <w:t xml:space="preserve">0.014</w:t>
+              <w:t xml:space="preserve">0.015</w:t>
             </w:r>
           </w:p>
         </w:tc>
@@ -9815,7 +9815,7 @@
               <w:jc w:val="left"/>
             </w:pPr>
             <w:r>
-              <w:t xml:space="preserve">0.025</w:t>
+              <w:t xml:space="preserve">0.027</w:t>
             </w:r>
           </w:p>
         </w:tc>
@@ -9861,18 +9861,18 @@
               <w:jc w:val="left"/>
             </w:pPr>
             <w:r>
-              <w:t xml:space="preserve">-0.074 to -0.058</w:t>
-            </w:r>
-          </w:p>
-        </w:tc>
-        <w:tc>
-          <w:p>
-            <w:pPr>
-              <w:pStyle w:val="Compact"/>
-              <w:jc w:val="left"/>
-            </w:pPr>
-            <w:r>
-              <w:t xml:space="preserve">0.014</w:t>
+              <w:t xml:space="preserve">-0.058 to -0.047</w:t>
+            </w:r>
+          </w:p>
+        </w:tc>
+        <w:tc>
+          <w:p>
+            <w:pPr>
+              <w:pStyle w:val="Compact"/>
+              <w:jc w:val="left"/>
+            </w:pPr>
+            <w:r>
+              <w:t xml:space="preserve">0.027</w:t>
             </w:r>
           </w:p>
         </w:tc>
@@ -9885,51 +9885,51 @@
               <w:jc w:val="left"/>
             </w:pPr>
             <w:r>
-              <w:t xml:space="preserve">MDD severity: Severe vs rest</w:t>
-            </w:r>
-          </w:p>
-        </w:tc>
-        <w:tc>
-          <w:p>
-            <w:pPr>
-              <w:pStyle w:val="Compact"/>
-              <w:jc w:val="left"/>
-            </w:pPr>
-            <w:r>
-              <w:t xml:space="preserve">Nearest neighbors</w:t>
-            </w:r>
-          </w:p>
-        </w:tc>
-        <w:tc>
-          <w:p>
-            <w:pPr>
-              <w:pStyle w:val="Compact"/>
-              <w:jc w:val="left"/>
-            </w:pPr>
-            <w:r>
-              <w:t xml:space="preserve">1 of 2</w:t>
-            </w:r>
-          </w:p>
-        </w:tc>
-        <w:tc>
-          <w:p>
-            <w:pPr>
-              <w:pStyle w:val="Compact"/>
-              <w:jc w:val="left"/>
-            </w:pPr>
-            <w:r>
-              <w:t xml:space="preserve">+0.087</w:t>
-            </w:r>
-          </w:p>
-        </w:tc>
-        <w:tc>
-          <w:p>
-            <w:pPr>
-              <w:pStyle w:val="Compact"/>
-              <w:jc w:val="left"/>
-            </w:pPr>
-            <w:r>
-              <w:t xml:space="preserve">0.040</w:t>
+              <w:t xml:space="preserve">Marital status: Never Married vs rest</w:t>
+            </w:r>
+          </w:p>
+        </w:tc>
+        <w:tc>
+          <w:p>
+            <w:pPr>
+              <w:pStyle w:val="Compact"/>
+              <w:jc w:val="left"/>
+            </w:pPr>
+            <w:r>
+              <w:t xml:space="preserve">Embedded</w:t>
+            </w:r>
+          </w:p>
+        </w:tc>
+        <w:tc>
+          <w:p>
+            <w:pPr>
+              <w:pStyle w:val="Compact"/>
+              <w:jc w:val="left"/>
+            </w:pPr>
+            <w:r>
+              <w:t xml:space="preserve">2 of 4</w:t>
+            </w:r>
+          </w:p>
+        </w:tc>
+        <w:tc>
+          <w:p>
+            <w:pPr>
+              <w:pStyle w:val="Compact"/>
+              <w:jc w:val="left"/>
+            </w:pPr>
+            <w:r>
+              <w:t xml:space="preserve">-0.054 to -0.051</w:t>
+            </w:r>
+          </w:p>
+        </w:tc>
+        <w:tc>
+          <w:p>
+            <w:pPr>
+              <w:pStyle w:val="Compact"/>
+              <w:jc w:val="left"/>
+            </w:pPr>
+            <w:r>
+              <w:t xml:space="preserve">0.015</w:t>
             </w:r>
           </w:p>
         </w:tc>
@@ -9953,63 +9953,6 @@
               <w:jc w:val="left"/>
             </w:pPr>
             <w:r>
-              <w:t xml:space="preserve">Embedded</w:t>
-            </w:r>
-          </w:p>
-        </w:tc>
-        <w:tc>
-          <w:p>
-            <w:pPr>
-              <w:pStyle w:val="Compact"/>
-              <w:jc w:val="left"/>
-            </w:pPr>
-            <w:r>
-              <w:t xml:space="preserve">2 of 4</w:t>
-            </w:r>
-          </w:p>
-        </w:tc>
-        <w:tc>
-          <w:p>
-            <w:pPr>
-              <w:pStyle w:val="Compact"/>
-              <w:jc w:val="left"/>
-            </w:pPr>
-            <w:r>
-              <w:t xml:space="preserve">-0.054 to -0.051</w:t>
-            </w:r>
-          </w:p>
-        </w:tc>
-        <w:tc>
-          <w:p>
-            <w:pPr>
-              <w:pStyle w:val="Compact"/>
-              <w:jc w:val="left"/>
-            </w:pPr>
-            <w:r>
-              <w:t xml:space="preserve">0.014</w:t>
-            </w:r>
-          </w:p>
-        </w:tc>
-      </w:tr>
-      <w:tr>
-        <w:tc>
-          <w:p>
-            <w:pPr>
-              <w:pStyle w:val="Compact"/>
-              <w:jc w:val="left"/>
-            </w:pPr>
-            <w:r>
-              <w:t xml:space="preserve">Marital status: Never Married vs rest</w:t>
-            </w:r>
-          </w:p>
-        </w:tc>
-        <w:tc>
-          <w:p>
-            <w:pPr>
-              <w:pStyle w:val="Compact"/>
-              <w:jc w:val="left"/>
-            </w:pPr>
-            <w:r>
               <w:t xml:space="preserve">Nearest neighbors</w:t>
             </w:r>
           </w:p>
@@ -10032,23 +9975,31 @@
               <w:jc w:val="left"/>
             </w:pPr>
             <w:r>
-              <w:t xml:space="preserve">-0.047</w:t>
-            </w:r>
-          </w:p>
-        </w:tc>
-        <w:tc>
-          <w:p>
-            <w:pPr>
-              <w:pStyle w:val="Compact"/>
-              <w:jc w:val="left"/>
-            </w:pPr>
-            <w:r>
-              <w:t xml:space="preserve">0.040</w:t>
+              <w:t xml:space="preserve">-0.047 (95% CI -0.079 to -0.011)</w:t>
+            </w:r>
+          </w:p>
+        </w:tc>
+        <w:tc>
+          <w:p>
+            <w:pPr>
+              <w:pStyle w:val="Compact"/>
+              <w:jc w:val="left"/>
+            </w:pPr>
+            <w:r>
+              <w:t xml:space="preserve">0.042</w:t>
             </w:r>
           </w:p>
         </w:tc>
       </w:tr>
     </w:tbl>
+    <w:p>
+      <w:pPr>
+        <w:pStyle w:val="BodyText"/>
+      </w:pPr>
+      <w:r>
+        <w:t xml:space="preserve">Ranges span the surviving models’ point estimates. Every surviving contrast’s own 95% CI excludes zero; 2 single-model rows show theirs.</w:t>
+      </w:r>
+    </w:p>
     <w:p>
       <w:pPr>
         <w:pStyle w:val="BodyText"/>
@@ -10062,7 +10013,7 @@
         <w:pStyle w:val="BodyText"/>
       </w:pPr>
       <w:r>
-        <w:t xml:space="preserve">All 10 White-minus-non-White AUC contrasts were positive (0.005–0.052); 5 excluded zero before adjustment, but none survived adjustment (minimum adjusted P=.11). For FEATURE logistic regression, calibration slopes were 0.98 in White patients and 0.79 in patients with other recorded racial categories.</w:t>
+        <w:t xml:space="preserve">All 10 White-minus-non-White AUC contrasts were positive (0.005–0.046); 5 excluded zero before adjustment, but none survived adjustment (minimum adjusted P=.15). For FEATURE logistic regression, calibration slopes were 0.98 in White patients and 0.79 in patients with other recorded racial categories.</w:t>
       </w:r>
     </w:p>
     <w:p>
@@ -10078,7 +10029,7 @@
         <w:pStyle w:val="BodyText"/>
       </w:pPr>
       <w:r>
-        <w:t xml:space="preserve">Nineteen of the 24 adjusted contrasts involved recurrence. Recurrent coding was associated with higher discrimination in all 10 contrasted models (differences 0.059–0.076), and single-episode coding with lower discrimination (−0.074 to −0.054), which survived adjustment in 9. In plain-cosine nearest-neighbor prediction, severe coding was associated with higher discrimination (+0.087; adjusted P=.04).</w:t>
+        <w:t xml:space="preserve">Nineteen of the 23 adjusted contrasts involved recurrence. Recurrent coding was associated with higher discrimination in all 10 contrasted models (differences 0.053–0.072), and single-episode coding with lower discrimination (−0.071 to −0.047), which survived adjustment in 9. Severe coding did not survive adjustment in either retrieval arm at its best k (plain cosine +0.053, adjusted P=.26; importance-weighted +0.064, adjusted P=.18).</w:t>
       </w:r>
     </w:p>
     <w:p>
@@ -10086,7 +10037,7 @@
         <w:pStyle w:val="BodyText"/>
       </w:pPr>
       <w:r>
-        <w:t xml:space="preserve">The remaining 4 adjusted contrasts indicated lower discrimination among never-married patients in 2 EMBEDDED classifiers (−0.054 to −0.051; minimum adjusted P=.014) and in importance-weighted retrieval (−0.047; adjusted P=.04), and at ages 18–29 in FEATURE XGBoost (−0.068; adjusted P=.04). Their causes were not established.</w:t>
+        <w:t xml:space="preserve">The remaining 4 adjusted contrasts indicated lower discrimination among never-married patients in 2 EMBEDDED classifiers (−0.054 to −0.051; minimum adjusted P=.015) and in importance-weighted retrieval (−0.047; adjusted P=.04), and at ages 18–29 in FEATURE XGBoost (−0.068; adjusted P=.04). Their causes were not established.</w:t>
       </w:r>
     </w:p>
     <w:p>

--- a/research/TRD-EHR/paper1-trd-prediction/parts/supplement/23-s9-subgroup-performance.docx
+++ b/research/TRD-EHR/paper1-trd-prediction/parts/supplement/23-s9-subgroup-performance.docx
@@ -57,7 +57,7 @@
         <w:pStyle w:val="BodyText"/>
       </w:pPr>
       <w:r>
-        <w:t xml:space="preserve">Within-group CIs used percentile bootstrap resampling. Contrasts between disjoint groups used independent resampling of each group. Two-sided bootstrap P values were adjusted across 240 contrasts with the Benjamini–Hochberg procedure.</w:t>
+        <w:t xml:space="preserve">Within-group CIs used percentile bootstrap resampling, and every within-group metric (ROC AUC, Brier score, logistic slope, mean risk difference) carries one, cut from the same resamples. Contrasts between disjoint groups used independent resampling of each group. Two-sided bootstrap P values were adjusted across 240 contrasts with the Benjamini–Hochberg procedure.</w:t>
       </w:r>
     </w:p>
     <w:p>
@@ -125,18 +125,18 @@
     <w:tbl>
       <w:tblPr>
         <w:tblStyle w:val="Table"/>
-        <w:tblW w:type="pct" w:w="4999.999999999999"/>
+        <w:tblW w:type="pct" w:w="5000.0"/>
         <w:tblLook w:firstRow="1" w:lastRow="0" w:firstColumn="0" w:lastColumn="0" w:noHBand="0" w:noVBand="0" w:val="0020"/>
       </w:tblPr>
       <w:tblGrid>
-        <w:gridCol w:w="2449"/>
-        <w:gridCol w:w="571"/>
-        <w:gridCol w:w="571"/>
-        <w:gridCol w:w="489"/>
-        <w:gridCol w:w="1714"/>
-        <w:gridCol w:w="571"/>
-        <w:gridCol w:w="734"/>
-        <w:gridCol w:w="816"/>
+        <w:gridCol w:w="1389"/>
+        <w:gridCol w:w="694"/>
+        <w:gridCol w:w="833"/>
+        <w:gridCol w:w="555"/>
+        <w:gridCol w:w="1111"/>
+        <w:gridCol w:w="1111"/>
+        <w:gridCol w:w="972"/>
+        <w:gridCol w:w="1250"/>
       </w:tblGrid>
       <w:tr>
         <w:tc>
@@ -203,7 +203,7 @@
           <w:p>
             <w:pPr>
               <w:pStyle w:val="Compact"/>
-              <w:jc w:val="right"/>
+              <w:jc w:val="left"/>
             </w:pPr>
             <w:r>
               <w:rPr>
@@ -218,44 +218,44 @@
           <w:p>
             <w:pPr>
               <w:pStyle w:val="Compact"/>
-              <w:jc w:val="right"/>
+              <w:jc w:val="left"/>
             </w:pPr>
             <w:r>
               <w:rPr>
                 <w:bCs/>
                 <w:b/>
               </w:rPr>
-              <w:t xml:space="preserve">Brier</w:t>
-            </w:r>
-          </w:p>
-        </w:tc>
-        <w:tc>
-          <w:p>
-            <w:pPr>
-              <w:pStyle w:val="Compact"/>
-              <w:jc w:val="right"/>
+              <w:t xml:space="preserve">Brier (95% CI)</w:t>
+            </w:r>
+          </w:p>
+        </w:tc>
+        <w:tc>
+          <w:p>
+            <w:pPr>
+              <w:pStyle w:val="Compact"/>
+              <w:jc w:val="left"/>
             </w:pPr>
             <w:r>
               <w:rPr>
                 <w:bCs/>
                 <w:b/>
               </w:rPr>
-              <w:t xml:space="preserve">Logistic slope</w:t>
-            </w:r>
-          </w:p>
-        </w:tc>
-        <w:tc>
-          <w:p>
-            <w:pPr>
-              <w:pStyle w:val="Compact"/>
-              <w:jc w:val="right"/>
+              <w:t xml:space="preserve">Logistic slope (95% CI)</w:t>
+            </w:r>
+          </w:p>
+        </w:tc>
+        <w:tc>
+          <w:p>
+            <w:pPr>
+              <w:pStyle w:val="Compact"/>
+              <w:jc w:val="left"/>
             </w:pPr>
             <w:r>
               <w:rPr>
                 <w:bCs/>
                 <w:b/>
               </w:rPr>
-              <w:t xml:space="preserve">Mean risk difference</w:t>
+              <w:t xml:space="preserve">Mean risk difference (95% CI)</w:t>
             </w:r>
           </w:p>
         </w:tc>
@@ -309,7 +309,7 @@
           <w:p>
             <w:pPr>
               <w:pStyle w:val="Compact"/>
-              <w:jc w:val="right"/>
+              <w:jc w:val="left"/>
             </w:pPr>
             <w:r>
               <w:t xml:space="preserve">0.657 (0.643–0.672)</w:t>
@@ -320,32 +320,32 @@
           <w:p>
             <w:pPr>
               <w:pStyle w:val="Compact"/>
-              <w:jc w:val="right"/>
-            </w:pPr>
-            <w:r>
-              <w:t xml:space="preserve">0.137</w:t>
-            </w:r>
-          </w:p>
-        </w:tc>
-        <w:tc>
-          <w:p>
-            <w:pPr>
-              <w:pStyle w:val="Compact"/>
-              <w:jc w:val="right"/>
-            </w:pPr>
-            <w:r>
-              <w:t xml:space="preserve">0.97</w:t>
-            </w:r>
-          </w:p>
-        </w:tc>
-        <w:tc>
-          <w:p>
-            <w:pPr>
-              <w:pStyle w:val="Compact"/>
-              <w:jc w:val="right"/>
-            </w:pPr>
-            <w:r>
-              <w:t xml:space="preserve">+0.000</w:t>
+              <w:jc w:val="left"/>
+            </w:pPr>
+            <w:r>
+              <w:t xml:space="preserve">0.137 (0.132–0.142)</w:t>
+            </w:r>
+          </w:p>
+        </w:tc>
+        <w:tc>
+          <w:p>
+            <w:pPr>
+              <w:pStyle w:val="Compact"/>
+              <w:jc w:val="left"/>
+            </w:pPr>
+            <w:r>
+              <w:t xml:space="preserve">0.97 (0.88–1.06)</w:t>
+            </w:r>
+          </w:p>
+        </w:tc>
+        <w:tc>
+          <w:p>
+            <w:pPr>
+              <w:pStyle w:val="Compact"/>
+              <w:jc w:val="left"/>
+            </w:pPr>
+            <w:r>
+              <w:t xml:space="preserve">+0.000 (−0.007 to +0.008)</w:t>
             </w:r>
           </w:p>
         </w:tc>
@@ -399,7 +399,7 @@
           <w:p>
             <w:pPr>
               <w:pStyle w:val="Compact"/>
-              <w:jc w:val="right"/>
+              <w:jc w:val="left"/>
             </w:pPr>
             <w:r>
               <w:t xml:space="preserve">0.629 (0.613–0.644)</w:t>
@@ -410,32 +410,32 @@
           <w:p>
             <w:pPr>
               <w:pStyle w:val="Compact"/>
-              <w:jc w:val="right"/>
-            </w:pPr>
-            <w:r>
-              <w:t xml:space="preserve">0.139</w:t>
-            </w:r>
-          </w:p>
-        </w:tc>
-        <w:tc>
-          <w:p>
-            <w:pPr>
-              <w:pStyle w:val="Compact"/>
-              <w:jc w:val="right"/>
-            </w:pPr>
-            <w:r>
-              <w:t xml:space="preserve">0.95</w:t>
-            </w:r>
-          </w:p>
-        </w:tc>
-        <w:tc>
-          <w:p>
-            <w:pPr>
-              <w:pStyle w:val="Compact"/>
-              <w:jc w:val="right"/>
-            </w:pPr>
-            <w:r>
-              <w:t xml:space="preserve">-0.000</w:t>
+              <w:jc w:val="left"/>
+            </w:pPr>
+            <w:r>
+              <w:t xml:space="preserve">0.139 (0.134–0.144)</w:t>
+            </w:r>
+          </w:p>
+        </w:tc>
+        <w:tc>
+          <w:p>
+            <w:pPr>
+              <w:pStyle w:val="Compact"/>
+              <w:jc w:val="left"/>
+            </w:pPr>
+            <w:r>
+              <w:t xml:space="preserve">0.95 (0.84–1.05)</w:t>
+            </w:r>
+          </w:p>
+        </w:tc>
+        <w:tc>
+          <w:p>
+            <w:pPr>
+              <w:pStyle w:val="Compact"/>
+              <w:jc w:val="left"/>
+            </w:pPr>
+            <w:r>
+              <w:t xml:space="preserve">−0.000 (−0.008 to +0.008)</w:t>
             </w:r>
           </w:p>
         </w:tc>
@@ -489,7 +489,7 @@
           <w:p>
             <w:pPr>
               <w:pStyle w:val="Compact"/>
-              <w:jc w:val="right"/>
+              <w:jc w:val="left"/>
             </w:pPr>
             <w:r>
               <w:t xml:space="preserve">0.625 (0.610–0.641)</w:t>
@@ -500,32 +500,32 @@
           <w:p>
             <w:pPr>
               <w:pStyle w:val="Compact"/>
-              <w:jc w:val="right"/>
-            </w:pPr>
-            <w:r>
-              <w:t xml:space="preserve">0.140</w:t>
-            </w:r>
-          </w:p>
-        </w:tc>
-        <w:tc>
-          <w:p>
-            <w:pPr>
-              <w:pStyle w:val="Compact"/>
-              <w:jc w:val="right"/>
-            </w:pPr>
-            <w:r>
-              <w:t xml:space="preserve">1.15</w:t>
-            </w:r>
-          </w:p>
-        </w:tc>
-        <w:tc>
-          <w:p>
-            <w:pPr>
-              <w:pStyle w:val="Compact"/>
-              <w:jc w:val="right"/>
-            </w:pPr>
-            <w:r>
-              <w:t xml:space="preserve">-0.004</w:t>
+              <w:jc w:val="left"/>
+            </w:pPr>
+            <w:r>
+              <w:t xml:space="preserve">0.140 (0.134–0.145)</w:t>
+            </w:r>
+          </w:p>
+        </w:tc>
+        <w:tc>
+          <w:p>
+            <w:pPr>
+              <w:pStyle w:val="Compact"/>
+              <w:jc w:val="left"/>
+            </w:pPr>
+            <w:r>
+              <w:t xml:space="preserve">1.15 (1.01–1.29)</w:t>
+            </w:r>
+          </w:p>
+        </w:tc>
+        <w:tc>
+          <w:p>
+            <w:pPr>
+              <w:pStyle w:val="Compact"/>
+              <w:jc w:val="left"/>
+            </w:pPr>
+            <w:r>
+              <w:t xml:space="preserve">−0.004 (−0.012 to +0.005)</w:t>
             </w:r>
           </w:p>
         </w:tc>
@@ -579,7 +579,7 @@
           <w:p>
             <w:pPr>
               <w:pStyle w:val="Compact"/>
-              <w:jc w:val="right"/>
+              <w:jc w:val="left"/>
             </w:pPr>
             <w:r>
               <w:t xml:space="preserve">0.653 (0.622–0.682)</w:t>
@@ -590,32 +590,32 @@
           <w:p>
             <w:pPr>
               <w:pStyle w:val="Compact"/>
-              <w:jc w:val="right"/>
-            </w:pPr>
-            <w:r>
-              <w:t xml:space="preserve">0.131</w:t>
-            </w:r>
-          </w:p>
-        </w:tc>
-        <w:tc>
-          <w:p>
-            <w:pPr>
-              <w:pStyle w:val="Compact"/>
-              <w:jc w:val="right"/>
-            </w:pPr>
-            <w:r>
-              <w:t xml:space="preserve">0.94</w:t>
-            </w:r>
-          </w:p>
-        </w:tc>
-        <w:tc>
-          <w:p>
-            <w:pPr>
-              <w:pStyle w:val="Compact"/>
-              <w:jc w:val="right"/>
-            </w:pPr>
-            <w:r>
-              <w:t xml:space="preserve">-0.003</w:t>
+              <w:jc w:val="left"/>
+            </w:pPr>
+            <w:r>
+              <w:t xml:space="preserve">0.131 (0.121–0.140)</w:t>
+            </w:r>
+          </w:p>
+        </w:tc>
+        <w:tc>
+          <w:p>
+            <w:pPr>
+              <w:pStyle w:val="Compact"/>
+              <w:jc w:val="left"/>
+            </w:pPr>
+            <w:r>
+              <w:t xml:space="preserve">0.94 (0.76–1.13)</w:t>
+            </w:r>
+          </w:p>
+        </w:tc>
+        <w:tc>
+          <w:p>
+            <w:pPr>
+              <w:pStyle w:val="Compact"/>
+              <w:jc w:val="left"/>
+            </w:pPr>
+            <w:r>
+              <w:t xml:space="preserve">−0.003 (−0.017 to +0.012)</w:t>
             </w:r>
           </w:p>
         </w:tc>
@@ -669,7 +669,7 @@
           <w:p>
             <w:pPr>
               <w:pStyle w:val="Compact"/>
-              <w:jc w:val="right"/>
+              <w:jc w:val="left"/>
             </w:pPr>
             <w:r>
               <w:t xml:space="preserve">0.626 (0.595–0.655)</w:t>
@@ -680,32 +680,32 @@
           <w:p>
             <w:pPr>
               <w:pStyle w:val="Compact"/>
-              <w:jc w:val="right"/>
-            </w:pPr>
-            <w:r>
-              <w:t xml:space="preserve">0.133</w:t>
-            </w:r>
-          </w:p>
-        </w:tc>
-        <w:tc>
-          <w:p>
-            <w:pPr>
-              <w:pStyle w:val="Compact"/>
-              <w:jc w:val="right"/>
-            </w:pPr>
-            <w:r>
-              <w:t xml:space="preserve">0.86</w:t>
-            </w:r>
-          </w:p>
-        </w:tc>
-        <w:tc>
-          <w:p>
-            <w:pPr>
-              <w:pStyle w:val="Compact"/>
-              <w:jc w:val="right"/>
-            </w:pPr>
-            <w:r>
-              <w:t xml:space="preserve">-0.003</w:t>
+              <w:jc w:val="left"/>
+            </w:pPr>
+            <w:r>
+              <w:t xml:space="preserve">0.133 (0.123–0.143)</w:t>
+            </w:r>
+          </w:p>
+        </w:tc>
+        <w:tc>
+          <w:p>
+            <w:pPr>
+              <w:pStyle w:val="Compact"/>
+              <w:jc w:val="left"/>
+            </w:pPr>
+            <w:r>
+              <w:t xml:space="preserve">0.86 (0.65–1.07)</w:t>
+            </w:r>
+          </w:p>
+        </w:tc>
+        <w:tc>
+          <w:p>
+            <w:pPr>
+              <w:pStyle w:val="Compact"/>
+              <w:jc w:val="left"/>
+            </w:pPr>
+            <w:r>
+              <w:t xml:space="preserve">−0.003 (−0.017 to +0.012)</w:t>
             </w:r>
           </w:p>
         </w:tc>
@@ -759,7 +759,7 @@
           <w:p>
             <w:pPr>
               <w:pStyle w:val="Compact"/>
-              <w:jc w:val="right"/>
+              <w:jc w:val="left"/>
             </w:pPr>
             <w:r>
               <w:t xml:space="preserve">0.625 (0.595–0.653)</w:t>
@@ -770,32 +770,32 @@
           <w:p>
             <w:pPr>
               <w:pStyle w:val="Compact"/>
-              <w:jc w:val="right"/>
-            </w:pPr>
-            <w:r>
-              <w:t xml:space="preserve">0.133</w:t>
-            </w:r>
-          </w:p>
-        </w:tc>
-        <w:tc>
-          <w:p>
-            <w:pPr>
-              <w:pStyle w:val="Compact"/>
-              <w:jc w:val="right"/>
-            </w:pPr>
-            <w:r>
-              <w:t xml:space="preserve">1.04</w:t>
-            </w:r>
-          </w:p>
-        </w:tc>
-        <w:tc>
-          <w:p>
-            <w:pPr>
-              <w:pStyle w:val="Compact"/>
-              <w:jc w:val="right"/>
-            </w:pPr>
-            <w:r>
-              <w:t xml:space="preserve">-0.001</w:t>
+              <w:jc w:val="left"/>
+            </w:pPr>
+            <w:r>
+              <w:t xml:space="preserve">0.133 (0.124–0.142)</w:t>
+            </w:r>
+          </w:p>
+        </w:tc>
+        <w:tc>
+          <w:p>
+            <w:pPr>
+              <w:pStyle w:val="Compact"/>
+              <w:jc w:val="left"/>
+            </w:pPr>
+            <w:r>
+              <w:t xml:space="preserve">1.04 (0.78–1.28)</w:t>
+            </w:r>
+          </w:p>
+        </w:tc>
+        <w:tc>
+          <w:p>
+            <w:pPr>
+              <w:pStyle w:val="Compact"/>
+              <w:jc w:val="left"/>
+            </w:pPr>
+            <w:r>
+              <w:t xml:space="preserve">−0.001 (−0.014 to +0.013)</w:t>
             </w:r>
           </w:p>
         </w:tc>
@@ -849,7 +849,7 @@
           <w:p>
             <w:pPr>
               <w:pStyle w:val="Compact"/>
-              <w:jc w:val="right"/>
+              <w:jc w:val="left"/>
             </w:pPr>
             <w:r>
               <w:t xml:space="preserve">0.658 (0.641–0.675)</w:t>
@@ -860,32 +860,32 @@
           <w:p>
             <w:pPr>
               <w:pStyle w:val="Compact"/>
-              <w:jc w:val="right"/>
-            </w:pPr>
-            <w:r>
-              <w:t xml:space="preserve">0.139</w:t>
-            </w:r>
-          </w:p>
-        </w:tc>
-        <w:tc>
-          <w:p>
-            <w:pPr>
-              <w:pStyle w:val="Compact"/>
-              <w:jc w:val="right"/>
-            </w:pPr>
-            <w:r>
-              <w:t xml:space="preserve">0.98</w:t>
-            </w:r>
-          </w:p>
-        </w:tc>
-        <w:tc>
-          <w:p>
-            <w:pPr>
-              <w:pStyle w:val="Compact"/>
-              <w:jc w:val="right"/>
-            </w:pPr>
-            <w:r>
-              <w:t xml:space="preserve">+0.002</w:t>
+              <w:jc w:val="left"/>
+            </w:pPr>
+            <w:r>
+              <w:t xml:space="preserve">0.139 (0.134–0.145)</w:t>
+            </w:r>
+          </w:p>
+        </w:tc>
+        <w:tc>
+          <w:p>
+            <w:pPr>
+              <w:pStyle w:val="Compact"/>
+              <w:jc w:val="left"/>
+            </w:pPr>
+            <w:r>
+              <w:t xml:space="preserve">0.98 (0.87–1.09)</w:t>
+            </w:r>
+          </w:p>
+        </w:tc>
+        <w:tc>
+          <w:p>
+            <w:pPr>
+              <w:pStyle w:val="Compact"/>
+              <w:jc w:val="left"/>
+            </w:pPr>
+            <w:r>
+              <w:t xml:space="preserve">+0.002 (−0.007 to +0.011)</w:t>
             </w:r>
           </w:p>
         </w:tc>
@@ -939,7 +939,7 @@
           <w:p>
             <w:pPr>
               <w:pStyle w:val="Compact"/>
-              <w:jc w:val="right"/>
+              <w:jc w:val="left"/>
             </w:pPr>
             <w:r>
               <w:t xml:space="preserve">0.630 (0.612–0.648)</w:t>
@@ -950,32 +950,32 @@
           <w:p>
             <w:pPr>
               <w:pStyle w:val="Compact"/>
-              <w:jc w:val="right"/>
-            </w:pPr>
-            <w:r>
-              <w:t xml:space="preserve">0.141</w:t>
-            </w:r>
-          </w:p>
-        </w:tc>
-        <w:tc>
-          <w:p>
-            <w:pPr>
-              <w:pStyle w:val="Compact"/>
-              <w:jc w:val="right"/>
-            </w:pPr>
-            <w:r>
-              <w:t xml:space="preserve">0.99</w:t>
-            </w:r>
-          </w:p>
-        </w:tc>
-        <w:tc>
-          <w:p>
-            <w:pPr>
-              <w:pStyle w:val="Compact"/>
-              <w:jc w:val="right"/>
-            </w:pPr>
-            <w:r>
-              <w:t xml:space="preserve">+0.001</w:t>
+              <w:jc w:val="left"/>
+            </w:pPr>
+            <w:r>
+              <w:t xml:space="preserve">0.141 (0.136–0.147)</w:t>
+            </w:r>
+          </w:p>
+        </w:tc>
+        <w:tc>
+          <w:p>
+            <w:pPr>
+              <w:pStyle w:val="Compact"/>
+              <w:jc w:val="left"/>
+            </w:pPr>
+            <w:r>
+              <w:t xml:space="preserve">0.99 (0.86–1.12)</w:t>
+            </w:r>
+          </w:p>
+        </w:tc>
+        <w:tc>
+          <w:p>
+            <w:pPr>
+              <w:pStyle w:val="Compact"/>
+              <w:jc w:val="left"/>
+            </w:pPr>
+            <w:r>
+              <w:t xml:space="preserve">+0.001 (−0.008 to +0.010)</w:t>
             </w:r>
           </w:p>
         </w:tc>
@@ -1029,7 +1029,7 @@
           <w:p>
             <w:pPr>
               <w:pStyle w:val="Compact"/>
-              <w:jc w:val="right"/>
+              <w:jc w:val="left"/>
             </w:pPr>
             <w:r>
               <w:t xml:space="preserve">0.624 (0.607–0.642)</w:t>
@@ -1040,32 +1040,32 @@
           <w:p>
             <w:pPr>
               <w:pStyle w:val="Compact"/>
-              <w:jc w:val="right"/>
-            </w:pPr>
-            <w:r>
-              <w:t xml:space="preserve">0.142</w:t>
-            </w:r>
-          </w:p>
-        </w:tc>
-        <w:tc>
-          <w:p>
-            <w:pPr>
-              <w:pStyle w:val="Compact"/>
-              <w:jc w:val="right"/>
-            </w:pPr>
-            <w:r>
-              <w:t xml:space="preserve">1.20</w:t>
-            </w:r>
-          </w:p>
-        </w:tc>
-        <w:tc>
-          <w:p>
-            <w:pPr>
-              <w:pStyle w:val="Compact"/>
-              <w:jc w:val="right"/>
-            </w:pPr>
-            <w:r>
-              <w:t xml:space="preserve">-0.005</w:t>
+              <w:jc w:val="left"/>
+            </w:pPr>
+            <w:r>
+              <w:t xml:space="preserve">0.142 (0.136–0.148)</w:t>
+            </w:r>
+          </w:p>
+        </w:tc>
+        <w:tc>
+          <w:p>
+            <w:pPr>
+              <w:pStyle w:val="Compact"/>
+              <w:jc w:val="left"/>
+            </w:pPr>
+            <w:r>
+              <w:t xml:space="preserve">1.20 (1.04–1.37)</w:t>
+            </w:r>
+          </w:p>
+        </w:tc>
+        <w:tc>
+          <w:p>
+            <w:pPr>
+              <w:pStyle w:val="Compact"/>
+              <w:jc w:val="left"/>
+            </w:pPr>
+            <w:r>
+              <w:t xml:space="preserve">−0.005 (−0.013 to +0.004)</w:t>
             </w:r>
           </w:p>
         </w:tc>
@@ -1119,7 +1119,7 @@
           <w:p>
             <w:pPr>
               <w:pStyle w:val="Compact"/>
-              <w:jc w:val="right"/>
+              <w:jc w:val="left"/>
             </w:pPr>
             <w:r>
               <w:t xml:space="preserve">0.657 (0.640–0.674)</w:t>
@@ -1130,32 +1130,32 @@
           <w:p>
             <w:pPr>
               <w:pStyle w:val="Compact"/>
-              <w:jc w:val="right"/>
-            </w:pPr>
-            <w:r>
-              <w:t xml:space="preserve">0.136</w:t>
-            </w:r>
-          </w:p>
-        </w:tc>
-        <w:tc>
-          <w:p>
-            <w:pPr>
-              <w:pStyle w:val="Compact"/>
-              <w:jc w:val="right"/>
-            </w:pPr>
-            <w:r>
-              <w:t xml:space="preserve">0.97</w:t>
-            </w:r>
-          </w:p>
-        </w:tc>
-        <w:tc>
-          <w:p>
-            <w:pPr>
-              <w:pStyle w:val="Compact"/>
-              <w:jc w:val="right"/>
-            </w:pPr>
-            <w:r>
-              <w:t xml:space="preserve">+0.002</w:t>
+              <w:jc w:val="left"/>
+            </w:pPr>
+            <w:r>
+              <w:t xml:space="preserve">0.136 (0.130–0.141)</w:t>
+            </w:r>
+          </w:p>
+        </w:tc>
+        <w:tc>
+          <w:p>
+            <w:pPr>
+              <w:pStyle w:val="Compact"/>
+              <w:jc w:val="left"/>
+            </w:pPr>
+            <w:r>
+              <w:t xml:space="preserve">0.97 (0.87–1.08)</w:t>
+            </w:r>
+          </w:p>
+        </w:tc>
+        <w:tc>
+          <w:p>
+            <w:pPr>
+              <w:pStyle w:val="Compact"/>
+              <w:jc w:val="left"/>
+            </w:pPr>
+            <w:r>
+              <w:t xml:space="preserve">+0.002 (−0.007 to +0.010)</w:t>
             </w:r>
           </w:p>
         </w:tc>
@@ -1209,7 +1209,7 @@
           <w:p>
             <w:pPr>
               <w:pStyle w:val="Compact"/>
-              <w:jc w:val="right"/>
+              <w:jc w:val="left"/>
             </w:pPr>
             <w:r>
               <w:t xml:space="preserve">0.633 (0.615–0.652)</w:t>
@@ -1220,32 +1220,32 @@
           <w:p>
             <w:pPr>
               <w:pStyle w:val="Compact"/>
-              <w:jc w:val="right"/>
-            </w:pPr>
-            <w:r>
-              <w:t xml:space="preserve">0.137</w:t>
-            </w:r>
-          </w:p>
-        </w:tc>
-        <w:tc>
-          <w:p>
-            <w:pPr>
-              <w:pStyle w:val="Compact"/>
-              <w:jc w:val="right"/>
-            </w:pPr>
-            <w:r>
-              <w:t xml:space="preserve">0.98</w:t>
-            </w:r>
-          </w:p>
-        </w:tc>
-        <w:tc>
-          <w:p>
-            <w:pPr>
-              <w:pStyle w:val="Compact"/>
-              <w:jc w:val="right"/>
-            </w:pPr>
-            <w:r>
-              <w:t xml:space="preserve">+0.001</w:t>
+              <w:jc w:val="left"/>
+            </w:pPr>
+            <w:r>
+              <w:t xml:space="preserve">0.137 (0.132–0.143)</w:t>
+            </w:r>
+          </w:p>
+        </w:tc>
+        <w:tc>
+          <w:p>
+            <w:pPr>
+              <w:pStyle w:val="Compact"/>
+              <w:jc w:val="left"/>
+            </w:pPr>
+            <w:r>
+              <w:t xml:space="preserve">0.98 (0.84–1.11)</w:t>
+            </w:r>
+          </w:p>
+        </w:tc>
+        <w:tc>
+          <w:p>
+            <w:pPr>
+              <w:pStyle w:val="Compact"/>
+              <w:jc w:val="left"/>
+            </w:pPr>
+            <w:r>
+              <w:t xml:space="preserve">+0.001 (−0.008 to +0.009)</w:t>
             </w:r>
           </w:p>
         </w:tc>
@@ -1299,7 +1299,7 @@
           <w:p>
             <w:pPr>
               <w:pStyle w:val="Compact"/>
-              <w:jc w:val="right"/>
+              <w:jc w:val="left"/>
             </w:pPr>
             <w:r>
               <w:t xml:space="preserve">0.633 (0.615–0.650)</w:t>
@@ -1310,32 +1310,32 @@
           <w:p>
             <w:pPr>
               <w:pStyle w:val="Compact"/>
-              <w:jc w:val="right"/>
-            </w:pPr>
-            <w:r>
-              <w:t xml:space="preserve">0.138</w:t>
-            </w:r>
-          </w:p>
-        </w:tc>
-        <w:tc>
-          <w:p>
-            <w:pPr>
-              <w:pStyle w:val="Compact"/>
-              <w:jc w:val="right"/>
-            </w:pPr>
-            <w:r>
-              <w:t xml:space="preserve">1.22</w:t>
-            </w:r>
-          </w:p>
-        </w:tc>
-        <w:tc>
-          <w:p>
-            <w:pPr>
-              <w:pStyle w:val="Compact"/>
-              <w:jc w:val="right"/>
-            </w:pPr>
-            <w:r>
-              <w:t xml:space="preserve">-0.004</w:t>
+              <w:jc w:val="left"/>
+            </w:pPr>
+            <w:r>
+              <w:t xml:space="preserve">0.138 (0.132–0.143)</w:t>
+            </w:r>
+          </w:p>
+        </w:tc>
+        <w:tc>
+          <w:p>
+            <w:pPr>
+              <w:pStyle w:val="Compact"/>
+              <w:jc w:val="left"/>
+            </w:pPr>
+            <w:r>
+              <w:t xml:space="preserve">1.22 (1.06–1.38)</w:t>
+            </w:r>
+          </w:p>
+        </w:tc>
+        <w:tc>
+          <w:p>
+            <w:pPr>
+              <w:pStyle w:val="Compact"/>
+              <w:jc w:val="left"/>
+            </w:pPr>
+            <w:r>
+              <w:t xml:space="preserve">−0.004 (−0.013 to +0.005)</w:t>
             </w:r>
           </w:p>
         </w:tc>
@@ -1389,7 +1389,7 @@
           <w:p>
             <w:pPr>
               <w:pStyle w:val="Compact"/>
-              <w:jc w:val="right"/>
+              <w:jc w:val="left"/>
             </w:pPr>
             <w:r>
               <w:t xml:space="preserve">0.652 (0.620–0.684)</w:t>
@@ -1400,32 +1400,32 @@
           <w:p>
             <w:pPr>
               <w:pStyle w:val="Compact"/>
-              <w:jc w:val="right"/>
-            </w:pPr>
-            <w:r>
-              <w:t xml:space="preserve">0.144</w:t>
-            </w:r>
-          </w:p>
-        </w:tc>
-        <w:tc>
-          <w:p>
-            <w:pPr>
-              <w:pStyle w:val="Compact"/>
-              <w:jc w:val="right"/>
-            </w:pPr>
-            <w:r>
-              <w:t xml:space="preserve">0.95</w:t>
-            </w:r>
-          </w:p>
-        </w:tc>
-        <w:tc>
-          <w:p>
-            <w:pPr>
-              <w:pStyle w:val="Compact"/>
-              <w:jc w:val="right"/>
-            </w:pPr>
-            <w:r>
-              <w:t xml:space="preserve">-0.004</w:t>
+              <w:jc w:val="left"/>
+            </w:pPr>
+            <w:r>
+              <w:t xml:space="preserve">0.144 (0.133–0.155)</w:t>
+            </w:r>
+          </w:p>
+        </w:tc>
+        <w:tc>
+          <w:p>
+            <w:pPr>
+              <w:pStyle w:val="Compact"/>
+              <w:jc w:val="left"/>
+            </w:pPr>
+            <w:r>
+              <w:t xml:space="preserve">0.95 (0.74–1.16)</w:t>
+            </w:r>
+          </w:p>
+        </w:tc>
+        <w:tc>
+          <w:p>
+            <w:pPr>
+              <w:pStyle w:val="Compact"/>
+              <w:jc w:val="left"/>
+            </w:pPr>
+            <w:r>
+              <w:t xml:space="preserve">−0.004 (−0.023 to +0.013)</w:t>
             </w:r>
           </w:p>
         </w:tc>
@@ -1479,7 +1479,7 @@
           <w:p>
             <w:pPr>
               <w:pStyle w:val="Compact"/>
-              <w:jc w:val="right"/>
+              <w:jc w:val="left"/>
             </w:pPr>
             <w:r>
               <w:t xml:space="preserve">0.608 (0.573–0.643)</w:t>
@@ -1490,32 +1490,32 @@
           <w:p>
             <w:pPr>
               <w:pStyle w:val="Compact"/>
-              <w:jc w:val="right"/>
-            </w:pPr>
-            <w:r>
-              <w:t xml:space="preserve">0.147</w:t>
-            </w:r>
-          </w:p>
-        </w:tc>
-        <w:tc>
-          <w:p>
-            <w:pPr>
-              <w:pStyle w:val="Compact"/>
-              <w:jc w:val="right"/>
-            </w:pPr>
-            <w:r>
-              <w:t xml:space="preserve">0.79</w:t>
-            </w:r>
-          </w:p>
-        </w:tc>
-        <w:tc>
-          <w:p>
-            <w:pPr>
-              <w:pStyle w:val="Compact"/>
-              <w:jc w:val="right"/>
-            </w:pPr>
-            <w:r>
-              <w:t xml:space="preserve">-0.004</w:t>
+              <w:jc w:val="left"/>
+            </w:pPr>
+            <w:r>
+              <w:t xml:space="preserve">0.147 (0.136–0.160)</w:t>
+            </w:r>
+          </w:p>
+        </w:tc>
+        <w:tc>
+          <w:p>
+            <w:pPr>
+              <w:pStyle w:val="Compact"/>
+              <w:jc w:val="left"/>
+            </w:pPr>
+            <w:r>
+              <w:t xml:space="preserve">0.79 (0.56–1.02)</w:t>
+            </w:r>
+          </w:p>
+        </w:tc>
+        <w:tc>
+          <w:p>
+            <w:pPr>
+              <w:pStyle w:val="Compact"/>
+              <w:jc w:val="left"/>
+            </w:pPr>
+            <w:r>
+              <w:t xml:space="preserve">−0.004 (−0.024 to +0.013)</w:t>
             </w:r>
           </w:p>
         </w:tc>
@@ -1569,7 +1569,7 @@
           <w:p>
             <w:pPr>
               <w:pStyle w:val="Compact"/>
-              <w:jc w:val="right"/>
+              <w:jc w:val="left"/>
             </w:pPr>
             <w:r>
               <w:t xml:space="preserve">0.587 (0.553–0.620)</w:t>
@@ -1580,32 +1580,32 @@
           <w:p>
             <w:pPr>
               <w:pStyle w:val="Compact"/>
-              <w:jc w:val="right"/>
-            </w:pPr>
-            <w:r>
-              <w:t xml:space="preserve">0.148</w:t>
-            </w:r>
-          </w:p>
-        </w:tc>
-        <w:tc>
-          <w:p>
-            <w:pPr>
-              <w:pStyle w:val="Compact"/>
-              <w:jc w:val="right"/>
-            </w:pPr>
-            <w:r>
-              <w:t xml:space="preserve">0.85</w:t>
-            </w:r>
-          </w:p>
-        </w:tc>
-        <w:tc>
-          <w:p>
-            <w:pPr>
-              <w:pStyle w:val="Compact"/>
-              <w:jc w:val="right"/>
-            </w:pPr>
-            <w:r>
-              <w:t xml:space="preserve">-0.004</w:t>
+              <w:jc w:val="left"/>
+            </w:pPr>
+            <w:r>
+              <w:t xml:space="preserve">0.148 (0.138–0.161)</w:t>
+            </w:r>
+          </w:p>
+        </w:tc>
+        <w:tc>
+          <w:p>
+            <w:pPr>
+              <w:pStyle w:val="Compact"/>
+              <w:jc w:val="left"/>
+            </w:pPr>
+            <w:r>
+              <w:t xml:space="preserve">0.85 (0.53–1.15)</w:t>
+            </w:r>
+          </w:p>
+        </w:tc>
+        <w:tc>
+          <w:p>
+            <w:pPr>
+              <w:pStyle w:val="Compact"/>
+              <w:jc w:val="left"/>
+            </w:pPr>
+            <w:r>
+              <w:t xml:space="preserve">−0.004 (−0.024 to +0.013)</w:t>
             </w:r>
           </w:p>
         </w:tc>
@@ -1659,7 +1659,7 @@
           <w:p>
             <w:pPr>
               <w:pStyle w:val="Compact"/>
-              <w:jc w:val="right"/>
+              <w:jc w:val="left"/>
             </w:pPr>
             <w:r>
               <w:t xml:space="preserve">not estimable</w:t>
@@ -1670,7 +1670,7 @@
           <w:p>
             <w:pPr>
               <w:pStyle w:val="Compact"/>
-              <w:jc w:val="right"/>
+              <w:jc w:val="left"/>
             </w:pPr>
             <w:r>
               <w:t xml:space="preserve">—</w:t>
@@ -1681,7 +1681,7 @@
           <w:p>
             <w:pPr>
               <w:pStyle w:val="Compact"/>
-              <w:jc w:val="right"/>
+              <w:jc w:val="left"/>
             </w:pPr>
             <w:r>
               <w:t xml:space="preserve">—</w:t>
@@ -1692,7 +1692,7 @@
           <w:p>
             <w:pPr>
               <w:pStyle w:val="Compact"/>
-              <w:jc w:val="right"/>
+              <w:jc w:val="left"/>
             </w:pPr>
             <w:r>
               <w:t xml:space="preserve">—</w:t>
@@ -1749,7 +1749,7 @@
           <w:p>
             <w:pPr>
               <w:pStyle w:val="Compact"/>
-              <w:jc w:val="right"/>
+              <w:jc w:val="left"/>
             </w:pPr>
             <w:r>
               <w:t xml:space="preserve">not estimable</w:t>
@@ -1760,7 +1760,7 @@
           <w:p>
             <w:pPr>
               <w:pStyle w:val="Compact"/>
-              <w:jc w:val="right"/>
+              <w:jc w:val="left"/>
             </w:pPr>
             <w:r>
               <w:t xml:space="preserve">—</w:t>
@@ -1771,7 +1771,7 @@
           <w:p>
             <w:pPr>
               <w:pStyle w:val="Compact"/>
-              <w:jc w:val="right"/>
+              <w:jc w:val="left"/>
             </w:pPr>
             <w:r>
               <w:t xml:space="preserve">—</w:t>
@@ -1782,7 +1782,7 @@
           <w:p>
             <w:pPr>
               <w:pStyle w:val="Compact"/>
-              <w:jc w:val="right"/>
+              <w:jc w:val="left"/>
             </w:pPr>
             <w:r>
               <w:t xml:space="preserve">—</w:t>
@@ -1839,7 +1839,7 @@
           <w:p>
             <w:pPr>
               <w:pStyle w:val="Compact"/>
-              <w:jc w:val="right"/>
+              <w:jc w:val="left"/>
             </w:pPr>
             <w:r>
               <w:t xml:space="preserve">not estimable</w:t>
@@ -1850,7 +1850,7 @@
           <w:p>
             <w:pPr>
               <w:pStyle w:val="Compact"/>
-              <w:jc w:val="right"/>
+              <w:jc w:val="left"/>
             </w:pPr>
             <w:r>
               <w:t xml:space="preserve">—</w:t>
@@ -1861,7 +1861,7 @@
           <w:p>
             <w:pPr>
               <w:pStyle w:val="Compact"/>
-              <w:jc w:val="right"/>
+              <w:jc w:val="left"/>
             </w:pPr>
             <w:r>
               <w:t xml:space="preserve">—</w:t>
@@ -1872,7 +1872,7 @@
           <w:p>
             <w:pPr>
               <w:pStyle w:val="Compact"/>
-              <w:jc w:val="right"/>
+              <w:jc w:val="left"/>
             </w:pPr>
             <w:r>
               <w:t xml:space="preserve">—</w:t>
@@ -1929,7 +1929,7 @@
           <w:p>
             <w:pPr>
               <w:pStyle w:val="Compact"/>
-              <w:jc w:val="right"/>
+              <w:jc w:val="left"/>
             </w:pPr>
             <w:r>
               <w:t xml:space="preserve">0.611 (0.568–0.654)</w:t>
@@ -1940,32 +1940,32 @@
           <w:p>
             <w:pPr>
               <w:pStyle w:val="Compact"/>
-              <w:jc w:val="right"/>
-            </w:pPr>
-            <w:r>
-              <w:t xml:space="preserve">0.156</w:t>
-            </w:r>
-          </w:p>
-        </w:tc>
-        <w:tc>
-          <w:p>
-            <w:pPr>
-              <w:pStyle w:val="Compact"/>
-              <w:jc w:val="right"/>
-            </w:pPr>
-            <w:r>
-              <w:t xml:space="preserve">0.78</w:t>
-            </w:r>
-          </w:p>
-        </w:tc>
-        <w:tc>
-          <w:p>
-            <w:pPr>
-              <w:pStyle w:val="Compact"/>
-              <w:jc w:val="right"/>
-            </w:pPr>
-            <w:r>
-              <w:t xml:space="preserve">+0.003</w:t>
+              <w:jc w:val="left"/>
+            </w:pPr>
+            <w:r>
+              <w:t xml:space="preserve">0.156 (0.142–0.171)</w:t>
+            </w:r>
+          </w:p>
+        </w:tc>
+        <w:tc>
+          <w:p>
+            <w:pPr>
+              <w:pStyle w:val="Compact"/>
+              <w:jc w:val="left"/>
+            </w:pPr>
+            <w:r>
+              <w:t xml:space="preserve">0.78 (0.49–1.07)</w:t>
+            </w:r>
+          </w:p>
+        </w:tc>
+        <w:tc>
+          <w:p>
+            <w:pPr>
+              <w:pStyle w:val="Compact"/>
+              <w:jc w:val="left"/>
+            </w:pPr>
+            <w:r>
+              <w:t xml:space="preserve">+0.003 (−0.022 to +0.026)</w:t>
             </w:r>
           </w:p>
         </w:tc>
@@ -2019,7 +2019,7 @@
           <w:p>
             <w:pPr>
               <w:pStyle w:val="Compact"/>
-              <w:jc w:val="right"/>
+              <w:jc w:val="left"/>
             </w:pPr>
             <w:r>
               <w:t xml:space="preserve">0.570 (0.524–0.615)</w:t>
@@ -2030,32 +2030,32 @@
           <w:p>
             <w:pPr>
               <w:pStyle w:val="Compact"/>
-              <w:jc w:val="right"/>
-            </w:pPr>
-            <w:r>
-              <w:t xml:space="preserve">0.160</w:t>
-            </w:r>
-          </w:p>
-        </w:tc>
-        <w:tc>
-          <w:p>
-            <w:pPr>
-              <w:pStyle w:val="Compact"/>
-              <w:jc w:val="right"/>
-            </w:pPr>
-            <w:r>
-              <w:t xml:space="preserve">0.60</w:t>
-            </w:r>
-          </w:p>
-        </w:tc>
-        <w:tc>
-          <w:p>
-            <w:pPr>
-              <w:pStyle w:val="Compact"/>
-              <w:jc w:val="right"/>
-            </w:pPr>
-            <w:r>
-              <w:t xml:space="preserve">+0.012</w:t>
+              <w:jc w:val="left"/>
+            </w:pPr>
+            <w:r>
+              <w:t xml:space="preserve">0.160 (0.146–0.174)</w:t>
+            </w:r>
+          </w:p>
+        </w:tc>
+        <w:tc>
+          <w:p>
+            <w:pPr>
+              <w:pStyle w:val="Compact"/>
+              <w:jc w:val="left"/>
+            </w:pPr>
+            <w:r>
+              <w:t xml:space="preserve">0.60 (0.22–0.92)</w:t>
+            </w:r>
+          </w:p>
+        </w:tc>
+        <w:tc>
+          <w:p>
+            <w:pPr>
+              <w:pStyle w:val="Compact"/>
+              <w:jc w:val="left"/>
+            </w:pPr>
+            <w:r>
+              <w:t xml:space="preserve">+0.012 (−0.014 to +0.036)</w:t>
             </w:r>
           </w:p>
         </w:tc>
@@ -2109,7 +2109,7 @@
           <w:p>
             <w:pPr>
               <w:pStyle w:val="Compact"/>
-              <w:jc w:val="right"/>
+              <w:jc w:val="left"/>
             </w:pPr>
             <w:r>
               <w:t xml:space="preserve">0.578 (0.535–0.620)</w:t>
@@ -2120,32 +2120,32 @@
           <w:p>
             <w:pPr>
               <w:pStyle w:val="Compact"/>
-              <w:jc w:val="right"/>
-            </w:pPr>
-            <w:r>
-              <w:t xml:space="preserve">0.158</w:t>
-            </w:r>
-          </w:p>
-        </w:tc>
-        <w:tc>
-          <w:p>
-            <w:pPr>
-              <w:pStyle w:val="Compact"/>
-              <w:jc w:val="right"/>
-            </w:pPr>
-            <w:r>
-              <w:t xml:space="preserve">0.81</w:t>
-            </w:r>
-          </w:p>
-        </w:tc>
-        <w:tc>
-          <w:p>
-            <w:pPr>
-              <w:pStyle w:val="Compact"/>
-              <w:jc w:val="right"/>
-            </w:pPr>
-            <w:r>
-              <w:t xml:space="preserve">-0.007</w:t>
+              <w:jc w:val="left"/>
+            </w:pPr>
+            <w:r>
+              <w:t xml:space="preserve">0.158 (0.144–0.174)</w:t>
+            </w:r>
+          </w:p>
+        </w:tc>
+        <w:tc>
+          <w:p>
+            <w:pPr>
+              <w:pStyle w:val="Compact"/>
+              <w:jc w:val="left"/>
+            </w:pPr>
+            <w:r>
+              <w:t xml:space="preserve">0.81 (0.40–1.24)</w:t>
+            </w:r>
+          </w:p>
+        </w:tc>
+        <w:tc>
+          <w:p>
+            <w:pPr>
+              <w:pStyle w:val="Compact"/>
+              <w:jc w:val="left"/>
+            </w:pPr>
+            <w:r>
+              <w:t xml:space="preserve">−0.007 (−0.033 to +0.016)</w:t>
             </w:r>
           </w:p>
         </w:tc>
@@ -2199,7 +2199,7 @@
           <w:p>
             <w:pPr>
               <w:pStyle w:val="Compact"/>
-              <w:jc w:val="right"/>
+              <w:jc w:val="left"/>
             </w:pPr>
             <w:r>
               <w:t xml:space="preserve">0.653 (0.621–0.682)</w:t>
@@ -2210,32 +2210,32 @@
           <w:p>
             <w:pPr>
               <w:pStyle w:val="Compact"/>
-              <w:jc w:val="right"/>
-            </w:pPr>
-            <w:r>
-              <w:t xml:space="preserve">0.154</w:t>
-            </w:r>
-          </w:p>
-        </w:tc>
-        <w:tc>
-          <w:p>
-            <w:pPr>
-              <w:pStyle w:val="Compact"/>
-              <w:jc w:val="right"/>
-            </w:pPr>
-            <w:r>
-              <w:t xml:space="preserve">0.95</w:t>
-            </w:r>
-          </w:p>
-        </w:tc>
-        <w:tc>
-          <w:p>
-            <w:pPr>
-              <w:pStyle w:val="Compact"/>
-              <w:jc w:val="right"/>
-            </w:pPr>
-            <w:r>
-              <w:t xml:space="preserve">-0.002</w:t>
+              <w:jc w:val="left"/>
+            </w:pPr>
+            <w:r>
+              <w:t xml:space="preserve">0.154 (0.144–0.165)</w:t>
+            </w:r>
+          </w:p>
+        </w:tc>
+        <w:tc>
+          <w:p>
+            <w:pPr>
+              <w:pStyle w:val="Compact"/>
+              <w:jc w:val="left"/>
+            </w:pPr>
+            <w:r>
+              <w:t xml:space="preserve">0.95 (0.76–1.14)</w:t>
+            </w:r>
+          </w:p>
+        </w:tc>
+        <w:tc>
+          <w:p>
+            <w:pPr>
+              <w:pStyle w:val="Compact"/>
+              <w:jc w:val="left"/>
+            </w:pPr>
+            <w:r>
+              <w:t xml:space="preserve">−0.002 (−0.021 to +0.016)</w:t>
             </w:r>
           </w:p>
         </w:tc>
@@ -2289,7 +2289,7 @@
           <w:p>
             <w:pPr>
               <w:pStyle w:val="Compact"/>
-              <w:jc w:val="right"/>
+              <w:jc w:val="left"/>
             </w:pPr>
             <w:r>
               <w:t xml:space="preserve">0.636 (0.605–0.667)</w:t>
@@ -2300,32 +2300,32 @@
           <w:p>
             <w:pPr>
               <w:pStyle w:val="Compact"/>
-              <w:jc w:val="right"/>
-            </w:pPr>
-            <w:r>
-              <w:t xml:space="preserve">0.155</w:t>
-            </w:r>
-          </w:p>
-        </w:tc>
-        <w:tc>
-          <w:p>
-            <w:pPr>
-              <w:pStyle w:val="Compact"/>
-              <w:jc w:val="right"/>
-            </w:pPr>
-            <w:r>
-              <w:t xml:space="preserve">1.00</w:t>
-            </w:r>
-          </w:p>
-        </w:tc>
-        <w:tc>
-          <w:p>
-            <w:pPr>
-              <w:pStyle w:val="Compact"/>
-              <w:jc w:val="right"/>
-            </w:pPr>
-            <w:r>
-              <w:t xml:space="preserve">-0.002</w:t>
+              <w:jc w:val="left"/>
+            </w:pPr>
+            <w:r>
+              <w:t xml:space="preserve">0.155 (0.145–0.167)</w:t>
+            </w:r>
+          </w:p>
+        </w:tc>
+        <w:tc>
+          <w:p>
+            <w:pPr>
+              <w:pStyle w:val="Compact"/>
+              <w:jc w:val="left"/>
+            </w:pPr>
+            <w:r>
+              <w:t xml:space="preserve">1.00 (0.78–1.24)</w:t>
+            </w:r>
+          </w:p>
+        </w:tc>
+        <w:tc>
+          <w:p>
+            <w:pPr>
+              <w:pStyle w:val="Compact"/>
+              <w:jc w:val="left"/>
+            </w:pPr>
+            <w:r>
+              <w:t xml:space="preserve">−0.002 (−0.020 to +0.016)</w:t>
             </w:r>
           </w:p>
         </w:tc>
@@ -2379,7 +2379,7 @@
           <w:p>
             <w:pPr>
               <w:pStyle w:val="Compact"/>
-              <w:jc w:val="right"/>
+              <w:jc w:val="left"/>
             </w:pPr>
             <w:r>
               <w:t xml:space="preserve">0.610 (0.578–0.642)</w:t>
@@ -2390,32 +2390,32 @@
           <w:p>
             <w:pPr>
               <w:pStyle w:val="Compact"/>
-              <w:jc w:val="right"/>
-            </w:pPr>
-            <w:r>
-              <w:t xml:space="preserve">0.158</w:t>
-            </w:r>
-          </w:p>
-        </w:tc>
-        <w:tc>
-          <w:p>
-            <w:pPr>
-              <w:pStyle w:val="Compact"/>
-              <w:jc w:val="right"/>
-            </w:pPr>
-            <w:r>
-              <w:t xml:space="preserve">1.08</w:t>
-            </w:r>
-          </w:p>
-        </w:tc>
-        <w:tc>
-          <w:p>
-            <w:pPr>
-              <w:pStyle w:val="Compact"/>
-              <w:jc w:val="right"/>
-            </w:pPr>
-            <w:r>
-              <w:t xml:space="preserve">-0.015</w:t>
+              <w:jc w:val="left"/>
+            </w:pPr>
+            <w:r>
+              <w:t xml:space="preserve">0.158 (0.147–0.170)</w:t>
+            </w:r>
+          </w:p>
+        </w:tc>
+        <w:tc>
+          <w:p>
+            <w:pPr>
+              <w:pStyle w:val="Compact"/>
+              <w:jc w:val="left"/>
+            </w:pPr>
+            <w:r>
+              <w:t xml:space="preserve">1.08 (0.78–1.36)</w:t>
+            </w:r>
+          </w:p>
+        </w:tc>
+        <w:tc>
+          <w:p>
+            <w:pPr>
+              <w:pStyle w:val="Compact"/>
+              <w:jc w:val="left"/>
+            </w:pPr>
+            <w:r>
+              <w:t xml:space="preserve">−0.015 (−0.035 to +0.002)</w:t>
             </w:r>
           </w:p>
         </w:tc>
@@ -2469,7 +2469,7 @@
           <w:p>
             <w:pPr>
               <w:pStyle w:val="Compact"/>
-              <w:jc w:val="right"/>
+              <w:jc w:val="left"/>
             </w:pPr>
             <w:r>
               <w:t xml:space="preserve">0.652 (0.623–0.679)</w:t>
@@ -2480,32 +2480,32 @@
           <w:p>
             <w:pPr>
               <w:pStyle w:val="Compact"/>
-              <w:jc w:val="right"/>
-            </w:pPr>
-            <w:r>
-              <w:t xml:space="preserve">0.140</w:t>
-            </w:r>
-          </w:p>
-        </w:tc>
-        <w:tc>
-          <w:p>
-            <w:pPr>
-              <w:pStyle w:val="Compact"/>
-              <w:jc w:val="right"/>
-            </w:pPr>
-            <w:r>
-              <w:t xml:space="preserve">0.98</w:t>
-            </w:r>
-          </w:p>
-        </w:tc>
-        <w:tc>
-          <w:p>
-            <w:pPr>
-              <w:pStyle w:val="Compact"/>
-              <w:jc w:val="right"/>
-            </w:pPr>
-            <w:r>
-              <w:t xml:space="preserve">+0.007</w:t>
+              <w:jc w:val="left"/>
+            </w:pPr>
+            <w:r>
+              <w:t xml:space="preserve">0.140 (0.130–0.148)</w:t>
+            </w:r>
+          </w:p>
+        </w:tc>
+        <w:tc>
+          <w:p>
+            <w:pPr>
+              <w:pStyle w:val="Compact"/>
+              <w:jc w:val="left"/>
+            </w:pPr>
+            <w:r>
+              <w:t xml:space="preserve">0.98 (0.81–1.15)</w:t>
+            </w:r>
+          </w:p>
+        </w:tc>
+        <w:tc>
+          <w:p>
+            <w:pPr>
+              <w:pStyle w:val="Compact"/>
+              <w:jc w:val="left"/>
+            </w:pPr>
+            <w:r>
+              <w:t xml:space="preserve">+0.007 (−0.006 to +0.022)</w:t>
             </w:r>
           </w:p>
         </w:tc>
@@ -2559,7 +2559,7 @@
           <w:p>
             <w:pPr>
               <w:pStyle w:val="Compact"/>
-              <w:jc w:val="right"/>
+              <w:jc w:val="left"/>
             </w:pPr>
             <w:r>
               <w:t xml:space="preserve">0.607 (0.580–0.636)</w:t>
@@ -2570,32 +2570,32 @@
           <w:p>
             <w:pPr>
               <w:pStyle w:val="Compact"/>
-              <w:jc w:val="right"/>
-            </w:pPr>
-            <w:r>
-              <w:t xml:space="preserve">0.143</w:t>
-            </w:r>
-          </w:p>
-        </w:tc>
-        <w:tc>
-          <w:p>
-            <w:pPr>
-              <w:pStyle w:val="Compact"/>
-              <w:jc w:val="right"/>
-            </w:pPr>
-            <w:r>
-              <w:t xml:space="preserve">0.88</w:t>
-            </w:r>
-          </w:p>
-        </w:tc>
-        <w:tc>
-          <w:p>
-            <w:pPr>
-              <w:pStyle w:val="Compact"/>
-              <w:jc w:val="right"/>
-            </w:pPr>
-            <w:r>
-              <w:t xml:space="preserve">-0.001</w:t>
+              <w:jc w:val="left"/>
+            </w:pPr>
+            <w:r>
+              <w:t xml:space="preserve">0.143 (0.133–0.151)</w:t>
+            </w:r>
+          </w:p>
+        </w:tc>
+        <w:tc>
+          <w:p>
+            <w:pPr>
+              <w:pStyle w:val="Compact"/>
+              <w:jc w:val="left"/>
+            </w:pPr>
+            <w:r>
+              <w:t xml:space="preserve">0.88 (0.68–1.10)</w:t>
+            </w:r>
+          </w:p>
+        </w:tc>
+        <w:tc>
+          <w:p>
+            <w:pPr>
+              <w:pStyle w:val="Compact"/>
+              <w:jc w:val="left"/>
+            </w:pPr>
+            <w:r>
+              <w:t xml:space="preserve">−0.001 (−0.014 to +0.014)</w:t>
             </w:r>
           </w:p>
         </w:tc>
@@ -2649,7 +2649,7 @@
           <w:p>
             <w:pPr>
               <w:pStyle w:val="Compact"/>
-              <w:jc w:val="right"/>
+              <w:jc w:val="left"/>
             </w:pPr>
             <w:r>
               <w:t xml:space="preserve">0.624 (0.594–0.651)</w:t>
@@ -2660,32 +2660,32 @@
           <w:p>
             <w:pPr>
               <w:pStyle w:val="Compact"/>
-              <w:jc w:val="right"/>
-            </w:pPr>
-            <w:r>
-              <w:t xml:space="preserve">0.142</w:t>
-            </w:r>
-          </w:p>
-        </w:tc>
-        <w:tc>
-          <w:p>
-            <w:pPr>
-              <w:pStyle w:val="Compact"/>
-              <w:jc w:val="right"/>
-            </w:pPr>
-            <w:r>
-              <w:t xml:space="preserve">1.16</w:t>
-            </w:r>
-          </w:p>
-        </w:tc>
-        <w:tc>
-          <w:p>
-            <w:pPr>
-              <w:pStyle w:val="Compact"/>
-              <w:jc w:val="right"/>
-            </w:pPr>
-            <w:r>
-              <w:t xml:space="preserve">-0.002</w:t>
+              <w:jc w:val="left"/>
+            </w:pPr>
+            <w:r>
+              <w:t xml:space="preserve">0.142 (0.133–0.151)</w:t>
+            </w:r>
+          </w:p>
+        </w:tc>
+        <w:tc>
+          <w:p>
+            <w:pPr>
+              <w:pStyle w:val="Compact"/>
+              <w:jc w:val="left"/>
+            </w:pPr>
+            <w:r>
+              <w:t xml:space="preserve">1.16 (0.91–1.42)</w:t>
+            </w:r>
+          </w:p>
+        </w:tc>
+        <w:tc>
+          <w:p>
+            <w:pPr>
+              <w:pStyle w:val="Compact"/>
+              <w:jc w:val="left"/>
+            </w:pPr>
+            <w:r>
+              <w:t xml:space="preserve">−0.002 (−0.015 to +0.013)</w:t>
             </w:r>
           </w:p>
         </w:tc>
@@ -2739,7 +2739,7 @@
           <w:p>
             <w:pPr>
               <w:pStyle w:val="Compact"/>
-              <w:jc w:val="right"/>
+              <w:jc w:val="left"/>
             </w:pPr>
             <w:r>
               <w:t xml:space="preserve">0.658 (0.630–0.682)</w:t>
@@ -2750,32 +2750,32 @@
           <w:p>
             <w:pPr>
               <w:pStyle w:val="Compact"/>
-              <w:jc w:val="right"/>
-            </w:pPr>
-            <w:r>
-              <w:t xml:space="preserve">0.117</w:t>
-            </w:r>
-          </w:p>
-        </w:tc>
-        <w:tc>
-          <w:p>
-            <w:pPr>
-              <w:pStyle w:val="Compact"/>
-              <w:jc w:val="right"/>
-            </w:pPr>
-            <w:r>
-              <w:t xml:space="preserve">1.10</w:t>
-            </w:r>
-          </w:p>
-        </w:tc>
-        <w:tc>
-          <w:p>
-            <w:pPr>
-              <w:pStyle w:val="Compact"/>
-              <w:jc w:val="right"/>
-            </w:pPr>
-            <w:r>
-              <w:t xml:space="preserve">-0.005</w:t>
+              <w:jc w:val="left"/>
+            </w:pPr>
+            <w:r>
+              <w:t xml:space="preserve">0.117 (0.108–0.126)</w:t>
+            </w:r>
+          </w:p>
+        </w:tc>
+        <w:tc>
+          <w:p>
+            <w:pPr>
+              <w:pStyle w:val="Compact"/>
+              <w:jc w:val="left"/>
+            </w:pPr>
+            <w:r>
+              <w:t xml:space="preserve">1.10 (0.92–1.28)</w:t>
+            </w:r>
+          </w:p>
+        </w:tc>
+        <w:tc>
+          <w:p>
+            <w:pPr>
+              <w:pStyle w:val="Compact"/>
+              <w:jc w:val="left"/>
+            </w:pPr>
+            <w:r>
+              <w:t xml:space="preserve">−0.005 (−0.017 to +0.008)</w:t>
             </w:r>
           </w:p>
         </w:tc>
@@ -2829,7 +2829,7 @@
           <w:p>
             <w:pPr>
               <w:pStyle w:val="Compact"/>
-              <w:jc w:val="right"/>
+              <w:jc w:val="left"/>
             </w:pPr>
             <w:r>
               <w:t xml:space="preserve">0.641 (0.614–0.669)</w:t>
@@ -2840,32 +2840,32 @@
           <w:p>
             <w:pPr>
               <w:pStyle w:val="Compact"/>
-              <w:jc w:val="right"/>
-            </w:pPr>
-            <w:r>
-              <w:t xml:space="preserve">0.119</w:t>
-            </w:r>
-          </w:p>
-        </w:tc>
-        <w:tc>
-          <w:p>
-            <w:pPr>
-              <w:pStyle w:val="Compact"/>
-              <w:jc w:val="right"/>
-            </w:pPr>
-            <w:r>
-              <w:t xml:space="preserve">1.18</w:t>
-            </w:r>
-          </w:p>
-        </w:tc>
-        <w:tc>
-          <w:p>
-            <w:pPr>
-              <w:pStyle w:val="Compact"/>
-              <w:jc w:val="right"/>
-            </w:pPr>
-            <w:r>
-              <w:t xml:space="preserve">-0.003</w:t>
+              <w:jc w:val="left"/>
+            </w:pPr>
+            <w:r>
+              <w:t xml:space="preserve">0.119 (0.110–0.127)</w:t>
+            </w:r>
+          </w:p>
+        </w:tc>
+        <w:tc>
+          <w:p>
+            <w:pPr>
+              <w:pStyle w:val="Compact"/>
+              <w:jc w:val="left"/>
+            </w:pPr>
+            <w:r>
+              <w:t xml:space="preserve">1.18 (0.95–1.43)</w:t>
+            </w:r>
+          </w:p>
+        </w:tc>
+        <w:tc>
+          <w:p>
+            <w:pPr>
+              <w:pStyle w:val="Compact"/>
+              <w:jc w:val="left"/>
+            </w:pPr>
+            <w:r>
+              <w:t xml:space="preserve">−0.003 (−0.016 to +0.010)</w:t>
             </w:r>
           </w:p>
         </w:tc>
@@ -2919,7 +2919,7 @@
           <w:p>
             <w:pPr>
               <w:pStyle w:val="Compact"/>
-              <w:jc w:val="right"/>
+              <w:jc w:val="left"/>
             </w:pPr>
             <w:r>
               <w:t xml:space="preserve">0.624 (0.595–0.651)</w:t>
@@ -2930,32 +2930,32 @@
           <w:p>
             <w:pPr>
               <w:pStyle w:val="Compact"/>
-              <w:jc w:val="right"/>
-            </w:pPr>
-            <w:r>
-              <w:t xml:space="preserve">0.119</w:t>
-            </w:r>
-          </w:p>
-        </w:tc>
-        <w:tc>
-          <w:p>
-            <w:pPr>
-              <w:pStyle w:val="Compact"/>
-              <w:jc w:val="right"/>
-            </w:pPr>
-            <w:r>
-              <w:t xml:space="preserve">1.28</w:t>
-            </w:r>
-          </w:p>
-        </w:tc>
-        <w:tc>
-          <w:p>
-            <w:pPr>
-              <w:pStyle w:val="Compact"/>
-              <w:jc w:val="right"/>
-            </w:pPr>
-            <w:r>
-              <w:t xml:space="preserve">+0.003</w:t>
+              <w:jc w:val="left"/>
+            </w:pPr>
+            <w:r>
+              <w:t xml:space="preserve">0.119 (0.111–0.128)</w:t>
+            </w:r>
+          </w:p>
+        </w:tc>
+        <w:tc>
+          <w:p>
+            <w:pPr>
+              <w:pStyle w:val="Compact"/>
+              <w:jc w:val="left"/>
+            </w:pPr>
+            <w:r>
+              <w:t xml:space="preserve">1.28 (1.02–1.54)</w:t>
+            </w:r>
+          </w:p>
+        </w:tc>
+        <w:tc>
+          <w:p>
+            <w:pPr>
+              <w:pStyle w:val="Compact"/>
+              <w:jc w:val="left"/>
+            </w:pPr>
+            <w:r>
+              <w:t xml:space="preserve">+0.003 (−0.010 to +0.016)</w:t>
             </w:r>
           </w:p>
         </w:tc>
@@ -3009,7 +3009,7 @@
           <w:p>
             <w:pPr>
               <w:pStyle w:val="Compact"/>
-              <w:jc w:val="right"/>
+              <w:jc w:val="left"/>
             </w:pPr>
             <w:r>
               <w:t xml:space="preserve">0.640 (0.593–0.681)</w:t>
@@ -3020,32 +3020,32 @@
           <w:p>
             <w:pPr>
               <w:pStyle w:val="Compact"/>
-              <w:jc w:val="right"/>
-            </w:pPr>
-            <w:r>
-              <w:t xml:space="preserve">0.173</w:t>
-            </w:r>
-          </w:p>
-        </w:tc>
-        <w:tc>
-          <w:p>
-            <w:pPr>
-              <w:pStyle w:val="Compact"/>
-              <w:jc w:val="right"/>
-            </w:pPr>
-            <w:r>
-              <w:t xml:space="preserve">0.90</w:t>
-            </w:r>
-          </w:p>
-        </w:tc>
-        <w:tc>
-          <w:p>
-            <w:pPr>
-              <w:pStyle w:val="Compact"/>
-              <w:jc w:val="right"/>
-            </w:pPr>
-            <w:r>
-              <w:t xml:space="preserve">-0.046</w:t>
+              <w:jc w:val="left"/>
+            </w:pPr>
+            <w:r>
+              <w:t xml:space="preserve">0.173 (0.156–0.191)</w:t>
+            </w:r>
+          </w:p>
+        </w:tc>
+        <w:tc>
+          <w:p>
+            <w:pPr>
+              <w:pStyle w:val="Compact"/>
+              <w:jc w:val="left"/>
+            </w:pPr>
+            <w:r>
+              <w:t xml:space="preserve">0.90 (0.64–1.14)</w:t>
+            </w:r>
+          </w:p>
+        </w:tc>
+        <w:tc>
+          <w:p>
+            <w:pPr>
+              <w:pStyle w:val="Compact"/>
+              <w:jc w:val="left"/>
+            </w:pPr>
+            <w:r>
+              <w:t xml:space="preserve">−0.046 (−0.074 to −0.018)</w:t>
             </w:r>
           </w:p>
         </w:tc>
@@ -3099,7 +3099,7 @@
           <w:p>
             <w:pPr>
               <w:pStyle w:val="Compact"/>
-              <w:jc w:val="right"/>
+              <w:jc w:val="left"/>
             </w:pPr>
             <w:r>
               <w:t xml:space="preserve">0.607 (0.563–0.649)</w:t>
@@ -3110,32 +3110,32 @@
           <w:p>
             <w:pPr>
               <w:pStyle w:val="Compact"/>
-              <w:jc w:val="right"/>
-            </w:pPr>
-            <w:r>
-              <w:t xml:space="preserve">0.177</w:t>
-            </w:r>
-          </w:p>
-        </w:tc>
-        <w:tc>
-          <w:p>
-            <w:pPr>
-              <w:pStyle w:val="Compact"/>
-              <w:jc w:val="right"/>
-            </w:pPr>
-            <w:r>
-              <w:t xml:space="preserve">0.85</w:t>
-            </w:r>
-          </w:p>
-        </w:tc>
-        <w:tc>
-          <w:p>
-            <w:pPr>
-              <w:pStyle w:val="Compact"/>
-              <w:jc w:val="right"/>
-            </w:pPr>
-            <w:r>
-              <w:t xml:space="preserve">-0.049</w:t>
+              <w:jc w:val="left"/>
+            </w:pPr>
+            <w:r>
+              <w:t xml:space="preserve">0.177 (0.159–0.194)</w:t>
+            </w:r>
+          </w:p>
+        </w:tc>
+        <w:tc>
+          <w:p>
+            <w:pPr>
+              <w:pStyle w:val="Compact"/>
+              <w:jc w:val="left"/>
+            </w:pPr>
+            <w:r>
+              <w:t xml:space="preserve">0.85 (0.52–1.16)</w:t>
+            </w:r>
+          </w:p>
+        </w:tc>
+        <w:tc>
+          <w:p>
+            <w:pPr>
+              <w:pStyle w:val="Compact"/>
+              <w:jc w:val="left"/>
+            </w:pPr>
+            <w:r>
+              <w:t xml:space="preserve">−0.049 (−0.077 to −0.021)</w:t>
             </w:r>
           </w:p>
         </w:tc>
@@ -3189,7 +3189,7 @@
           <w:p>
             <w:pPr>
               <w:pStyle w:val="Compact"/>
-              <w:jc w:val="right"/>
+              <w:jc w:val="left"/>
             </w:pPr>
             <w:r>
               <w:t xml:space="preserve">0.607 (0.561–0.646)</w:t>
@@ -3200,32 +3200,32 @@
           <w:p>
             <w:pPr>
               <w:pStyle w:val="Compact"/>
-              <w:jc w:val="right"/>
-            </w:pPr>
-            <w:r>
-              <w:t xml:space="preserve">0.179</w:t>
-            </w:r>
-          </w:p>
-        </w:tc>
-        <w:tc>
-          <w:p>
-            <w:pPr>
-              <w:pStyle w:val="Compact"/>
-              <w:jc w:val="right"/>
-            </w:pPr>
-            <w:r>
-              <w:t xml:space="preserve">1.07</w:t>
-            </w:r>
-          </w:p>
-        </w:tc>
-        <w:tc>
-          <w:p>
-            <w:pPr>
-              <w:pStyle w:val="Compact"/>
-              <w:jc w:val="right"/>
-            </w:pPr>
-            <w:r>
-              <w:t xml:space="preserve">-0.061</w:t>
+              <w:jc w:val="left"/>
+            </w:pPr>
+            <w:r>
+              <w:t xml:space="preserve">0.179 (0.161–0.197)</w:t>
+            </w:r>
+          </w:p>
+        </w:tc>
+        <w:tc>
+          <w:p>
+            <w:pPr>
+              <w:pStyle w:val="Compact"/>
+              <w:jc w:val="left"/>
+            </w:pPr>
+            <w:r>
+              <w:t xml:space="preserve">1.07 (0.69–1.42)</w:t>
+            </w:r>
+          </w:p>
+        </w:tc>
+        <w:tc>
+          <w:p>
+            <w:pPr>
+              <w:pStyle w:val="Compact"/>
+              <w:jc w:val="left"/>
+            </w:pPr>
+            <w:r>
+              <w:t xml:space="preserve">−0.061 (−0.089 to −0.034)</w:t>
             </w:r>
           </w:p>
         </w:tc>
@@ -3279,7 +3279,7 @@
           <w:p>
             <w:pPr>
               <w:pStyle w:val="Compact"/>
-              <w:jc w:val="right"/>
+              <w:jc w:val="left"/>
             </w:pPr>
             <w:r>
               <w:t xml:space="preserve">0.634 (0.609–0.661)</w:t>
@@ -3290,32 +3290,32 @@
           <w:p>
             <w:pPr>
               <w:pStyle w:val="Compact"/>
-              <w:jc w:val="right"/>
-            </w:pPr>
-            <w:r>
-              <w:t xml:space="preserve">0.145</w:t>
-            </w:r>
-          </w:p>
-        </w:tc>
-        <w:tc>
-          <w:p>
-            <w:pPr>
-              <w:pStyle w:val="Compact"/>
-              <w:jc w:val="right"/>
-            </w:pPr>
-            <w:r>
-              <w:t xml:space="preserve">0.85</w:t>
-            </w:r>
-          </w:p>
-        </w:tc>
-        <w:tc>
-          <w:p>
-            <w:pPr>
-              <w:pStyle w:val="Compact"/>
-              <w:jc w:val="right"/>
-            </w:pPr>
-            <w:r>
-              <w:t xml:space="preserve">+0.013</w:t>
+              <w:jc w:val="left"/>
+            </w:pPr>
+            <w:r>
+              <w:t xml:space="preserve">0.145 (0.137–0.155)</w:t>
+            </w:r>
+          </w:p>
+        </w:tc>
+        <w:tc>
+          <w:p>
+            <w:pPr>
+              <w:pStyle w:val="Compact"/>
+              <w:jc w:val="left"/>
+            </w:pPr>
+            <w:r>
+              <w:t xml:space="preserve">0.85 (0.69–1.02)</w:t>
+            </w:r>
+          </w:p>
+        </w:tc>
+        <w:tc>
+          <w:p>
+            <w:pPr>
+              <w:pStyle w:val="Compact"/>
+              <w:jc w:val="left"/>
+            </w:pPr>
+            <w:r>
+              <w:t xml:space="preserve">+0.013 (−0.003 to +0.028)</w:t>
             </w:r>
           </w:p>
         </w:tc>
@@ -3369,7 +3369,7 @@
           <w:p>
             <w:pPr>
               <w:pStyle w:val="Compact"/>
-              <w:jc w:val="right"/>
+              <w:jc w:val="left"/>
             </w:pPr>
             <w:r>
               <w:t xml:space="preserve">0.598 (0.569–0.627)</w:t>
@@ -3380,32 +3380,32 @@
           <w:p>
             <w:pPr>
               <w:pStyle w:val="Compact"/>
-              <w:jc w:val="right"/>
-            </w:pPr>
-            <w:r>
-              <w:t xml:space="preserve">0.149</w:t>
-            </w:r>
-          </w:p>
-        </w:tc>
-        <w:tc>
-          <w:p>
-            <w:pPr>
-              <w:pStyle w:val="Compact"/>
-              <w:jc w:val="right"/>
-            </w:pPr>
-            <w:r>
-              <w:t xml:space="preserve">0.72</w:t>
-            </w:r>
-          </w:p>
-        </w:tc>
-        <w:tc>
-          <w:p>
-            <w:pPr>
-              <w:pStyle w:val="Compact"/>
-              <w:jc w:val="right"/>
-            </w:pPr>
-            <w:r>
-              <w:t xml:space="preserve">+0.016</w:t>
+              <w:jc w:val="left"/>
+            </w:pPr>
+            <w:r>
+              <w:t xml:space="preserve">0.149 (0.140–0.159)</w:t>
+            </w:r>
+          </w:p>
+        </w:tc>
+        <w:tc>
+          <w:p>
+            <w:pPr>
+              <w:pStyle w:val="Compact"/>
+              <w:jc w:val="left"/>
+            </w:pPr>
+            <w:r>
+              <w:t xml:space="preserve">0.72 (0.52–0.93)</w:t>
+            </w:r>
+          </w:p>
+        </w:tc>
+        <w:tc>
+          <w:p>
+            <w:pPr>
+              <w:pStyle w:val="Compact"/>
+              <w:jc w:val="left"/>
+            </w:pPr>
+            <w:r>
+              <w:t xml:space="preserve">+0.016 (+0.000 to +0.031)</w:t>
             </w:r>
           </w:p>
         </w:tc>
@@ -3459,7 +3459,7 @@
           <w:p>
             <w:pPr>
               <w:pStyle w:val="Compact"/>
-              <w:jc w:val="right"/>
+              <w:jc w:val="left"/>
             </w:pPr>
             <w:r>
               <w:t xml:space="preserve">0.590 (0.562–0.619)</w:t>
@@ -3470,32 +3470,32 @@
           <w:p>
             <w:pPr>
               <w:pStyle w:val="Compact"/>
-              <w:jc w:val="right"/>
-            </w:pPr>
-            <w:r>
-              <w:t xml:space="preserve">0.149</w:t>
-            </w:r>
-          </w:p>
-        </w:tc>
-        <w:tc>
-          <w:p>
-            <w:pPr>
-              <w:pStyle w:val="Compact"/>
-              <w:jc w:val="right"/>
-            </w:pPr>
-            <w:r>
-              <w:t xml:space="preserve">0.85</w:t>
-            </w:r>
-          </w:p>
-        </w:tc>
-        <w:tc>
-          <w:p>
-            <w:pPr>
-              <w:pStyle w:val="Compact"/>
-              <w:jc w:val="right"/>
-            </w:pPr>
-            <w:r>
-              <w:t xml:space="preserve">+0.002</w:t>
+              <w:jc w:val="left"/>
+            </w:pPr>
+            <w:r>
+              <w:t xml:space="preserve">0.149 (0.139–0.159)</w:t>
+            </w:r>
+          </w:p>
+        </w:tc>
+        <w:tc>
+          <w:p>
+            <w:pPr>
+              <w:pStyle w:val="Compact"/>
+              <w:jc w:val="left"/>
+            </w:pPr>
+            <w:r>
+              <w:t xml:space="preserve">0.85 (0.61–1.12)</w:t>
+            </w:r>
+          </w:p>
+        </w:tc>
+        <w:tc>
+          <w:p>
+            <w:pPr>
+              <w:pStyle w:val="Compact"/>
+              <w:jc w:val="left"/>
+            </w:pPr>
+            <w:r>
+              <w:t xml:space="preserve">+0.002 (−0.014 to +0.016)</w:t>
             </w:r>
           </w:p>
         </w:tc>
@@ -3549,7 +3549,7 @@
           <w:p>
             <w:pPr>
               <w:pStyle w:val="Compact"/>
-              <w:jc w:val="right"/>
+              <w:jc w:val="left"/>
             </w:pPr>
             <w:r>
               <w:t xml:space="preserve">0.670 (0.650–0.690)</w:t>
@@ -3560,32 +3560,32 @@
           <w:p>
             <w:pPr>
               <w:pStyle w:val="Compact"/>
-              <w:jc w:val="right"/>
-            </w:pPr>
-            <w:r>
-              <w:t xml:space="preserve">0.129</w:t>
-            </w:r>
-          </w:p>
-        </w:tc>
-        <w:tc>
-          <w:p>
-            <w:pPr>
-              <w:pStyle w:val="Compact"/>
-              <w:jc w:val="right"/>
-            </w:pPr>
-            <w:r>
-              <w:t xml:space="preserve">1.05</w:t>
-            </w:r>
-          </w:p>
-        </w:tc>
-        <w:tc>
-          <w:p>
-            <w:pPr>
-              <w:pStyle w:val="Compact"/>
-              <w:jc w:val="right"/>
-            </w:pPr>
-            <w:r>
-              <w:t xml:space="preserve">-0.001</w:t>
+              <w:jc w:val="left"/>
+            </w:pPr>
+            <w:r>
+              <w:t xml:space="preserve">0.129 (0.122–0.136)</w:t>
+            </w:r>
+          </w:p>
+        </w:tc>
+        <w:tc>
+          <w:p>
+            <w:pPr>
+              <w:pStyle w:val="Compact"/>
+              <w:jc w:val="left"/>
+            </w:pPr>
+            <w:r>
+              <w:t xml:space="preserve">1.05 (0.92–1.19)</w:t>
+            </w:r>
+          </w:p>
+        </w:tc>
+        <w:tc>
+          <w:p>
+            <w:pPr>
+              <w:pStyle w:val="Compact"/>
+              <w:jc w:val="left"/>
+            </w:pPr>
+            <w:r>
+              <w:t xml:space="preserve">−0.001 (−0.012 to +0.009)</w:t>
             </w:r>
           </w:p>
         </w:tc>
@@ -3639,7 +3639,7 @@
           <w:p>
             <w:pPr>
               <w:pStyle w:val="Compact"/>
-              <w:jc w:val="right"/>
+              <w:jc w:val="left"/>
             </w:pPr>
             <w:r>
               <w:t xml:space="preserve">0.644 (0.623–0.666)</w:t>
@@ -3650,32 +3650,32 @@
           <w:p>
             <w:pPr>
               <w:pStyle w:val="Compact"/>
-              <w:jc w:val="right"/>
-            </w:pPr>
-            <w:r>
-              <w:t xml:space="preserve">0.131</w:t>
-            </w:r>
-          </w:p>
-        </w:tc>
-        <w:tc>
-          <w:p>
-            <w:pPr>
-              <w:pStyle w:val="Compact"/>
-              <w:jc w:val="right"/>
-            </w:pPr>
-            <w:r>
-              <w:t xml:space="preserve">1.10</w:t>
-            </w:r>
-          </w:p>
-        </w:tc>
-        <w:tc>
-          <w:p>
-            <w:pPr>
-              <w:pStyle w:val="Compact"/>
-              <w:jc w:val="right"/>
-            </w:pPr>
-            <w:r>
-              <w:t xml:space="preserve">-0.002</w:t>
+              <w:jc w:val="left"/>
+            </w:pPr>
+            <w:r>
+              <w:t xml:space="preserve">0.131 (0.124–0.138)</w:t>
+            </w:r>
+          </w:p>
+        </w:tc>
+        <w:tc>
+          <w:p>
+            <w:pPr>
+              <w:pStyle w:val="Compact"/>
+              <w:jc w:val="left"/>
+            </w:pPr>
+            <w:r>
+              <w:t xml:space="preserve">1.10 (0.93–1.28)</w:t>
+            </w:r>
+          </w:p>
+        </w:tc>
+        <w:tc>
+          <w:p>
+            <w:pPr>
+              <w:pStyle w:val="Compact"/>
+              <w:jc w:val="left"/>
+            </w:pPr>
+            <w:r>
+              <w:t xml:space="preserve">−0.002 (−0.013 to +0.008)</w:t>
             </w:r>
           </w:p>
         </w:tc>
@@ -3729,7 +3729,7 @@
           <w:p>
             <w:pPr>
               <w:pStyle w:val="Compact"/>
-              <w:jc w:val="right"/>
+              <w:jc w:val="left"/>
             </w:pPr>
             <w:r>
               <w:t xml:space="preserve">0.640 (0.619–0.663)</w:t>
@@ -3740,32 +3740,32 @@
           <w:p>
             <w:pPr>
               <w:pStyle w:val="Compact"/>
-              <w:jc w:val="right"/>
-            </w:pPr>
-            <w:r>
-              <w:t xml:space="preserve">0.131</w:t>
-            </w:r>
-          </w:p>
-        </w:tc>
-        <w:tc>
-          <w:p>
-            <w:pPr>
-              <w:pStyle w:val="Compact"/>
-              <w:jc w:val="right"/>
-            </w:pPr>
-            <w:r>
-              <w:t xml:space="preserve">1.31</w:t>
-            </w:r>
-          </w:p>
-        </w:tc>
-        <w:tc>
-          <w:p>
-            <w:pPr>
-              <w:pStyle w:val="Compact"/>
-              <w:jc w:val="right"/>
-            </w:pPr>
-            <w:r>
-              <w:t xml:space="preserve">+0.002</w:t>
+              <w:jc w:val="left"/>
+            </w:pPr>
+            <w:r>
+              <w:t xml:space="preserve">0.131 (0.125–0.138)</w:t>
+            </w:r>
+          </w:p>
+        </w:tc>
+        <w:tc>
+          <w:p>
+            <w:pPr>
+              <w:pStyle w:val="Compact"/>
+              <w:jc w:val="left"/>
+            </w:pPr>
+            <w:r>
+              <w:t xml:space="preserve">1.31 (1.12–1.52)</w:t>
+            </w:r>
+          </w:p>
+        </w:tc>
+        <w:tc>
+          <w:p>
+            <w:pPr>
+              <w:pStyle w:val="Compact"/>
+              <w:jc w:val="left"/>
+            </w:pPr>
+            <w:r>
+              <w:t xml:space="preserve">+0.002 (−0.009 to +0.013)</w:t>
             </w:r>
           </w:p>
         </w:tc>
@@ -3819,7 +3819,7 @@
           <w:p>
             <w:pPr>
               <w:pStyle w:val="Compact"/>
-              <w:jc w:val="right"/>
+              <w:jc w:val="left"/>
             </w:pPr>
             <w:r>
               <w:t xml:space="preserve">0.518 (0.364–0.673)</w:t>
@@ -3830,32 +3830,32 @@
           <w:p>
             <w:pPr>
               <w:pStyle w:val="Compact"/>
-              <w:jc w:val="right"/>
-            </w:pPr>
-            <w:r>
-              <w:t xml:space="preserve">0.171</w:t>
-            </w:r>
-          </w:p>
-        </w:tc>
-        <w:tc>
-          <w:p>
-            <w:pPr>
-              <w:pStyle w:val="Compact"/>
-              <w:jc w:val="right"/>
-            </w:pPr>
-            <w:r>
-              <w:t xml:space="preserve">0.08</w:t>
-            </w:r>
-          </w:p>
-        </w:tc>
-        <w:tc>
-          <w:p>
-            <w:pPr>
-              <w:pStyle w:val="Compact"/>
-              <w:jc w:val="right"/>
-            </w:pPr>
-            <w:r>
-              <w:t xml:space="preserve">+0.001</w:t>
+              <w:jc w:val="left"/>
+            </w:pPr>
+            <w:r>
+              <w:t xml:space="preserve">0.171 (0.123–0.224)</w:t>
+            </w:r>
+          </w:p>
+        </w:tc>
+        <w:tc>
+          <w:p>
+            <w:pPr>
+              <w:pStyle w:val="Compact"/>
+              <w:jc w:val="left"/>
+            </w:pPr>
+            <w:r>
+              <w:t xml:space="preserve">0.08 (−1.14 to 1.24)</w:t>
+            </w:r>
+          </w:p>
+        </w:tc>
+        <w:tc>
+          <w:p>
+            <w:pPr>
+              <w:pStyle w:val="Compact"/>
+              <w:jc w:val="left"/>
+            </w:pPr>
+            <w:r>
+              <w:t xml:space="preserve">+0.001 (−0.088 to +0.082)</w:t>
             </w:r>
           </w:p>
         </w:tc>
@@ -3909,7 +3909,7 @@
           <w:p>
             <w:pPr>
               <w:pStyle w:val="Compact"/>
-              <w:jc w:val="right"/>
+              <w:jc w:val="left"/>
             </w:pPr>
             <w:r>
               <w:t xml:space="preserve">0.518 (0.357–0.687)</w:t>
@@ -3920,32 +3920,32 @@
           <w:p>
             <w:pPr>
               <w:pStyle w:val="Compact"/>
-              <w:jc w:val="right"/>
-            </w:pPr>
-            <w:r>
-              <w:t xml:space="preserve">0.169</w:t>
-            </w:r>
-          </w:p>
-        </w:tc>
-        <w:tc>
-          <w:p>
-            <w:pPr>
-              <w:pStyle w:val="Compact"/>
-              <w:jc w:val="right"/>
-            </w:pPr>
-            <w:r>
-              <w:t xml:space="preserve">0.30</w:t>
-            </w:r>
-          </w:p>
-        </w:tc>
-        <w:tc>
-          <w:p>
-            <w:pPr>
-              <w:pStyle w:val="Compact"/>
-              <w:jc w:val="right"/>
-            </w:pPr>
-            <w:r>
-              <w:t xml:space="preserve">-0.003</w:t>
+              <w:jc w:val="left"/>
+            </w:pPr>
+            <w:r>
+              <w:t xml:space="preserve">0.169 (0.117–0.220)</w:t>
+            </w:r>
+          </w:p>
+        </w:tc>
+        <w:tc>
+          <w:p>
+            <w:pPr>
+              <w:pStyle w:val="Compact"/>
+              <w:jc w:val="left"/>
+            </w:pPr>
+            <w:r>
+              <w:t xml:space="preserve">0.30 (−1.07 to 1.63)</w:t>
+            </w:r>
+          </w:p>
+        </w:tc>
+        <w:tc>
+          <w:p>
+            <w:pPr>
+              <w:pStyle w:val="Compact"/>
+              <w:jc w:val="left"/>
+            </w:pPr>
+            <w:r>
+              <w:t xml:space="preserve">−0.003 (−0.090 to +0.078)</w:t>
             </w:r>
           </w:p>
         </w:tc>
@@ -3999,7 +3999,7 @@
           <w:p>
             <w:pPr>
               <w:pStyle w:val="Compact"/>
-              <w:jc w:val="right"/>
+              <w:jc w:val="left"/>
             </w:pPr>
             <w:r>
               <w:t xml:space="preserve">0.581 (0.418–0.741)</w:t>
@@ -4010,32 +4010,32 @@
           <w:p>
             <w:pPr>
               <w:pStyle w:val="Compact"/>
-              <w:jc w:val="right"/>
-            </w:pPr>
-            <w:r>
-              <w:t xml:space="preserve">0.162</w:t>
-            </w:r>
-          </w:p>
-        </w:tc>
-        <w:tc>
-          <w:p>
-            <w:pPr>
-              <w:pStyle w:val="Compact"/>
-              <w:jc w:val="right"/>
-            </w:pPr>
-            <w:r>
-              <w:t xml:space="preserve">0.73</w:t>
-            </w:r>
-          </w:p>
-        </w:tc>
-        <w:tc>
-          <w:p>
-            <w:pPr>
-              <w:pStyle w:val="Compact"/>
-              <w:jc w:val="right"/>
-            </w:pPr>
-            <w:r>
-              <w:t xml:space="preserve">-0.018</w:t>
+              <w:jc w:val="left"/>
+            </w:pPr>
+            <w:r>
+              <w:t xml:space="preserve">0.162 (0.112–0.215)</w:t>
+            </w:r>
+          </w:p>
+        </w:tc>
+        <w:tc>
+          <w:p>
+            <w:pPr>
+              <w:pStyle w:val="Compact"/>
+              <w:jc w:val="left"/>
+            </w:pPr>
+            <w:r>
+              <w:t xml:space="preserve">0.73 (−0.74 to 2.45)</w:t>
+            </w:r>
+          </w:p>
+        </w:tc>
+        <w:tc>
+          <w:p>
+            <w:pPr>
+              <w:pStyle w:val="Compact"/>
+              <w:jc w:val="left"/>
+            </w:pPr>
+            <w:r>
+              <w:t xml:space="preserve">−0.018 (−0.103 to +0.060)</w:t>
             </w:r>
           </w:p>
         </w:tc>
@@ -4089,7 +4089,7 @@
           <w:p>
             <w:pPr>
               <w:pStyle w:val="Compact"/>
-              <w:jc w:val="right"/>
+              <w:jc w:val="left"/>
             </w:pPr>
             <w:r>
               <w:t xml:space="preserve">0.654 (0.597–0.708)</w:t>
@@ -4100,32 +4100,32 @@
           <w:p>
             <w:pPr>
               <w:pStyle w:val="Compact"/>
-              <w:jc w:val="right"/>
-            </w:pPr>
-            <w:r>
-              <w:t xml:space="preserve">0.111</w:t>
-            </w:r>
-          </w:p>
-        </w:tc>
-        <w:tc>
-          <w:p>
-            <w:pPr>
-              <w:pStyle w:val="Compact"/>
-              <w:jc w:val="right"/>
-            </w:pPr>
-            <w:r>
-              <w:t xml:space="preserve">1.09</w:t>
-            </w:r>
-          </w:p>
-        </w:tc>
-        <w:tc>
-          <w:p>
-            <w:pPr>
-              <w:pStyle w:val="Compact"/>
-              <w:jc w:val="right"/>
-            </w:pPr>
-            <w:r>
-              <w:t xml:space="preserve">+0.022</w:t>
+              <w:jc w:val="left"/>
+            </w:pPr>
+            <w:r>
+              <w:t xml:space="preserve">0.111 (0.097–0.125)</w:t>
+            </w:r>
+          </w:p>
+        </w:tc>
+        <w:tc>
+          <w:p>
+            <w:pPr>
+              <w:pStyle w:val="Compact"/>
+              <w:jc w:val="left"/>
+            </w:pPr>
+            <w:r>
+              <w:t xml:space="preserve">1.09 (0.73–1.45)</w:t>
+            </w:r>
+          </w:p>
+        </w:tc>
+        <w:tc>
+          <w:p>
+            <w:pPr>
+              <w:pStyle w:val="Compact"/>
+              <w:jc w:val="left"/>
+            </w:pPr>
+            <w:r>
+              <w:t xml:space="preserve">+0.022 (+0.000 to +0.043)</w:t>
             </w:r>
           </w:p>
         </w:tc>
@@ -4179,7 +4179,7 @@
           <w:p>
             <w:pPr>
               <w:pStyle w:val="Compact"/>
-              <w:jc w:val="right"/>
+              <w:jc w:val="left"/>
             </w:pPr>
             <w:r>
               <w:t xml:space="preserve">0.625 (0.572–0.678)</w:t>
@@ -4190,32 +4190,32 @@
           <w:p>
             <w:pPr>
               <w:pStyle w:val="Compact"/>
-              <w:jc w:val="right"/>
-            </w:pPr>
-            <w:r>
-              <w:t xml:space="preserve">0.112</w:t>
-            </w:r>
-          </w:p>
-        </w:tc>
-        <w:tc>
-          <w:p>
-            <w:pPr>
-              <w:pStyle w:val="Compact"/>
-              <w:jc w:val="right"/>
-            </w:pPr>
-            <w:r>
-              <w:t xml:space="preserve">1.17</w:t>
-            </w:r>
-          </w:p>
-        </w:tc>
-        <w:tc>
-          <w:p>
-            <w:pPr>
-              <w:pStyle w:val="Compact"/>
-              <w:jc w:val="right"/>
-            </w:pPr>
-            <w:r>
-              <w:t xml:space="preserve">+0.017</w:t>
+              <w:jc w:val="left"/>
+            </w:pPr>
+            <w:r>
+              <w:t xml:space="preserve">0.112 (0.097–0.127)</w:t>
+            </w:r>
+          </w:p>
+        </w:tc>
+        <w:tc>
+          <w:p>
+            <w:pPr>
+              <w:pStyle w:val="Compact"/>
+              <w:jc w:val="left"/>
+            </w:pPr>
+            <w:r>
+              <w:t xml:space="preserve">1.17 (0.76–1.61)</w:t>
+            </w:r>
+          </w:p>
+        </w:tc>
+        <w:tc>
+          <w:p>
+            <w:pPr>
+              <w:pStyle w:val="Compact"/>
+              <w:jc w:val="left"/>
+            </w:pPr>
+            <w:r>
+              <w:t xml:space="preserve">+0.017 (−0.005 to +0.039)</w:t>
             </w:r>
           </w:p>
         </w:tc>
@@ -4269,7 +4269,7 @@
           <w:p>
             <w:pPr>
               <w:pStyle w:val="Compact"/>
-              <w:jc w:val="right"/>
+              <w:jc w:val="left"/>
             </w:pPr>
             <w:r>
               <w:t xml:space="preserve">0.623 (0.565–0.678)</w:t>
@@ -4280,32 +4280,32 @@
           <w:p>
             <w:pPr>
               <w:pStyle w:val="Compact"/>
-              <w:jc w:val="right"/>
-            </w:pPr>
-            <w:r>
-              <w:t xml:space="preserve">0.113</w:t>
-            </w:r>
-          </w:p>
-        </w:tc>
-        <w:tc>
-          <w:p>
-            <w:pPr>
-              <w:pStyle w:val="Compact"/>
-              <w:jc w:val="right"/>
-            </w:pPr>
-            <w:r>
-              <w:t xml:space="preserve">1.22</w:t>
-            </w:r>
-          </w:p>
-        </w:tc>
-        <w:tc>
-          <w:p>
-            <w:pPr>
-              <w:pStyle w:val="Compact"/>
-              <w:jc w:val="right"/>
-            </w:pPr>
-            <w:r>
-              <w:t xml:space="preserve">+0.015</w:t>
+              <w:jc w:val="left"/>
+            </w:pPr>
+            <w:r>
+              <w:t xml:space="preserve">0.113 (0.098–0.128)</w:t>
+            </w:r>
+          </w:p>
+        </w:tc>
+        <w:tc>
+          <w:p>
+            <w:pPr>
+              <w:pStyle w:val="Compact"/>
+              <w:jc w:val="left"/>
+            </w:pPr>
+            <w:r>
+              <w:t xml:space="preserve">1.22 (0.70–1.76)</w:t>
+            </w:r>
+          </w:p>
+        </w:tc>
+        <w:tc>
+          <w:p>
+            <w:pPr>
+              <w:pStyle w:val="Compact"/>
+              <w:jc w:val="left"/>
+            </w:pPr>
+            <w:r>
+              <w:t xml:space="preserve">+0.015 (−0.007 to +0.038)</w:t>
             </w:r>
           </w:p>
         </w:tc>
@@ -4359,7 +4359,7 @@
           <w:p>
             <w:pPr>
               <w:pStyle w:val="Compact"/>
-              <w:jc w:val="right"/>
+              <w:jc w:val="left"/>
             </w:pPr>
             <w:r>
               <w:t xml:space="preserve">0.667 (0.631–0.706)</w:t>
@@ -4370,32 +4370,32 @@
           <w:p>
             <w:pPr>
               <w:pStyle w:val="Compact"/>
-              <w:jc w:val="right"/>
-            </w:pPr>
-            <w:r>
-              <w:t xml:space="preserve">0.158</w:t>
-            </w:r>
-          </w:p>
-        </w:tc>
-        <w:tc>
-          <w:p>
-            <w:pPr>
-              <w:pStyle w:val="Compact"/>
-              <w:jc w:val="right"/>
-            </w:pPr>
-            <w:r>
-              <w:t xml:space="preserve">1.01</w:t>
-            </w:r>
-          </w:p>
-        </w:tc>
-        <w:tc>
-          <w:p>
-            <w:pPr>
-              <w:pStyle w:val="Compact"/>
-              <w:jc w:val="right"/>
-            </w:pPr>
-            <w:r>
-              <w:t xml:space="preserve">-0.009</w:t>
+              <w:jc w:val="left"/>
+            </w:pPr>
+            <w:r>
+              <w:t xml:space="preserve">0.158 (0.144–0.172)</w:t>
+            </w:r>
+          </w:p>
+        </w:tc>
+        <w:tc>
+          <w:p>
+            <w:pPr>
+              <w:pStyle w:val="Compact"/>
+              <w:jc w:val="left"/>
+            </w:pPr>
+            <w:r>
+              <w:t xml:space="preserve">1.01 (0.80–1.27)</w:t>
+            </w:r>
+          </w:p>
+        </w:tc>
+        <w:tc>
+          <w:p>
+            <w:pPr>
+              <w:pStyle w:val="Compact"/>
+              <w:jc w:val="left"/>
+            </w:pPr>
+            <w:r>
+              <w:t xml:space="preserve">−0.009 (−0.032 to +0.014)</w:t>
             </w:r>
           </w:p>
         </w:tc>
@@ -4449,7 +4449,7 @@
           <w:p>
             <w:pPr>
               <w:pStyle w:val="Compact"/>
-              <w:jc w:val="right"/>
+              <w:jc w:val="left"/>
             </w:pPr>
             <w:r>
               <w:t xml:space="preserve">0.617 (0.575–0.660)</w:t>
@@ -4460,32 +4460,32 @@
           <w:p>
             <w:pPr>
               <w:pStyle w:val="Compact"/>
-              <w:jc w:val="right"/>
-            </w:pPr>
-            <w:r>
-              <w:t xml:space="preserve">0.162</w:t>
-            </w:r>
-          </w:p>
-        </w:tc>
-        <w:tc>
-          <w:p>
-            <w:pPr>
-              <w:pStyle w:val="Compact"/>
-              <w:jc w:val="right"/>
-            </w:pPr>
-            <w:r>
-              <w:t xml:space="preserve">0.87</w:t>
-            </w:r>
-          </w:p>
-        </w:tc>
-        <w:tc>
-          <w:p>
-            <w:pPr>
-              <w:pStyle w:val="Compact"/>
-              <w:jc w:val="right"/>
-            </w:pPr>
-            <w:r>
-              <w:t xml:space="preserve">-0.011</w:t>
+              <w:jc w:val="left"/>
+            </w:pPr>
+            <w:r>
+              <w:t xml:space="preserve">0.162 (0.148–0.176)</w:t>
+            </w:r>
+          </w:p>
+        </w:tc>
+        <w:tc>
+          <w:p>
+            <w:pPr>
+              <w:pStyle w:val="Compact"/>
+              <w:jc w:val="left"/>
+            </w:pPr>
+            <w:r>
+              <w:t xml:space="preserve">0.87 (0.61–1.15)</w:t>
+            </w:r>
+          </w:p>
+        </w:tc>
+        <w:tc>
+          <w:p>
+            <w:pPr>
+              <w:pStyle w:val="Compact"/>
+              <w:jc w:val="left"/>
+            </w:pPr>
+            <w:r>
+              <w:t xml:space="preserve">−0.011 (−0.034 to +0.013)</w:t>
             </w:r>
           </w:p>
         </w:tc>
@@ -4539,7 +4539,7 @@
           <w:p>
             <w:pPr>
               <w:pStyle w:val="Compact"/>
-              <w:jc w:val="right"/>
+              <w:jc w:val="left"/>
             </w:pPr>
             <w:r>
               <w:t xml:space="preserve">0.609 (0.569–0.649)</w:t>
@@ -4550,32 +4550,32 @@
           <w:p>
             <w:pPr>
               <w:pStyle w:val="Compact"/>
-              <w:jc w:val="right"/>
-            </w:pPr>
-            <w:r>
-              <w:t xml:space="preserve">0.163</w:t>
-            </w:r>
-          </w:p>
-        </w:tc>
-        <w:tc>
-          <w:p>
-            <w:pPr>
-              <w:pStyle w:val="Compact"/>
-              <w:jc w:val="right"/>
-            </w:pPr>
-            <w:r>
-              <w:t xml:space="preserve">1.12</w:t>
-            </w:r>
-          </w:p>
-        </w:tc>
-        <w:tc>
-          <w:p>
-            <w:pPr>
-              <w:pStyle w:val="Compact"/>
-              <w:jc w:val="right"/>
-            </w:pPr>
-            <w:r>
-              <w:t xml:space="preserve">-0.020</w:t>
+              <w:jc w:val="left"/>
+            </w:pPr>
+            <w:r>
+              <w:t xml:space="preserve">0.163 (0.149–0.177)</w:t>
+            </w:r>
+          </w:p>
+        </w:tc>
+        <w:tc>
+          <w:p>
+            <w:pPr>
+              <w:pStyle w:val="Compact"/>
+              <w:jc w:val="left"/>
+            </w:pPr>
+            <w:r>
+              <w:t xml:space="preserve">1.12 (0.79–1.49)</w:t>
+            </w:r>
+          </w:p>
+        </w:tc>
+        <w:tc>
+          <w:p>
+            <w:pPr>
+              <w:pStyle w:val="Compact"/>
+              <w:jc w:val="left"/>
+            </w:pPr>
+            <w:r>
+              <w:t xml:space="preserve">−0.020 (−0.043 to +0.004)</w:t>
             </w:r>
           </w:p>
         </w:tc>
@@ -4629,7 +4629,7 @@
           <w:p>
             <w:pPr>
               <w:pStyle w:val="Compact"/>
-              <w:jc w:val="right"/>
+              <w:jc w:val="left"/>
             </w:pPr>
             <w:r>
               <w:t xml:space="preserve">0.663 (0.636–0.690)</w:t>
@@ -4640,32 +4640,32 @@
           <w:p>
             <w:pPr>
               <w:pStyle w:val="Compact"/>
-              <w:jc w:val="right"/>
-            </w:pPr>
-            <w:r>
-              <w:t xml:space="preserve">0.137</w:t>
-            </w:r>
-          </w:p>
-        </w:tc>
-        <w:tc>
-          <w:p>
-            <w:pPr>
-              <w:pStyle w:val="Compact"/>
-              <w:jc w:val="right"/>
-            </w:pPr>
-            <w:r>
-              <w:t xml:space="preserve">0.98</w:t>
-            </w:r>
-          </w:p>
-        </w:tc>
-        <w:tc>
-          <w:p>
-            <w:pPr>
-              <w:pStyle w:val="Compact"/>
-              <w:jc w:val="right"/>
-            </w:pPr>
-            <w:r>
-              <w:t xml:space="preserve">+0.003</w:t>
+              <w:jc w:val="left"/>
+            </w:pPr>
+            <w:r>
+              <w:t xml:space="preserve">0.137 (0.128–0.146)</w:t>
+            </w:r>
+          </w:p>
+        </w:tc>
+        <w:tc>
+          <w:p>
+            <w:pPr>
+              <w:pStyle w:val="Compact"/>
+              <w:jc w:val="left"/>
+            </w:pPr>
+            <w:r>
+              <w:t xml:space="preserve">0.98 (0.82–1.15)</w:t>
+            </w:r>
+          </w:p>
+        </w:tc>
+        <w:tc>
+          <w:p>
+            <w:pPr>
+              <w:pStyle w:val="Compact"/>
+              <w:jc w:val="left"/>
+            </w:pPr>
+            <w:r>
+              <w:t xml:space="preserve">+0.003 (−0.012 to +0.017)</w:t>
             </w:r>
           </w:p>
         </w:tc>
@@ -4719,7 +4719,7 @@
           <w:p>
             <w:pPr>
               <w:pStyle w:val="Compact"/>
-              <w:jc w:val="right"/>
+              <w:jc w:val="left"/>
             </w:pPr>
             <w:r>
               <w:t xml:space="preserve">0.633 (0.603–0.660)</w:t>
@@ -4730,32 +4730,32 @@
           <w:p>
             <w:pPr>
               <w:pStyle w:val="Compact"/>
-              <w:jc w:val="right"/>
-            </w:pPr>
-            <w:r>
-              <w:t xml:space="preserve">0.140</w:t>
-            </w:r>
-          </w:p>
-        </w:tc>
-        <w:tc>
-          <w:p>
-            <w:pPr>
-              <w:pStyle w:val="Compact"/>
-              <w:jc w:val="right"/>
-            </w:pPr>
-            <w:r>
-              <w:t xml:space="preserve">0.89</w:t>
-            </w:r>
-          </w:p>
-        </w:tc>
-        <w:tc>
-          <w:p>
-            <w:pPr>
-              <w:pStyle w:val="Compact"/>
-              <w:jc w:val="right"/>
-            </w:pPr>
-            <w:r>
-              <w:t xml:space="preserve">+0.001</w:t>
+              <w:jc w:val="left"/>
+            </w:pPr>
+            <w:r>
+              <w:t xml:space="preserve">0.140 (0.130–0.150)</w:t>
+            </w:r>
+          </w:p>
+        </w:tc>
+        <w:tc>
+          <w:p>
+            <w:pPr>
+              <w:pStyle w:val="Compact"/>
+              <w:jc w:val="left"/>
+            </w:pPr>
+            <w:r>
+              <w:t xml:space="preserve">0.89 (0.69–1.10)</w:t>
+            </w:r>
+          </w:p>
+        </w:tc>
+        <w:tc>
+          <w:p>
+            <w:pPr>
+              <w:pStyle w:val="Compact"/>
+              <w:jc w:val="left"/>
+            </w:pPr>
+            <w:r>
+              <w:t xml:space="preserve">+0.001 (−0.014 to +0.015)</w:t>
             </w:r>
           </w:p>
         </w:tc>
@@ -4809,7 +4809,7 @@
           <w:p>
             <w:pPr>
               <w:pStyle w:val="Compact"/>
-              <w:jc w:val="right"/>
+              <w:jc w:val="left"/>
             </w:pPr>
             <w:r>
               <w:t xml:space="preserve">0.632 (0.603–0.659)</w:t>
@@ -4820,32 +4820,32 @@
           <w:p>
             <w:pPr>
               <w:pStyle w:val="Compact"/>
-              <w:jc w:val="right"/>
-            </w:pPr>
-            <w:r>
-              <w:t xml:space="preserve">0.139</w:t>
-            </w:r>
-          </w:p>
-        </w:tc>
-        <w:tc>
-          <w:p>
-            <w:pPr>
-              <w:pStyle w:val="Compact"/>
-              <w:jc w:val="right"/>
-            </w:pPr>
-            <w:r>
-              <w:t xml:space="preserve">1.16</w:t>
-            </w:r>
-          </w:p>
-        </w:tc>
-        <w:tc>
-          <w:p>
-            <w:pPr>
-              <w:pStyle w:val="Compact"/>
-              <w:jc w:val="right"/>
-            </w:pPr>
-            <w:r>
-              <w:t xml:space="preserve">-0.005</w:t>
+              <w:jc w:val="left"/>
+            </w:pPr>
+            <w:r>
+              <w:t xml:space="preserve">0.139 (0.130–0.149)</w:t>
+            </w:r>
+          </w:p>
+        </w:tc>
+        <w:tc>
+          <w:p>
+            <w:pPr>
+              <w:pStyle w:val="Compact"/>
+              <w:jc w:val="left"/>
+            </w:pPr>
+            <w:r>
+              <w:t xml:space="preserve">1.16 (0.92–1.39)</w:t>
+            </w:r>
+          </w:p>
+        </w:tc>
+        <w:tc>
+          <w:p>
+            <w:pPr>
+              <w:pStyle w:val="Compact"/>
+              <w:jc w:val="left"/>
+            </w:pPr>
+            <w:r>
+              <w:t xml:space="preserve">−0.005 (−0.020 to +0.009)</w:t>
             </w:r>
           </w:p>
         </w:tc>
@@ -4899,7 +4899,7 @@
           <w:p>
             <w:pPr>
               <w:pStyle w:val="Compact"/>
-              <w:jc w:val="right"/>
+              <w:jc w:val="left"/>
             </w:pPr>
             <w:r>
               <w:t xml:space="preserve">0.646 (0.623–0.665)</w:t>
@@ -4910,32 +4910,32 @@
           <w:p>
             <w:pPr>
               <w:pStyle w:val="Compact"/>
-              <w:jc w:val="right"/>
-            </w:pPr>
-            <w:r>
-              <w:t xml:space="preserve">0.132</w:t>
-            </w:r>
-          </w:p>
-        </w:tc>
-        <w:tc>
-          <w:p>
-            <w:pPr>
-              <w:pStyle w:val="Compact"/>
-              <w:jc w:val="right"/>
-            </w:pPr>
-            <w:r>
-              <w:t xml:space="preserve">0.93</w:t>
-            </w:r>
-          </w:p>
-        </w:tc>
-        <w:tc>
-          <w:p>
-            <w:pPr>
-              <w:pStyle w:val="Compact"/>
-              <w:jc w:val="right"/>
-            </w:pPr>
-            <w:r>
-              <w:t xml:space="preserve">+0.001</w:t>
+              <w:jc w:val="left"/>
+            </w:pPr>
+            <w:r>
+              <w:t xml:space="preserve">0.132 (0.126–0.139)</w:t>
+            </w:r>
+          </w:p>
+        </w:tc>
+        <w:tc>
+          <w:p>
+            <w:pPr>
+              <w:pStyle w:val="Compact"/>
+              <w:jc w:val="left"/>
+            </w:pPr>
+            <w:r>
+              <w:t xml:space="preserve">0.93 (0.80–1.05)</w:t>
+            </w:r>
+          </w:p>
+        </w:tc>
+        <w:tc>
+          <w:p>
+            <w:pPr>
+              <w:pStyle w:val="Compact"/>
+              <w:jc w:val="left"/>
+            </w:pPr>
+            <w:r>
+              <w:t xml:space="preserve">+0.001 (−0.009 to +0.011)</w:t>
             </w:r>
           </w:p>
         </w:tc>
@@ -4989,7 +4989,7 @@
           <w:p>
             <w:pPr>
               <w:pStyle w:val="Compact"/>
-              <w:jc w:val="right"/>
+              <w:jc w:val="left"/>
             </w:pPr>
             <w:r>
               <w:t xml:space="preserve">0.625 (0.603–0.645)</w:t>
@@ -5000,32 +5000,32 @@
           <w:p>
             <w:pPr>
               <w:pStyle w:val="Compact"/>
-              <w:jc w:val="right"/>
-            </w:pPr>
-            <w:r>
-              <w:t xml:space="preserve">0.133</w:t>
-            </w:r>
-          </w:p>
-        </w:tc>
-        <w:tc>
-          <w:p>
-            <w:pPr>
-              <w:pStyle w:val="Compact"/>
-              <w:jc w:val="right"/>
-            </w:pPr>
-            <w:r>
-              <w:t xml:space="preserve">0.99</w:t>
-            </w:r>
-          </w:p>
-        </w:tc>
-        <w:tc>
-          <w:p>
-            <w:pPr>
-              <w:pStyle w:val="Compact"/>
-              <w:jc w:val="right"/>
-            </w:pPr>
-            <w:r>
-              <w:t xml:space="preserve">+0.002</w:t>
+              <w:jc w:val="left"/>
+            </w:pPr>
+            <w:r>
+              <w:t xml:space="preserve">0.133 (0.127–0.140)</w:t>
+            </w:r>
+          </w:p>
+        </w:tc>
+        <w:tc>
+          <w:p>
+            <w:pPr>
+              <w:pStyle w:val="Compact"/>
+              <w:jc w:val="left"/>
+            </w:pPr>
+            <w:r>
+              <w:t xml:space="preserve">0.99 (0.82–1.13)</w:t>
+            </w:r>
+          </w:p>
+        </w:tc>
+        <w:tc>
+          <w:p>
+            <w:pPr>
+              <w:pStyle w:val="Compact"/>
+              <w:jc w:val="left"/>
+            </w:pPr>
+            <w:r>
+              <w:t xml:space="preserve">+0.002 (−0.008 to +0.012)</w:t>
             </w:r>
           </w:p>
         </w:tc>
@@ -5079,7 +5079,7 @@
           <w:p>
             <w:pPr>
               <w:pStyle w:val="Compact"/>
-              <w:jc w:val="right"/>
+              <w:jc w:val="left"/>
             </w:pPr>
             <w:r>
               <w:t xml:space="preserve">0.618 (0.596–0.638)</w:t>
@@ -5090,32 +5090,32 @@
           <w:p>
             <w:pPr>
               <w:pStyle w:val="Compact"/>
-              <w:jc w:val="right"/>
-            </w:pPr>
-            <w:r>
-              <w:t xml:space="preserve">0.134</w:t>
-            </w:r>
-          </w:p>
-        </w:tc>
-        <w:tc>
-          <w:p>
-            <w:pPr>
-              <w:pStyle w:val="Compact"/>
-              <w:jc w:val="right"/>
-            </w:pPr>
-            <w:r>
-              <w:t xml:space="preserve">1.13</w:t>
-            </w:r>
-          </w:p>
-        </w:tc>
-        <w:tc>
-          <w:p>
-            <w:pPr>
-              <w:pStyle w:val="Compact"/>
-              <w:jc w:val="right"/>
-            </w:pPr>
-            <w:r>
-              <w:t xml:space="preserve">+0.001</w:t>
+              <w:jc w:val="left"/>
+            </w:pPr>
+            <w:r>
+              <w:t xml:space="preserve">0.134 (0.128–0.141)</w:t>
+            </w:r>
+          </w:p>
+        </w:tc>
+        <w:tc>
+          <w:p>
+            <w:pPr>
+              <w:pStyle w:val="Compact"/>
+              <w:jc w:val="left"/>
+            </w:pPr>
+            <w:r>
+              <w:t xml:space="preserve">1.13 (0.92–1.30)</w:t>
+            </w:r>
+          </w:p>
+        </w:tc>
+        <w:tc>
+          <w:p>
+            <w:pPr>
+              <w:pStyle w:val="Compact"/>
+              <w:jc w:val="left"/>
+            </w:pPr>
+            <w:r>
+              <w:t xml:space="preserve">+0.001 (−0.009 to +0.011)</w:t>
             </w:r>
           </w:p>
         </w:tc>
@@ -5169,7 +5169,7 @@
           <w:p>
             <w:pPr>
               <w:pStyle w:val="Compact"/>
-              <w:jc w:val="right"/>
+              <w:jc w:val="left"/>
             </w:pPr>
             <w:r>
               <w:t xml:space="preserve">0.695 (0.634–0.754)</w:t>
@@ -5180,32 +5180,32 @@
           <w:p>
             <w:pPr>
               <w:pStyle w:val="Compact"/>
-              <w:jc w:val="right"/>
-            </w:pPr>
-            <w:r>
-              <w:t xml:space="preserve">0.120</w:t>
-            </w:r>
-          </w:p>
-        </w:tc>
-        <w:tc>
-          <w:p>
-            <w:pPr>
-              <w:pStyle w:val="Compact"/>
-              <w:jc w:val="right"/>
-            </w:pPr>
-            <w:r>
-              <w:t xml:space="preserve">1.29</w:t>
-            </w:r>
-          </w:p>
-        </w:tc>
-        <w:tc>
-          <w:p>
-            <w:pPr>
-              <w:pStyle w:val="Compact"/>
-              <w:jc w:val="right"/>
-            </w:pPr>
-            <w:r>
-              <w:t xml:space="preserve">+0.009</w:t>
+              <w:jc w:val="left"/>
+            </w:pPr>
+            <w:r>
+              <w:t xml:space="preserve">0.120 (0.104–0.139)</w:t>
+            </w:r>
+          </w:p>
+        </w:tc>
+        <w:tc>
+          <w:p>
+            <w:pPr>
+              <w:pStyle w:val="Compact"/>
+              <w:jc w:val="left"/>
+            </w:pPr>
+            <w:r>
+              <w:t xml:space="preserve">1.29 (0.88–1.77)</w:t>
+            </w:r>
+          </w:p>
+        </w:tc>
+        <w:tc>
+          <w:p>
+            <w:pPr>
+              <w:pStyle w:val="Compact"/>
+              <w:jc w:val="left"/>
+            </w:pPr>
+            <w:r>
+              <w:t xml:space="preserve">+0.009 (−0.018 to +0.034)</w:t>
             </w:r>
           </w:p>
         </w:tc>
@@ -5259,7 +5259,7 @@
           <w:p>
             <w:pPr>
               <w:pStyle w:val="Compact"/>
-              <w:jc w:val="right"/>
+              <w:jc w:val="left"/>
             </w:pPr>
             <w:r>
               <w:t xml:space="preserve">0.648 (0.587–0.710)</w:t>
@@ -5270,32 +5270,32 @@
           <w:p>
             <w:pPr>
               <w:pStyle w:val="Compact"/>
-              <w:jc w:val="right"/>
-            </w:pPr>
-            <w:r>
-              <w:t xml:space="preserve">0.124</w:t>
-            </w:r>
-          </w:p>
-        </w:tc>
-        <w:tc>
-          <w:p>
-            <w:pPr>
-              <w:pStyle w:val="Compact"/>
-              <w:jc w:val="right"/>
-            </w:pPr>
-            <w:r>
-              <w:t xml:space="preserve">1.06</w:t>
-            </w:r>
-          </w:p>
-        </w:tc>
-        <w:tc>
-          <w:p>
-            <w:pPr>
-              <w:pStyle w:val="Compact"/>
-              <w:jc w:val="right"/>
-            </w:pPr>
-            <w:r>
-              <w:t xml:space="preserve">+0.002</w:t>
+              <w:jc w:val="left"/>
+            </w:pPr>
+            <w:r>
+              <w:t xml:space="preserve">0.124 (0.106–0.143)</w:t>
+            </w:r>
+          </w:p>
+        </w:tc>
+        <w:tc>
+          <w:p>
+            <w:pPr>
+              <w:pStyle w:val="Compact"/>
+              <w:jc w:val="left"/>
+            </w:pPr>
+            <w:r>
+              <w:t xml:space="preserve">1.06 (0.63–1.54)</w:t>
+            </w:r>
+          </w:p>
+        </w:tc>
+        <w:tc>
+          <w:p>
+            <w:pPr>
+              <w:pStyle w:val="Compact"/>
+              <w:jc w:val="left"/>
+            </w:pPr>
+            <w:r>
+              <w:t xml:space="preserve">+0.002 (−0.027 to +0.028)</w:t>
             </w:r>
           </w:p>
         </w:tc>
@@ -5349,7 +5349,7 @@
           <w:p>
             <w:pPr>
               <w:pStyle w:val="Compact"/>
-              <w:jc w:val="right"/>
+              <w:jc w:val="left"/>
             </w:pPr>
             <w:r>
               <w:t xml:space="preserve">0.658 (0.598–0.713)</w:t>
@@ -5360,32 +5360,32 @@
           <w:p>
             <w:pPr>
               <w:pStyle w:val="Compact"/>
-              <w:jc w:val="right"/>
-            </w:pPr>
-            <w:r>
-              <w:t xml:space="preserve">0.124</w:t>
-            </w:r>
-          </w:p>
-        </w:tc>
-        <w:tc>
-          <w:p>
-            <w:pPr>
-              <w:pStyle w:val="Compact"/>
-              <w:jc w:val="right"/>
-            </w:pPr>
-            <w:r>
-              <w:t xml:space="preserve">1.52</w:t>
-            </w:r>
-          </w:p>
-        </w:tc>
-        <w:tc>
-          <w:p>
-            <w:pPr>
-              <w:pStyle w:val="Compact"/>
-              <w:jc w:val="right"/>
-            </w:pPr>
-            <w:r>
-              <w:t xml:space="preserve">+0.011</w:t>
+              <w:jc w:val="left"/>
+            </w:pPr>
+            <w:r>
+              <w:t xml:space="preserve">0.124 (0.107–0.143)</w:t>
+            </w:r>
+          </w:p>
+        </w:tc>
+        <w:tc>
+          <w:p>
+            <w:pPr>
+              <w:pStyle w:val="Compact"/>
+              <w:jc w:val="left"/>
+            </w:pPr>
+            <w:r>
+              <w:t xml:space="preserve">1.52 (0.98–2.08)</w:t>
+            </w:r>
+          </w:p>
+        </w:tc>
+        <w:tc>
+          <w:p>
+            <w:pPr>
+              <w:pStyle w:val="Compact"/>
+              <w:jc w:val="left"/>
+            </w:pPr>
+            <w:r>
+              <w:t xml:space="preserve">+0.011 (−0.017 to +0.037)</w:t>
             </w:r>
           </w:p>
         </w:tc>
@@ -5439,7 +5439,7 @@
           <w:p>
             <w:pPr>
               <w:pStyle w:val="Compact"/>
-              <w:jc w:val="right"/>
+              <w:jc w:val="left"/>
             </w:pPr>
             <w:r>
               <w:t xml:space="preserve">not estimable</w:t>
@@ -5450,7 +5450,7 @@
           <w:p>
             <w:pPr>
               <w:pStyle w:val="Compact"/>
-              <w:jc w:val="right"/>
+              <w:jc w:val="left"/>
             </w:pPr>
             <w:r>
               <w:t xml:space="preserve">—</w:t>
@@ -5461,7 +5461,7 @@
           <w:p>
             <w:pPr>
               <w:pStyle w:val="Compact"/>
-              <w:jc w:val="right"/>
+              <w:jc w:val="left"/>
             </w:pPr>
             <w:r>
               <w:t xml:space="preserve">—</w:t>
@@ -5472,7 +5472,7 @@
           <w:p>
             <w:pPr>
               <w:pStyle w:val="Compact"/>
-              <w:jc w:val="right"/>
+              <w:jc w:val="left"/>
             </w:pPr>
             <w:r>
               <w:t xml:space="preserve">—</w:t>
@@ -5529,7 +5529,7 @@
           <w:p>
             <w:pPr>
               <w:pStyle w:val="Compact"/>
-              <w:jc w:val="right"/>
+              <w:jc w:val="left"/>
             </w:pPr>
             <w:r>
               <w:t xml:space="preserve">not estimable</w:t>
@@ -5540,7 +5540,7 @@
           <w:p>
             <w:pPr>
               <w:pStyle w:val="Compact"/>
-              <w:jc w:val="right"/>
+              <w:jc w:val="left"/>
             </w:pPr>
             <w:r>
               <w:t xml:space="preserve">—</w:t>
@@ -5551,7 +5551,7 @@
           <w:p>
             <w:pPr>
               <w:pStyle w:val="Compact"/>
-              <w:jc w:val="right"/>
+              <w:jc w:val="left"/>
             </w:pPr>
             <w:r>
               <w:t xml:space="preserve">—</w:t>
@@ -5562,7 +5562,7 @@
           <w:p>
             <w:pPr>
               <w:pStyle w:val="Compact"/>
-              <w:jc w:val="right"/>
+              <w:jc w:val="left"/>
             </w:pPr>
             <w:r>
               <w:t xml:space="preserve">—</w:t>
@@ -5619,7 +5619,7 @@
           <w:p>
             <w:pPr>
               <w:pStyle w:val="Compact"/>
-              <w:jc w:val="right"/>
+              <w:jc w:val="left"/>
             </w:pPr>
             <w:r>
               <w:t xml:space="preserve">not estimable</w:t>
@@ -5630,7 +5630,7 @@
           <w:p>
             <w:pPr>
               <w:pStyle w:val="Compact"/>
-              <w:jc w:val="right"/>
+              <w:jc w:val="left"/>
             </w:pPr>
             <w:r>
               <w:t xml:space="preserve">—</w:t>
@@ -5641,7 +5641,7 @@
           <w:p>
             <w:pPr>
               <w:pStyle w:val="Compact"/>
-              <w:jc w:val="right"/>
+              <w:jc w:val="left"/>
             </w:pPr>
             <w:r>
               <w:t xml:space="preserve">—</w:t>
@@ -5652,7 +5652,7 @@
           <w:p>
             <w:pPr>
               <w:pStyle w:val="Compact"/>
-              <w:jc w:val="right"/>
+              <w:jc w:val="left"/>
             </w:pPr>
             <w:r>
               <w:t xml:space="preserve">—</w:t>
@@ -5709,7 +5709,7 @@
           <w:p>
             <w:pPr>
               <w:pStyle w:val="Compact"/>
-              <w:jc w:val="right"/>
+              <w:jc w:val="left"/>
             </w:pPr>
             <w:r>
               <w:t xml:space="preserve">not estimable</w:t>
@@ -5720,7 +5720,7 @@
           <w:p>
             <w:pPr>
               <w:pStyle w:val="Compact"/>
-              <w:jc w:val="right"/>
+              <w:jc w:val="left"/>
             </w:pPr>
             <w:r>
               <w:t xml:space="preserve">—</w:t>
@@ -5731,7 +5731,7 @@
           <w:p>
             <w:pPr>
               <w:pStyle w:val="Compact"/>
-              <w:jc w:val="right"/>
+              <w:jc w:val="left"/>
             </w:pPr>
             <w:r>
               <w:t xml:space="preserve">—</w:t>
@@ -5742,7 +5742,7 @@
           <w:p>
             <w:pPr>
               <w:pStyle w:val="Compact"/>
-              <w:jc w:val="right"/>
+              <w:jc w:val="left"/>
             </w:pPr>
             <w:r>
               <w:t xml:space="preserve">—</w:t>
@@ -5799,7 +5799,7 @@
           <w:p>
             <w:pPr>
               <w:pStyle w:val="Compact"/>
-              <w:jc w:val="right"/>
+              <w:jc w:val="left"/>
             </w:pPr>
             <w:r>
               <w:t xml:space="preserve">not estimable</w:t>
@@ -5810,7 +5810,7 @@
           <w:p>
             <w:pPr>
               <w:pStyle w:val="Compact"/>
-              <w:jc w:val="right"/>
+              <w:jc w:val="left"/>
             </w:pPr>
             <w:r>
               <w:t xml:space="preserve">—</w:t>
@@ -5821,7 +5821,7 @@
           <w:p>
             <w:pPr>
               <w:pStyle w:val="Compact"/>
-              <w:jc w:val="right"/>
+              <w:jc w:val="left"/>
             </w:pPr>
             <w:r>
               <w:t xml:space="preserve">—</w:t>
@@ -5832,7 +5832,7 @@
           <w:p>
             <w:pPr>
               <w:pStyle w:val="Compact"/>
-              <w:jc w:val="right"/>
+              <w:jc w:val="left"/>
             </w:pPr>
             <w:r>
               <w:t xml:space="preserve">—</w:t>
@@ -5889,7 +5889,7 @@
           <w:p>
             <w:pPr>
               <w:pStyle w:val="Compact"/>
-              <w:jc w:val="right"/>
+              <w:jc w:val="left"/>
             </w:pPr>
             <w:r>
               <w:t xml:space="preserve">not estimable</w:t>
@@ -5900,7 +5900,7 @@
           <w:p>
             <w:pPr>
               <w:pStyle w:val="Compact"/>
-              <w:jc w:val="right"/>
+              <w:jc w:val="left"/>
             </w:pPr>
             <w:r>
               <w:t xml:space="preserve">—</w:t>
@@ -5911,7 +5911,7 @@
           <w:p>
             <w:pPr>
               <w:pStyle w:val="Compact"/>
-              <w:jc w:val="right"/>
+              <w:jc w:val="left"/>
             </w:pPr>
             <w:r>
               <w:t xml:space="preserve">—</w:t>
@@ -5922,7 +5922,7 @@
           <w:p>
             <w:pPr>
               <w:pStyle w:val="Compact"/>
-              <w:jc w:val="right"/>
+              <w:jc w:val="left"/>
             </w:pPr>
             <w:r>
               <w:t xml:space="preserve">—</w:t>
@@ -5979,7 +5979,7 @@
           <w:p>
             <w:pPr>
               <w:pStyle w:val="Compact"/>
-              <w:jc w:val="right"/>
+              <w:jc w:val="left"/>
             </w:pPr>
             <w:r>
               <w:t xml:space="preserve">0.615 (0.565–0.664)</w:t>
@@ -5990,32 +5990,32 @@
           <w:p>
             <w:pPr>
               <w:pStyle w:val="Compact"/>
-              <w:jc w:val="right"/>
-            </w:pPr>
-            <w:r>
-              <w:t xml:space="preserve">0.151</w:t>
-            </w:r>
-          </w:p>
-        </w:tc>
-        <w:tc>
-          <w:p>
-            <w:pPr>
-              <w:pStyle w:val="Compact"/>
-              <w:jc w:val="right"/>
-            </w:pPr>
-            <w:r>
-              <w:t xml:space="preserve">0.72</w:t>
-            </w:r>
-          </w:p>
-        </w:tc>
-        <w:tc>
-          <w:p>
-            <w:pPr>
-              <w:pStyle w:val="Compact"/>
-              <w:jc w:val="right"/>
-            </w:pPr>
-            <w:r>
-              <w:t xml:space="preserve">-0.013</w:t>
+              <w:jc w:val="left"/>
+            </w:pPr>
+            <w:r>
+              <w:t xml:space="preserve">0.151 (0.135–0.169)</w:t>
+            </w:r>
+          </w:p>
+        </w:tc>
+        <w:tc>
+          <w:p>
+            <w:pPr>
+              <w:pStyle w:val="Compact"/>
+              <w:jc w:val="left"/>
+            </w:pPr>
+            <w:r>
+              <w:t xml:space="preserve">0.72 (0.42–1.04)</w:t>
+            </w:r>
+          </w:p>
+        </w:tc>
+        <w:tc>
+          <w:p>
+            <w:pPr>
+              <w:pStyle w:val="Compact"/>
+              <w:jc w:val="left"/>
+            </w:pPr>
+            <w:r>
+              <w:t xml:space="preserve">−0.013 (−0.041 to +0.013)</w:t>
             </w:r>
           </w:p>
         </w:tc>
@@ -6069,7 +6069,7 @@
           <w:p>
             <w:pPr>
               <w:pStyle w:val="Compact"/>
-              <w:jc w:val="right"/>
+              <w:jc w:val="left"/>
             </w:pPr>
             <w:r>
               <w:t xml:space="preserve">0.589 (0.537–0.642)</w:t>
@@ -6080,32 +6080,32 @@
           <w:p>
             <w:pPr>
               <w:pStyle w:val="Compact"/>
-              <w:jc w:val="right"/>
-            </w:pPr>
-            <w:r>
-              <w:t xml:space="preserve">0.153</w:t>
-            </w:r>
-          </w:p>
-        </w:tc>
-        <w:tc>
-          <w:p>
-            <w:pPr>
-              <w:pStyle w:val="Compact"/>
-              <w:jc w:val="right"/>
-            </w:pPr>
-            <w:r>
-              <w:t xml:space="preserve">0.66</w:t>
-            </w:r>
-          </w:p>
-        </w:tc>
-        <w:tc>
-          <w:p>
-            <w:pPr>
-              <w:pStyle w:val="Compact"/>
-              <w:jc w:val="right"/>
-            </w:pPr>
-            <w:r>
-              <w:t xml:space="preserve">-0.010</w:t>
+              <w:jc w:val="left"/>
+            </w:pPr>
+            <w:r>
+              <w:t xml:space="preserve">0.153 (0.136–0.170)</w:t>
+            </w:r>
+          </w:p>
+        </w:tc>
+        <w:tc>
+          <w:p>
+            <w:pPr>
+              <w:pStyle w:val="Compact"/>
+              <w:jc w:val="left"/>
+            </w:pPr>
+            <w:r>
+              <w:t xml:space="preserve">0.66 (0.30–1.00)</w:t>
+            </w:r>
+          </w:p>
+        </w:tc>
+        <w:tc>
+          <w:p>
+            <w:pPr>
+              <w:pStyle w:val="Compact"/>
+              <w:jc w:val="left"/>
+            </w:pPr>
+            <w:r>
+              <w:t xml:space="preserve">−0.010 (−0.038 to +0.016)</w:t>
             </w:r>
           </w:p>
         </w:tc>
@@ -6159,7 +6159,7 @@
           <w:p>
             <w:pPr>
               <w:pStyle w:val="Compact"/>
-              <w:jc w:val="right"/>
+              <w:jc w:val="left"/>
             </w:pPr>
             <w:r>
               <w:t xml:space="preserve">0.594 (0.543–0.643)</w:t>
@@ -6170,32 +6170,32 @@
           <w:p>
             <w:pPr>
               <w:pStyle w:val="Compact"/>
-              <w:jc w:val="right"/>
-            </w:pPr>
-            <w:r>
-              <w:t xml:space="preserve">0.151</w:t>
-            </w:r>
-          </w:p>
-        </w:tc>
-        <w:tc>
-          <w:p>
-            <w:pPr>
-              <w:pStyle w:val="Compact"/>
-              <w:jc w:val="right"/>
-            </w:pPr>
-            <w:r>
-              <w:t xml:space="preserve">0.93</w:t>
-            </w:r>
-          </w:p>
-        </w:tc>
-        <w:tc>
-          <w:p>
-            <w:pPr>
-              <w:pStyle w:val="Compact"/>
-              <w:jc w:val="right"/>
-            </w:pPr>
-            <w:r>
-              <w:t xml:space="preserve">-0.014</w:t>
+              <w:jc w:val="left"/>
+            </w:pPr>
+            <w:r>
+              <w:t xml:space="preserve">0.151 (0.135–0.168)</w:t>
+            </w:r>
+          </w:p>
+        </w:tc>
+        <w:tc>
+          <w:p>
+            <w:pPr>
+              <w:pStyle w:val="Compact"/>
+              <w:jc w:val="left"/>
+            </w:pPr>
+            <w:r>
+              <w:t xml:space="preserve">0.93 (0.49–1.40)</w:t>
+            </w:r>
+          </w:p>
+        </w:tc>
+        <w:tc>
+          <w:p>
+            <w:pPr>
+              <w:pStyle w:val="Compact"/>
+              <w:jc w:val="left"/>
+            </w:pPr>
+            <w:r>
+              <w:t xml:space="preserve">−0.014 (−0.042 to +0.012)</w:t>
             </w:r>
           </w:p>
         </w:tc>
@@ -6249,7 +6249,7 @@
           <w:p>
             <w:pPr>
               <w:pStyle w:val="Compact"/>
-              <w:jc w:val="right"/>
+              <w:jc w:val="left"/>
             </w:pPr>
             <w:r>
               <w:t xml:space="preserve">0.665 (0.644–0.685)</w:t>
@@ -6260,32 +6260,32 @@
           <w:p>
             <w:pPr>
               <w:pStyle w:val="Compact"/>
-              <w:jc w:val="right"/>
-            </w:pPr>
-            <w:r>
-              <w:t xml:space="preserve">0.134</w:t>
-            </w:r>
-          </w:p>
-        </w:tc>
-        <w:tc>
-          <w:p>
-            <w:pPr>
-              <w:pStyle w:val="Compact"/>
-              <w:jc w:val="right"/>
-            </w:pPr>
-            <w:r>
-              <w:t xml:space="preserve">1.00</w:t>
-            </w:r>
-          </w:p>
-        </w:tc>
-        <w:tc>
-          <w:p>
-            <w:pPr>
-              <w:pStyle w:val="Compact"/>
-              <w:jc w:val="right"/>
-            </w:pPr>
-            <w:r>
-              <w:t xml:space="preserve">+0.003</w:t>
+              <w:jc w:val="left"/>
+            </w:pPr>
+            <w:r>
+              <w:t xml:space="preserve">0.134 (0.127–0.140)</w:t>
+            </w:r>
+          </w:p>
+        </w:tc>
+        <w:tc>
+          <w:p>
+            <w:pPr>
+              <w:pStyle w:val="Compact"/>
+              <w:jc w:val="left"/>
+            </w:pPr>
+            <w:r>
+              <w:t xml:space="preserve">1.00 (0.87–1.13)</w:t>
+            </w:r>
+          </w:p>
+        </w:tc>
+        <w:tc>
+          <w:p>
+            <w:pPr>
+              <w:pStyle w:val="Compact"/>
+              <w:jc w:val="left"/>
+            </w:pPr>
+            <w:r>
+              <w:t xml:space="preserve">+0.003 (−0.007 to +0.013)</w:t>
             </w:r>
           </w:p>
         </w:tc>
@@ -6339,7 +6339,7 @@
           <w:p>
             <w:pPr>
               <w:pStyle w:val="Compact"/>
-              <w:jc w:val="right"/>
+              <w:jc w:val="left"/>
             </w:pPr>
             <w:r>
               <w:t xml:space="preserve">0.642 (0.620–0.662)</w:t>
@@ -6350,32 +6350,32 @@
           <w:p>
             <w:pPr>
               <w:pStyle w:val="Compact"/>
-              <w:jc w:val="right"/>
-            </w:pPr>
-            <w:r>
-              <w:t xml:space="preserve">0.135</w:t>
-            </w:r>
-          </w:p>
-        </w:tc>
-        <w:tc>
-          <w:p>
-            <w:pPr>
-              <w:pStyle w:val="Compact"/>
-              <w:jc w:val="right"/>
-            </w:pPr>
-            <w:r>
-              <w:t xml:space="preserve">1.05</w:t>
-            </w:r>
-          </w:p>
-        </w:tc>
-        <w:tc>
-          <w:p>
-            <w:pPr>
-              <w:pStyle w:val="Compact"/>
-              <w:jc w:val="right"/>
-            </w:pPr>
-            <w:r>
-              <w:t xml:space="preserve">+0.002</w:t>
+              <w:jc w:val="left"/>
+            </w:pPr>
+            <w:r>
+              <w:t xml:space="preserve">0.135 (0.128–0.142)</w:t>
+            </w:r>
+          </w:p>
+        </w:tc>
+        <w:tc>
+          <w:p>
+            <w:pPr>
+              <w:pStyle w:val="Compact"/>
+              <w:jc w:val="left"/>
+            </w:pPr>
+            <w:r>
+              <w:t xml:space="preserve">1.05 (0.88–1.19)</w:t>
+            </w:r>
+          </w:p>
+        </w:tc>
+        <w:tc>
+          <w:p>
+            <w:pPr>
+              <w:pStyle w:val="Compact"/>
+              <w:jc w:val="left"/>
+            </w:pPr>
+            <w:r>
+              <w:t xml:space="preserve">+0.002 (−0.007 to +0.013)</w:t>
             </w:r>
           </w:p>
         </w:tc>
@@ -6429,7 +6429,7 @@
           <w:p>
             <w:pPr>
               <w:pStyle w:val="Compact"/>
-              <w:jc w:val="right"/>
+              <w:jc w:val="left"/>
             </w:pPr>
             <w:r>
               <w:t xml:space="preserve">0.632 (0.609–0.653)</w:t>
@@ -6440,32 +6440,32 @@
           <w:p>
             <w:pPr>
               <w:pStyle w:val="Compact"/>
-              <w:jc w:val="right"/>
-            </w:pPr>
-            <w:r>
-              <w:t xml:space="preserve">0.136</w:t>
-            </w:r>
-          </w:p>
-        </w:tc>
-        <w:tc>
-          <w:p>
-            <w:pPr>
-              <w:pStyle w:val="Compact"/>
-              <w:jc w:val="right"/>
-            </w:pPr>
-            <w:r>
-              <w:t xml:space="preserve">1.19</w:t>
-            </w:r>
-          </w:p>
-        </w:tc>
-        <w:tc>
-          <w:p>
-            <w:pPr>
-              <w:pStyle w:val="Compact"/>
-              <w:jc w:val="right"/>
-            </w:pPr>
-            <w:r>
-              <w:t xml:space="preserve">-0.003</w:t>
+              <w:jc w:val="left"/>
+            </w:pPr>
+            <w:r>
+              <w:t xml:space="preserve">0.136 (0.130–0.143)</w:t>
+            </w:r>
+          </w:p>
+        </w:tc>
+        <w:tc>
+          <w:p>
+            <w:pPr>
+              <w:pStyle w:val="Compact"/>
+              <w:jc w:val="left"/>
+            </w:pPr>
+            <w:r>
+              <w:t xml:space="preserve">1.19 (0.99–1.40)</w:t>
+            </w:r>
+          </w:p>
+        </w:tc>
+        <w:tc>
+          <w:p>
+            <w:pPr>
+              <w:pStyle w:val="Compact"/>
+              <w:jc w:val="left"/>
+            </w:pPr>
+            <w:r>
+              <w:t xml:space="preserve">−0.003 (−0.012 to +0.007)</w:t>
             </w:r>
           </w:p>
         </w:tc>
@@ -6500,18 +6500,18 @@
     <w:tbl>
       <w:tblPr>
         <w:tblStyle w:val="Table"/>
-        <w:tblW w:type="pct" w:w="4999.999999999999"/>
+        <w:tblW w:type="pct" w:w="5000.0"/>
         <w:tblLook w:firstRow="1" w:lastRow="0" w:firstColumn="0" w:lastColumn="0" w:noHBand="0" w:noVBand="0" w:val="0020"/>
       </w:tblPr>
       <w:tblGrid>
-        <w:gridCol w:w="2449"/>
-        <w:gridCol w:w="571"/>
-        <w:gridCol w:w="571"/>
-        <w:gridCol w:w="489"/>
-        <w:gridCol w:w="1714"/>
-        <w:gridCol w:w="571"/>
-        <w:gridCol w:w="734"/>
-        <w:gridCol w:w="816"/>
+        <w:gridCol w:w="1389"/>
+        <w:gridCol w:w="694"/>
+        <w:gridCol w:w="833"/>
+        <w:gridCol w:w="555"/>
+        <w:gridCol w:w="1111"/>
+        <w:gridCol w:w="1111"/>
+        <w:gridCol w:w="972"/>
+        <w:gridCol w:w="1250"/>
       </w:tblGrid>
       <w:tr>
         <w:tc>
@@ -6578,7 +6578,7 @@
           <w:p>
             <w:pPr>
               <w:pStyle w:val="Compact"/>
-              <w:jc w:val="right"/>
+              <w:jc w:val="left"/>
             </w:pPr>
             <w:r>
               <w:rPr>
@@ -6593,44 +6593,44 @@
           <w:p>
             <w:pPr>
               <w:pStyle w:val="Compact"/>
-              <w:jc w:val="right"/>
+              <w:jc w:val="left"/>
             </w:pPr>
             <w:r>
               <w:rPr>
                 <w:bCs/>
                 <w:b/>
               </w:rPr>
-              <w:t xml:space="preserve">Brier</w:t>
-            </w:r>
-          </w:p>
-        </w:tc>
-        <w:tc>
-          <w:p>
-            <w:pPr>
-              <w:pStyle w:val="Compact"/>
-              <w:jc w:val="right"/>
+              <w:t xml:space="preserve">Brier (95% CI)</w:t>
+            </w:r>
+          </w:p>
+        </w:tc>
+        <w:tc>
+          <w:p>
+            <w:pPr>
+              <w:pStyle w:val="Compact"/>
+              <w:jc w:val="left"/>
             </w:pPr>
             <w:r>
               <w:rPr>
                 <w:bCs/>
                 <w:b/>
               </w:rPr>
-              <w:t xml:space="preserve">Logistic slope</w:t>
-            </w:r>
-          </w:p>
-        </w:tc>
-        <w:tc>
-          <w:p>
-            <w:pPr>
-              <w:pStyle w:val="Compact"/>
-              <w:jc w:val="right"/>
+              <w:t xml:space="preserve">Logistic slope (95% CI)</w:t>
+            </w:r>
+          </w:p>
+        </w:tc>
+        <w:tc>
+          <w:p>
+            <w:pPr>
+              <w:pStyle w:val="Compact"/>
+              <w:jc w:val="left"/>
             </w:pPr>
             <w:r>
               <w:rPr>
                 <w:bCs/>
                 <w:b/>
               </w:rPr>
-              <w:t xml:space="preserve">Mean risk difference</w:t>
+              <w:t xml:space="preserve">Mean risk difference (95% CI)</w:t>
             </w:r>
           </w:p>
         </w:tc>
@@ -6684,7 +6684,7 @@
           <w:p>
             <w:pPr>
               <w:pStyle w:val="Compact"/>
-              <w:jc w:val="right"/>
+              <w:jc w:val="left"/>
             </w:pPr>
             <w:r>
               <w:t xml:space="preserve">0.683 (0.624–0.742)</w:t>
@@ -6695,32 +6695,32 @@
           <w:p>
             <w:pPr>
               <w:pStyle w:val="Compact"/>
-              <w:jc w:val="right"/>
-            </w:pPr>
-            <w:r>
-              <w:t xml:space="preserve">0.130</w:t>
-            </w:r>
-          </w:p>
-        </w:tc>
-        <w:tc>
-          <w:p>
-            <w:pPr>
-              <w:pStyle w:val="Compact"/>
-              <w:jc w:val="right"/>
-            </w:pPr>
-            <w:r>
-              <w:t xml:space="preserve">1.39</w:t>
-            </w:r>
-          </w:p>
-        </w:tc>
-        <w:tc>
-          <w:p>
-            <w:pPr>
-              <w:pStyle w:val="Compact"/>
-              <w:jc w:val="right"/>
-            </w:pPr>
-            <w:r>
-              <w:t xml:space="preserve">-0.020</w:t>
+              <w:jc w:val="left"/>
+            </w:pPr>
+            <w:r>
+              <w:t xml:space="preserve">0.130 (0.111–0.149)</w:t>
+            </w:r>
+          </w:p>
+        </w:tc>
+        <w:tc>
+          <w:p>
+            <w:pPr>
+              <w:pStyle w:val="Compact"/>
+              <w:jc w:val="left"/>
+            </w:pPr>
+            <w:r>
+              <w:t xml:space="preserve">1.39 (0.96–1.88)</w:t>
+            </w:r>
+          </w:p>
+        </w:tc>
+        <w:tc>
+          <w:p>
+            <w:pPr>
+              <w:pStyle w:val="Compact"/>
+              <w:jc w:val="left"/>
+            </w:pPr>
+            <w:r>
+              <w:t xml:space="preserve">−0.020 (−0.049 to +0.007)</w:t>
             </w:r>
           </w:p>
         </w:tc>
@@ -6774,7 +6774,7 @@
           <w:p>
             <w:pPr>
               <w:pStyle w:val="Compact"/>
-              <w:jc w:val="right"/>
+              <w:jc w:val="left"/>
             </w:pPr>
             <w:r>
               <w:t xml:space="preserve">0.607 (0.547–0.667)</w:t>
@@ -6785,32 +6785,32 @@
           <w:p>
             <w:pPr>
               <w:pStyle w:val="Compact"/>
-              <w:jc w:val="right"/>
-            </w:pPr>
-            <w:r>
-              <w:t xml:space="preserve">0.135</w:t>
-            </w:r>
-          </w:p>
-        </w:tc>
-        <w:tc>
-          <w:p>
-            <w:pPr>
-              <w:pStyle w:val="Compact"/>
-              <w:jc w:val="right"/>
-            </w:pPr>
-            <w:r>
-              <w:t xml:space="preserve">0.86</w:t>
-            </w:r>
-          </w:p>
-        </w:tc>
-        <w:tc>
-          <w:p>
-            <w:pPr>
-              <w:pStyle w:val="Compact"/>
-              <w:jc w:val="right"/>
-            </w:pPr>
-            <w:r>
-              <w:t xml:space="preserve">-0.018</w:t>
+              <w:jc w:val="left"/>
+            </w:pPr>
+            <w:r>
+              <w:t xml:space="preserve">0.135 (0.117–0.154)</w:t>
+            </w:r>
+          </w:p>
+        </w:tc>
+        <w:tc>
+          <w:p>
+            <w:pPr>
+              <w:pStyle w:val="Compact"/>
+              <w:jc w:val="left"/>
+            </w:pPr>
+            <w:r>
+              <w:t xml:space="preserve">0.86 (0.30–1.40)</w:t>
+            </w:r>
+          </w:p>
+        </w:tc>
+        <w:tc>
+          <w:p>
+            <w:pPr>
+              <w:pStyle w:val="Compact"/>
+              <w:jc w:val="left"/>
+            </w:pPr>
+            <w:r>
+              <w:t xml:space="preserve">−0.018 (−0.047 to +0.010)</w:t>
             </w:r>
           </w:p>
         </w:tc>
@@ -6864,7 +6864,7 @@
           <w:p>
             <w:pPr>
               <w:pStyle w:val="Compact"/>
-              <w:jc w:val="right"/>
+              <w:jc w:val="left"/>
             </w:pPr>
             <w:r>
               <w:t xml:space="preserve">0.607 (0.547–0.668)</w:t>
@@ -6875,32 +6875,32 @@
           <w:p>
             <w:pPr>
               <w:pStyle w:val="Compact"/>
-              <w:jc w:val="right"/>
-            </w:pPr>
-            <w:r>
-              <w:t xml:space="preserve">0.137</w:t>
-            </w:r>
-          </w:p>
-        </w:tc>
-        <w:tc>
-          <w:p>
-            <w:pPr>
-              <w:pStyle w:val="Compact"/>
-              <w:jc w:val="right"/>
-            </w:pPr>
-            <w:r>
-              <w:t xml:space="preserve">1.30</w:t>
-            </w:r>
-          </w:p>
-        </w:tc>
-        <w:tc>
-          <w:p>
-            <w:pPr>
-              <w:pStyle w:val="Compact"/>
-              <w:jc w:val="right"/>
-            </w:pPr>
-            <w:r>
-              <w:t xml:space="preserve">-0.020</w:t>
+              <w:jc w:val="left"/>
+            </w:pPr>
+            <w:r>
+              <w:t xml:space="preserve">0.137 (0.117–0.157)</w:t>
+            </w:r>
+          </w:p>
+        </w:tc>
+        <w:tc>
+          <w:p>
+            <w:pPr>
+              <w:pStyle w:val="Compact"/>
+              <w:jc w:val="left"/>
+            </w:pPr>
+            <w:r>
+              <w:t xml:space="preserve">1.30 (0.54–2.12)</w:t>
+            </w:r>
+          </w:p>
+        </w:tc>
+        <w:tc>
+          <w:p>
+            <w:pPr>
+              <w:pStyle w:val="Compact"/>
+              <w:jc w:val="left"/>
+            </w:pPr>
+            <w:r>
+              <w:t xml:space="preserve">−0.020 (−0.049 to +0.008)</w:t>
             </w:r>
           </w:p>
         </w:tc>
@@ -6954,7 +6954,7 @@
           <w:p>
             <w:pPr>
               <w:pStyle w:val="Compact"/>
-              <w:jc w:val="right"/>
+              <w:jc w:val="left"/>
             </w:pPr>
             <w:r>
               <w:t xml:space="preserve">0.652 (0.618–0.687)</w:t>
@@ -6965,32 +6965,32 @@
           <w:p>
             <w:pPr>
               <w:pStyle w:val="Compact"/>
-              <w:jc w:val="right"/>
-            </w:pPr>
-            <w:r>
-              <w:t xml:space="preserve">0.142</w:t>
-            </w:r>
-          </w:p>
-        </w:tc>
-        <w:tc>
-          <w:p>
-            <w:pPr>
-              <w:pStyle w:val="Compact"/>
-              <w:jc w:val="right"/>
-            </w:pPr>
-            <w:r>
-              <w:t xml:space="preserve">0.98</w:t>
-            </w:r>
-          </w:p>
-        </w:tc>
-        <w:tc>
-          <w:p>
-            <w:pPr>
-              <w:pStyle w:val="Compact"/>
-              <w:jc w:val="right"/>
-            </w:pPr>
-            <w:r>
-              <w:t xml:space="preserve">+0.003</w:t>
+              <w:jc w:val="left"/>
+            </w:pPr>
+            <w:r>
+              <w:t xml:space="preserve">0.142 (0.131–0.155)</w:t>
+            </w:r>
+          </w:p>
+        </w:tc>
+        <w:tc>
+          <w:p>
+            <w:pPr>
+              <w:pStyle w:val="Compact"/>
+              <w:jc w:val="left"/>
+            </w:pPr>
+            <w:r>
+              <w:t xml:space="preserve">0.98 (0.74–1.24)</w:t>
+            </w:r>
+          </w:p>
+        </w:tc>
+        <w:tc>
+          <w:p>
+            <w:pPr>
+              <w:pStyle w:val="Compact"/>
+              <w:jc w:val="left"/>
+            </w:pPr>
+            <w:r>
+              <w:t xml:space="preserve">+0.003 (−0.018 to +0.021)</w:t>
             </w:r>
           </w:p>
         </w:tc>
@@ -7044,7 +7044,7 @@
           <w:p>
             <w:pPr>
               <w:pStyle w:val="Compact"/>
-              <w:jc w:val="right"/>
+              <w:jc w:val="left"/>
             </w:pPr>
             <w:r>
               <w:t xml:space="preserve">0.634 (0.599–0.670)</w:t>
@@ -7055,32 +7055,32 @@
           <w:p>
             <w:pPr>
               <w:pStyle w:val="Compact"/>
-              <w:jc w:val="right"/>
-            </w:pPr>
-            <w:r>
-              <w:t xml:space="preserve">0.142</w:t>
-            </w:r>
-          </w:p>
-        </w:tc>
-        <w:tc>
-          <w:p>
-            <w:pPr>
-              <w:pStyle w:val="Compact"/>
-              <w:jc w:val="right"/>
-            </w:pPr>
-            <w:r>
-              <w:t xml:space="preserve">1.06</w:t>
-            </w:r>
-          </w:p>
-        </w:tc>
-        <w:tc>
-          <w:p>
-            <w:pPr>
-              <w:pStyle w:val="Compact"/>
-              <w:jc w:val="right"/>
-            </w:pPr>
-            <w:r>
-              <w:t xml:space="preserve">+0.001</w:t>
+              <w:jc w:val="left"/>
+            </w:pPr>
+            <w:r>
+              <w:t xml:space="preserve">0.142 (0.131–0.155)</w:t>
+            </w:r>
+          </w:p>
+        </w:tc>
+        <w:tc>
+          <w:p>
+            <w:pPr>
+              <w:pStyle w:val="Compact"/>
+              <w:jc w:val="left"/>
+            </w:pPr>
+            <w:r>
+              <w:t xml:space="preserve">1.06 (0.75–1.38)</w:t>
+            </w:r>
+          </w:p>
+        </w:tc>
+        <w:tc>
+          <w:p>
+            <w:pPr>
+              <w:pStyle w:val="Compact"/>
+              <w:jc w:val="left"/>
+            </w:pPr>
+            <w:r>
+              <w:t xml:space="preserve">+0.001 (−0.020 to +0.018)</w:t>
             </w:r>
           </w:p>
         </w:tc>
@@ -7134,7 +7134,7 @@
           <w:p>
             <w:pPr>
               <w:pStyle w:val="Compact"/>
-              <w:jc w:val="right"/>
+              <w:jc w:val="left"/>
             </w:pPr>
             <w:r>
               <w:t xml:space="preserve">0.631 (0.593–0.666)</w:t>
@@ -7145,32 +7145,32 @@
           <w:p>
             <w:pPr>
               <w:pStyle w:val="Compact"/>
-              <w:jc w:val="right"/>
-            </w:pPr>
-            <w:r>
-              <w:t xml:space="preserve">0.143</w:t>
-            </w:r>
-          </w:p>
-        </w:tc>
-        <w:tc>
-          <w:p>
-            <w:pPr>
-              <w:pStyle w:val="Compact"/>
-              <w:jc w:val="right"/>
-            </w:pPr>
-            <w:r>
-              <w:t xml:space="preserve">1.58</w:t>
-            </w:r>
-          </w:p>
-        </w:tc>
-        <w:tc>
-          <w:p>
-            <w:pPr>
-              <w:pStyle w:val="Compact"/>
-              <w:jc w:val="right"/>
-            </w:pPr>
-            <w:r>
-              <w:t xml:space="preserve">-0.005</w:t>
+              <w:jc w:val="left"/>
+            </w:pPr>
+            <w:r>
+              <w:t xml:space="preserve">0.143 (0.132–0.157)</w:t>
+            </w:r>
+          </w:p>
+        </w:tc>
+        <w:tc>
+          <w:p>
+            <w:pPr>
+              <w:pStyle w:val="Compact"/>
+              <w:jc w:val="left"/>
+            </w:pPr>
+            <w:r>
+              <w:t xml:space="preserve">1.58 (1.10–2.09)</w:t>
+            </w:r>
+          </w:p>
+        </w:tc>
+        <w:tc>
+          <w:p>
+            <w:pPr>
+              <w:pStyle w:val="Compact"/>
+              <w:jc w:val="left"/>
+            </w:pPr>
+            <w:r>
+              <w:t xml:space="preserve">−0.005 (−0.026 to +0.013)</w:t>
             </w:r>
           </w:p>
         </w:tc>
@@ -7224,7 +7224,7 @@
           <w:p>
             <w:pPr>
               <w:pStyle w:val="Compact"/>
-              <w:jc w:val="right"/>
+              <w:jc w:val="left"/>
             </w:pPr>
             <w:r>
               <w:t xml:space="preserve">not estimable</w:t>
@@ -7235,7 +7235,7 @@
           <w:p>
             <w:pPr>
               <w:pStyle w:val="Compact"/>
-              <w:jc w:val="right"/>
+              <w:jc w:val="left"/>
             </w:pPr>
             <w:r>
               <w:t xml:space="preserve">—</w:t>
@@ -7246,7 +7246,7 @@
           <w:p>
             <w:pPr>
               <w:pStyle w:val="Compact"/>
-              <w:jc w:val="right"/>
+              <w:jc w:val="left"/>
             </w:pPr>
             <w:r>
               <w:t xml:space="preserve">—</w:t>
@@ -7257,7 +7257,7 @@
           <w:p>
             <w:pPr>
               <w:pStyle w:val="Compact"/>
-              <w:jc w:val="right"/>
+              <w:jc w:val="left"/>
             </w:pPr>
             <w:r>
               <w:t xml:space="preserve">—</w:t>
@@ -7314,7 +7314,7 @@
           <w:p>
             <w:pPr>
               <w:pStyle w:val="Compact"/>
-              <w:jc w:val="right"/>
+              <w:jc w:val="left"/>
             </w:pPr>
             <w:r>
               <w:t xml:space="preserve">not estimable</w:t>
@@ -7325,7 +7325,7 @@
           <w:p>
             <w:pPr>
               <w:pStyle w:val="Compact"/>
-              <w:jc w:val="right"/>
+              <w:jc w:val="left"/>
             </w:pPr>
             <w:r>
               <w:t xml:space="preserve">—</w:t>
@@ -7336,7 +7336,7 @@
           <w:p>
             <w:pPr>
               <w:pStyle w:val="Compact"/>
-              <w:jc w:val="right"/>
+              <w:jc w:val="left"/>
             </w:pPr>
             <w:r>
               <w:t xml:space="preserve">—</w:t>
@@ -7347,7 +7347,7 @@
           <w:p>
             <w:pPr>
               <w:pStyle w:val="Compact"/>
-              <w:jc w:val="right"/>
+              <w:jc w:val="left"/>
             </w:pPr>
             <w:r>
               <w:t xml:space="preserve">—</w:t>
@@ -7404,7 +7404,7 @@
           <w:p>
             <w:pPr>
               <w:pStyle w:val="Compact"/>
-              <w:jc w:val="right"/>
+              <w:jc w:val="left"/>
             </w:pPr>
             <w:r>
               <w:t xml:space="preserve">not estimable</w:t>
@@ -7415,7 +7415,7 @@
           <w:p>
             <w:pPr>
               <w:pStyle w:val="Compact"/>
-              <w:jc w:val="right"/>
+              <w:jc w:val="left"/>
             </w:pPr>
             <w:r>
               <w:t xml:space="preserve">—</w:t>
@@ -7426,7 +7426,7 @@
           <w:p>
             <w:pPr>
               <w:pStyle w:val="Compact"/>
-              <w:jc w:val="right"/>
+              <w:jc w:val="left"/>
             </w:pPr>
             <w:r>
               <w:t xml:space="preserve">—</w:t>
@@ -7437,7 +7437,7 @@
           <w:p>
             <w:pPr>
               <w:pStyle w:val="Compact"/>
-              <w:jc w:val="right"/>
+              <w:jc w:val="left"/>
             </w:pPr>
             <w:r>
               <w:t xml:space="preserve">—</w:t>
@@ -7494,7 +7494,7 @@
           <w:p>
             <w:pPr>
               <w:pStyle w:val="Compact"/>
-              <w:jc w:val="right"/>
+              <w:jc w:val="left"/>
             </w:pPr>
             <w:r>
               <w:t xml:space="preserve">not estimable</w:t>
@@ -7505,7 +7505,7 @@
           <w:p>
             <w:pPr>
               <w:pStyle w:val="Compact"/>
-              <w:jc w:val="right"/>
+              <w:jc w:val="left"/>
             </w:pPr>
             <w:r>
               <w:t xml:space="preserve">—</w:t>
@@ -7516,7 +7516,7 @@
           <w:p>
             <w:pPr>
               <w:pStyle w:val="Compact"/>
-              <w:jc w:val="right"/>
+              <w:jc w:val="left"/>
             </w:pPr>
             <w:r>
               <w:t xml:space="preserve">—</w:t>
@@ -7527,7 +7527,7 @@
           <w:p>
             <w:pPr>
               <w:pStyle w:val="Compact"/>
-              <w:jc w:val="right"/>
+              <w:jc w:val="left"/>
             </w:pPr>
             <w:r>
               <w:t xml:space="preserve">—</w:t>
@@ -7584,7 +7584,7 @@
           <w:p>
             <w:pPr>
               <w:pStyle w:val="Compact"/>
-              <w:jc w:val="right"/>
+              <w:jc w:val="left"/>
             </w:pPr>
             <w:r>
               <w:t xml:space="preserve">not estimable</w:t>
@@ -7595,7 +7595,7 @@
           <w:p>
             <w:pPr>
               <w:pStyle w:val="Compact"/>
-              <w:jc w:val="right"/>
+              <w:jc w:val="left"/>
             </w:pPr>
             <w:r>
               <w:t xml:space="preserve">—</w:t>
@@ -7606,7 +7606,7 @@
           <w:p>
             <w:pPr>
               <w:pStyle w:val="Compact"/>
-              <w:jc w:val="right"/>
+              <w:jc w:val="left"/>
             </w:pPr>
             <w:r>
               <w:t xml:space="preserve">—</w:t>
@@ -7617,7 +7617,7 @@
           <w:p>
             <w:pPr>
               <w:pStyle w:val="Compact"/>
-              <w:jc w:val="right"/>
+              <w:jc w:val="left"/>
             </w:pPr>
             <w:r>
               <w:t xml:space="preserve">—</w:t>
@@ -7674,7 +7674,7 @@
           <w:p>
             <w:pPr>
               <w:pStyle w:val="Compact"/>
-              <w:jc w:val="right"/>
+              <w:jc w:val="left"/>
             </w:pPr>
             <w:r>
               <w:t xml:space="preserve">not estimable</w:t>
@@ -7685,7 +7685,7 @@
           <w:p>
             <w:pPr>
               <w:pStyle w:val="Compact"/>
-              <w:jc w:val="right"/>
+              <w:jc w:val="left"/>
             </w:pPr>
             <w:r>
               <w:t xml:space="preserve">—</w:t>
@@ -7696,7 +7696,7 @@
           <w:p>
             <w:pPr>
               <w:pStyle w:val="Compact"/>
-              <w:jc w:val="right"/>
+              <w:jc w:val="left"/>
             </w:pPr>
             <w:r>
               <w:t xml:space="preserve">—</w:t>
@@ -7707,7 +7707,7 @@
           <w:p>
             <w:pPr>
               <w:pStyle w:val="Compact"/>
-              <w:jc w:val="right"/>
+              <w:jc w:val="left"/>
             </w:pPr>
             <w:r>
               <w:t xml:space="preserve">—</w:t>
@@ -7764,7 +7764,7 @@
           <w:p>
             <w:pPr>
               <w:pStyle w:val="Compact"/>
-              <w:jc w:val="right"/>
+              <w:jc w:val="left"/>
             </w:pPr>
             <w:r>
               <w:t xml:space="preserve">0.700 (0.648–0.749)</w:t>
@@ -7775,32 +7775,32 @@
           <w:p>
             <w:pPr>
               <w:pStyle w:val="Compact"/>
-              <w:jc w:val="right"/>
-            </w:pPr>
-            <w:r>
-              <w:t xml:space="preserve">0.187</w:t>
-            </w:r>
-          </w:p>
-        </w:tc>
-        <w:tc>
-          <w:p>
-            <w:pPr>
-              <w:pStyle w:val="Compact"/>
-              <w:jc w:val="right"/>
-            </w:pPr>
-            <w:r>
-              <w:t xml:space="preserve">1.21</w:t>
-            </w:r>
-          </w:p>
-        </w:tc>
-        <w:tc>
-          <w:p>
-            <w:pPr>
-              <w:pStyle w:val="Compact"/>
-              <w:jc w:val="right"/>
-            </w:pPr>
-            <w:r>
-              <w:t xml:space="preserve">+0.029</w:t>
+              <w:jc w:val="left"/>
+            </w:pPr>
+            <w:r>
+              <w:t xml:space="preserve">0.187 (0.171–0.201)</w:t>
+            </w:r>
+          </w:p>
+        </w:tc>
+        <w:tc>
+          <w:p>
+            <w:pPr>
+              <w:pStyle w:val="Compact"/>
+              <w:jc w:val="left"/>
+            </w:pPr>
+            <w:r>
+              <w:t xml:space="preserve">1.21 (0.88–1.56)</w:t>
+            </w:r>
+          </w:p>
+        </w:tc>
+        <w:tc>
+          <w:p>
+            <w:pPr>
+              <w:pStyle w:val="Compact"/>
+              <w:jc w:val="left"/>
+            </w:pPr>
+            <w:r>
+              <w:t xml:space="preserve">+0.029 (−0.007 to +0.070)</w:t>
             </w:r>
           </w:p>
         </w:tc>
@@ -7854,7 +7854,7 @@
           <w:p>
             <w:pPr>
               <w:pStyle w:val="Compact"/>
-              <w:jc w:val="right"/>
+              <w:jc w:val="left"/>
             </w:pPr>
             <w:r>
               <w:t xml:space="preserve">0.636 (0.578–0.690)</w:t>
@@ -7865,32 +7865,32 @@
           <w:p>
             <w:pPr>
               <w:pStyle w:val="Compact"/>
-              <w:jc w:val="right"/>
-            </w:pPr>
-            <w:r>
-              <w:t xml:space="preserve">0.197</w:t>
-            </w:r>
-          </w:p>
-        </w:tc>
-        <w:tc>
-          <w:p>
-            <w:pPr>
-              <w:pStyle w:val="Compact"/>
-              <w:jc w:val="right"/>
-            </w:pPr>
-            <w:r>
-              <w:t xml:space="preserve">0.88</w:t>
-            </w:r>
-          </w:p>
-        </w:tc>
-        <w:tc>
-          <w:p>
-            <w:pPr>
-              <w:pStyle w:val="Compact"/>
-              <w:jc w:val="right"/>
-            </w:pPr>
-            <w:r>
-              <w:t xml:space="preserve">+0.029</w:t>
+              <w:jc w:val="left"/>
+            </w:pPr>
+            <w:r>
+              <w:t xml:space="preserve">0.197 (0.181–0.212)</w:t>
+            </w:r>
+          </w:p>
+        </w:tc>
+        <w:tc>
+          <w:p>
+            <w:pPr>
+              <w:pStyle w:val="Compact"/>
+              <w:jc w:val="left"/>
+            </w:pPr>
+            <w:r>
+              <w:t xml:space="preserve">0.88 (0.54–1.25)</w:t>
+            </w:r>
+          </w:p>
+        </w:tc>
+        <w:tc>
+          <w:p>
+            <w:pPr>
+              <w:pStyle w:val="Compact"/>
+              <w:jc w:val="left"/>
+            </w:pPr>
+            <w:r>
+              <w:t xml:space="preserve">+0.029 (−0.008 to +0.071)</w:t>
             </w:r>
           </w:p>
         </w:tc>
@@ -7944,7 +7944,7 @@
           <w:p>
             <w:pPr>
               <w:pStyle w:val="Compact"/>
-              <w:jc w:val="right"/>
+              <w:jc w:val="left"/>
             </w:pPr>
             <w:r>
               <w:t xml:space="preserve">0.678 (0.622–0.730)</w:t>
@@ -7955,32 +7955,32 @@
           <w:p>
             <w:pPr>
               <w:pStyle w:val="Compact"/>
-              <w:jc w:val="right"/>
-            </w:pPr>
-            <w:r>
-              <w:t xml:space="preserve">0.193</w:t>
-            </w:r>
-          </w:p>
-        </w:tc>
-        <w:tc>
-          <w:p>
-            <w:pPr>
-              <w:pStyle w:val="Compact"/>
-              <w:jc w:val="right"/>
-            </w:pPr>
-            <w:r>
-              <w:t xml:space="preserve">1.86</w:t>
-            </w:r>
-          </w:p>
-        </w:tc>
-        <w:tc>
-          <w:p>
-            <w:pPr>
-              <w:pStyle w:val="Compact"/>
-              <w:jc w:val="right"/>
-            </w:pPr>
-            <w:r>
-              <w:t xml:space="preserve">+0.014</w:t>
+              <w:jc w:val="left"/>
+            </w:pPr>
+            <w:r>
+              <w:t xml:space="preserve">0.193 (0.178–0.208)</w:t>
+            </w:r>
+          </w:p>
+        </w:tc>
+        <w:tc>
+          <w:p>
+            <w:pPr>
+              <w:pStyle w:val="Compact"/>
+              <w:jc w:val="left"/>
+            </w:pPr>
+            <w:r>
+              <w:t xml:space="preserve">1.86 (1.27–2.50)</w:t>
+            </w:r>
+          </w:p>
+        </w:tc>
+        <w:tc>
+          <w:p>
+            <w:pPr>
+              <w:pStyle w:val="Compact"/>
+              <w:jc w:val="left"/>
+            </w:pPr>
+            <w:r>
+              <w:t xml:space="preserve">+0.014 (−0.021 to +0.055)</w:t>
             </w:r>
           </w:p>
         </w:tc>
@@ -8034,7 +8034,7 @@
           <w:p>
             <w:pPr>
               <w:pStyle w:val="Compact"/>
-              <w:jc w:val="right"/>
+              <w:jc w:val="left"/>
             </w:pPr>
             <w:r>
               <w:t xml:space="preserve">0.641 (0.621–0.660)</w:t>
@@ -8045,32 +8045,32 @@
           <w:p>
             <w:pPr>
               <w:pStyle w:val="Compact"/>
-              <w:jc w:val="right"/>
-            </w:pPr>
-            <w:r>
-              <w:t xml:space="preserve">0.133</w:t>
-            </w:r>
-          </w:p>
-        </w:tc>
-        <w:tc>
-          <w:p>
-            <w:pPr>
-              <w:pStyle w:val="Compact"/>
-              <w:jc w:val="right"/>
-            </w:pPr>
-            <w:r>
-              <w:t xml:space="preserve">0.94</w:t>
-            </w:r>
-          </w:p>
-        </w:tc>
-        <w:tc>
-          <w:p>
-            <w:pPr>
-              <w:pStyle w:val="Compact"/>
-              <w:jc w:val="right"/>
-            </w:pPr>
-            <w:r>
-              <w:t xml:space="preserve">-0.000</w:t>
+              <w:jc w:val="left"/>
+            </w:pPr>
+            <w:r>
+              <w:t xml:space="preserve">0.133 (0.127–0.139)</w:t>
+            </w:r>
+          </w:p>
+        </w:tc>
+        <w:tc>
+          <w:p>
+            <w:pPr>
+              <w:pStyle w:val="Compact"/>
+              <w:jc w:val="left"/>
+            </w:pPr>
+            <w:r>
+              <w:t xml:space="preserve">0.94 (0.81–1.07)</w:t>
+            </w:r>
+          </w:p>
+        </w:tc>
+        <w:tc>
+          <w:p>
+            <w:pPr>
+              <w:pStyle w:val="Compact"/>
+              <w:jc w:val="left"/>
+            </w:pPr>
+            <w:r>
+              <w:t xml:space="preserve">−0.000 (−0.010 to +0.009)</w:t>
             </w:r>
           </w:p>
         </w:tc>
@@ -8124,7 +8124,7 @@
           <w:p>
             <w:pPr>
               <w:pStyle w:val="Compact"/>
-              <w:jc w:val="right"/>
+              <w:jc w:val="left"/>
             </w:pPr>
             <w:r>
               <w:t xml:space="preserve">0.615 (0.595–0.634)</w:t>
@@ -8135,32 +8135,32 @@
           <w:p>
             <w:pPr>
               <w:pStyle w:val="Compact"/>
-              <w:jc w:val="right"/>
-            </w:pPr>
-            <w:r>
-              <w:t xml:space="preserve">0.134</w:t>
-            </w:r>
-          </w:p>
-        </w:tc>
-        <w:tc>
-          <w:p>
-            <w:pPr>
-              <w:pStyle w:val="Compact"/>
-              <w:jc w:val="right"/>
-            </w:pPr>
-            <w:r>
-              <w:t xml:space="preserve">0.98</w:t>
-            </w:r>
-          </w:p>
-        </w:tc>
-        <w:tc>
-          <w:p>
-            <w:pPr>
-              <w:pStyle w:val="Compact"/>
-              <w:jc w:val="right"/>
-            </w:pPr>
-            <w:r>
-              <w:t xml:space="preserve">-0.001</w:t>
+              <w:jc w:val="left"/>
+            </w:pPr>
+            <w:r>
+              <w:t xml:space="preserve">0.134 (0.128–0.141)</w:t>
+            </w:r>
+          </w:p>
+        </w:tc>
+        <w:tc>
+          <w:p>
+            <w:pPr>
+              <w:pStyle w:val="Compact"/>
+              <w:jc w:val="left"/>
+            </w:pPr>
+            <w:r>
+              <w:t xml:space="preserve">0.98 (0.83–1.15)</w:t>
+            </w:r>
+          </w:p>
+        </w:tc>
+        <w:tc>
+          <w:p>
+            <w:pPr>
+              <w:pStyle w:val="Compact"/>
+              <w:jc w:val="left"/>
+            </w:pPr>
+            <w:r>
+              <w:t xml:space="preserve">−0.001 (−0.011 to +0.009)</w:t>
             </w:r>
           </w:p>
         </w:tc>
@@ -8214,7 +8214,7 @@
           <w:p>
             <w:pPr>
               <w:pStyle w:val="Compact"/>
-              <w:jc w:val="right"/>
+              <w:jc w:val="left"/>
             </w:pPr>
             <w:r>
               <w:t xml:space="preserve">0.609 (0.590–0.628)</w:t>
@@ -8225,32 +8225,32 @@
           <w:p>
             <w:pPr>
               <w:pStyle w:val="Compact"/>
-              <w:jc w:val="right"/>
-            </w:pPr>
-            <w:r>
-              <w:t xml:space="preserve">0.135</w:t>
-            </w:r>
-          </w:p>
-        </w:tc>
-        <w:tc>
-          <w:p>
-            <w:pPr>
-              <w:pStyle w:val="Compact"/>
-              <w:jc w:val="right"/>
-            </w:pPr>
-            <w:r>
-              <w:t xml:space="preserve">1.14</w:t>
-            </w:r>
-          </w:p>
-        </w:tc>
-        <w:tc>
-          <w:p>
-            <w:pPr>
-              <w:pStyle w:val="Compact"/>
-              <w:jc w:val="right"/>
-            </w:pPr>
-            <w:r>
-              <w:t xml:space="preserve">-0.003</w:t>
+              <w:jc w:val="left"/>
+            </w:pPr>
+            <w:r>
+              <w:t xml:space="preserve">0.135 (0.129–0.142)</w:t>
+            </w:r>
+          </w:p>
+        </w:tc>
+        <w:tc>
+          <w:p>
+            <w:pPr>
+              <w:pStyle w:val="Compact"/>
+              <w:jc w:val="left"/>
+            </w:pPr>
+            <w:r>
+              <w:t xml:space="preserve">1.14 (0.94–1.35)</w:t>
+            </w:r>
+          </w:p>
+        </w:tc>
+        <w:tc>
+          <w:p>
+            <w:pPr>
+              <w:pStyle w:val="Compact"/>
+              <w:jc w:val="left"/>
+            </w:pPr>
+            <w:r>
+              <w:t xml:space="preserve">−0.003 (−0.013 to +0.006)</w:t>
             </w:r>
           </w:p>
         </w:tc>
@@ -8304,7 +8304,7 @@
           <w:p>
             <w:pPr>
               <w:pStyle w:val="Compact"/>
-              <w:jc w:val="right"/>
+              <w:jc w:val="left"/>
             </w:pPr>
             <w:r>
               <w:t xml:space="preserve">not estimable</w:t>
@@ -8315,7 +8315,7 @@
           <w:p>
             <w:pPr>
               <w:pStyle w:val="Compact"/>
-              <w:jc w:val="right"/>
+              <w:jc w:val="left"/>
             </w:pPr>
             <w:r>
               <w:t xml:space="preserve">—</w:t>
@@ -8326,7 +8326,7 @@
           <w:p>
             <w:pPr>
               <w:pStyle w:val="Compact"/>
-              <w:jc w:val="right"/>
+              <w:jc w:val="left"/>
             </w:pPr>
             <w:r>
               <w:t xml:space="preserve">—</w:t>
@@ -8337,7 +8337,7 @@
           <w:p>
             <w:pPr>
               <w:pStyle w:val="Compact"/>
-              <w:jc w:val="right"/>
+              <w:jc w:val="left"/>
             </w:pPr>
             <w:r>
               <w:t xml:space="preserve">—</w:t>
@@ -8394,7 +8394,7 @@
           <w:p>
             <w:pPr>
               <w:pStyle w:val="Compact"/>
-              <w:jc w:val="right"/>
+              <w:jc w:val="left"/>
             </w:pPr>
             <w:r>
               <w:t xml:space="preserve">not estimable</w:t>
@@ -8405,7 +8405,7 @@
           <w:p>
             <w:pPr>
               <w:pStyle w:val="Compact"/>
-              <w:jc w:val="right"/>
+              <w:jc w:val="left"/>
             </w:pPr>
             <w:r>
               <w:t xml:space="preserve">—</w:t>
@@ -8416,7 +8416,7 @@
           <w:p>
             <w:pPr>
               <w:pStyle w:val="Compact"/>
-              <w:jc w:val="right"/>
+              <w:jc w:val="left"/>
             </w:pPr>
             <w:r>
               <w:t xml:space="preserve">—</w:t>
@@ -8427,7 +8427,7 @@
           <w:p>
             <w:pPr>
               <w:pStyle w:val="Compact"/>
-              <w:jc w:val="right"/>
+              <w:jc w:val="left"/>
             </w:pPr>
             <w:r>
               <w:t xml:space="preserve">—</w:t>
@@ -8484,7 +8484,7 @@
           <w:p>
             <w:pPr>
               <w:pStyle w:val="Compact"/>
-              <w:jc w:val="right"/>
+              <w:jc w:val="left"/>
             </w:pPr>
             <w:r>
               <w:t xml:space="preserve">not estimable</w:t>
@@ -8495,7 +8495,7 @@
           <w:p>
             <w:pPr>
               <w:pStyle w:val="Compact"/>
-              <w:jc w:val="right"/>
+              <w:jc w:val="left"/>
             </w:pPr>
             <w:r>
               <w:t xml:space="preserve">—</w:t>
@@ -8506,7 +8506,7 @@
           <w:p>
             <w:pPr>
               <w:pStyle w:val="Compact"/>
-              <w:jc w:val="right"/>
+              <w:jc w:val="left"/>
             </w:pPr>
             <w:r>
               <w:t xml:space="preserve">—</w:t>
@@ -8517,7 +8517,7 @@
           <w:p>
             <w:pPr>
               <w:pStyle w:val="Compact"/>
-              <w:jc w:val="right"/>
+              <w:jc w:val="left"/>
             </w:pPr>
             <w:r>
               <w:t xml:space="preserve">—</w:t>
@@ -8574,7 +8574,7 @@
           <w:p>
             <w:pPr>
               <w:pStyle w:val="Compact"/>
-              <w:jc w:val="right"/>
+              <w:jc w:val="left"/>
             </w:pPr>
             <w:r>
               <w:t xml:space="preserve">0.690 (0.638–0.748)</w:t>
@@ -8585,32 +8585,32 @@
           <w:p>
             <w:pPr>
               <w:pStyle w:val="Compact"/>
-              <w:jc w:val="right"/>
-            </w:pPr>
-            <w:r>
-              <w:t xml:space="preserve">0.130</w:t>
-            </w:r>
-          </w:p>
-        </w:tc>
-        <w:tc>
-          <w:p>
-            <w:pPr>
-              <w:pStyle w:val="Compact"/>
-              <w:jc w:val="right"/>
-            </w:pPr>
-            <w:r>
-              <w:t xml:space="preserve">1.33</w:t>
-            </w:r>
-          </w:p>
-        </w:tc>
-        <w:tc>
-          <w:p>
-            <w:pPr>
-              <w:pStyle w:val="Compact"/>
-              <w:jc w:val="right"/>
-            </w:pPr>
-            <w:r>
-              <w:t xml:space="preserve">+0.008</w:t>
+              <w:jc w:val="left"/>
+            </w:pPr>
+            <w:r>
+              <w:t xml:space="preserve">0.130 (0.113–0.149)</w:t>
+            </w:r>
+          </w:p>
+        </w:tc>
+        <w:tc>
+          <w:p>
+            <w:pPr>
+              <w:pStyle w:val="Compact"/>
+              <w:jc w:val="left"/>
+            </w:pPr>
+            <w:r>
+              <w:t xml:space="preserve">1.33 (0.92–1.86)</w:t>
+            </w:r>
+          </w:p>
+        </w:tc>
+        <w:tc>
+          <w:p>
+            <w:pPr>
+              <w:pStyle w:val="Compact"/>
+              <w:jc w:val="left"/>
+            </w:pPr>
+            <w:r>
+              <w:t xml:space="preserve">+0.008 (−0.022 to +0.037)</w:t>
             </w:r>
           </w:p>
         </w:tc>
@@ -8664,7 +8664,7 @@
           <w:p>
             <w:pPr>
               <w:pStyle w:val="Compact"/>
-              <w:jc w:val="right"/>
+              <w:jc w:val="left"/>
             </w:pPr>
             <w:r>
               <w:t xml:space="preserve">0.627 (0.565–0.687)</w:t>
@@ -8675,32 +8675,32 @@
           <w:p>
             <w:pPr>
               <w:pStyle w:val="Compact"/>
-              <w:jc w:val="right"/>
-            </w:pPr>
-            <w:r>
-              <w:t xml:space="preserve">0.134</w:t>
-            </w:r>
-          </w:p>
-        </w:tc>
-        <w:tc>
-          <w:p>
-            <w:pPr>
-              <w:pStyle w:val="Compact"/>
-              <w:jc w:val="right"/>
-            </w:pPr>
-            <w:r>
-              <w:t xml:space="preserve">1.13</w:t>
-            </w:r>
-          </w:p>
-        </w:tc>
-        <w:tc>
-          <w:p>
-            <w:pPr>
-              <w:pStyle w:val="Compact"/>
-              <w:jc w:val="right"/>
-            </w:pPr>
-            <w:r>
-              <w:t xml:space="preserve">+0.010</w:t>
+              <w:jc w:val="left"/>
+            </w:pPr>
+            <w:r>
+              <w:t xml:space="preserve">0.134 (0.116–0.153)</w:t>
+            </w:r>
+          </w:p>
+        </w:tc>
+        <w:tc>
+          <w:p>
+            <w:pPr>
+              <w:pStyle w:val="Compact"/>
+              <w:jc w:val="left"/>
+            </w:pPr>
+            <w:r>
+              <w:t xml:space="preserve">1.13 (0.59–1.75)</w:t>
+            </w:r>
+          </w:p>
+        </w:tc>
+        <w:tc>
+          <w:p>
+            <w:pPr>
+              <w:pStyle w:val="Compact"/>
+              <w:jc w:val="left"/>
+            </w:pPr>
+            <w:r>
+              <w:t xml:space="preserve">+0.010 (−0.020 to +0.038)</w:t>
             </w:r>
           </w:p>
         </w:tc>
@@ -8754,7 +8754,7 @@
           <w:p>
             <w:pPr>
               <w:pStyle w:val="Compact"/>
-              <w:jc w:val="right"/>
+              <w:jc w:val="left"/>
             </w:pPr>
             <w:r>
               <w:t xml:space="preserve">0.628 (0.567–0.688)</w:t>
@@ -8765,32 +8765,32 @@
           <w:p>
             <w:pPr>
               <w:pStyle w:val="Compact"/>
-              <w:jc w:val="right"/>
-            </w:pPr>
-            <w:r>
-              <w:t xml:space="preserve">0.135</w:t>
-            </w:r>
-          </w:p>
-        </w:tc>
-        <w:tc>
-          <w:p>
-            <w:pPr>
-              <w:pStyle w:val="Compact"/>
-              <w:jc w:val="right"/>
-            </w:pPr>
-            <w:r>
-              <w:t xml:space="preserve">2.22</w:t>
-            </w:r>
-          </w:p>
-        </w:tc>
-        <w:tc>
-          <w:p>
-            <w:pPr>
-              <w:pStyle w:val="Compact"/>
-              <w:jc w:val="right"/>
-            </w:pPr>
-            <w:r>
-              <w:t xml:space="preserve">+0.003</w:t>
+              <w:jc w:val="left"/>
+            </w:pPr>
+            <w:r>
+              <w:t xml:space="preserve">0.135 (0.116–0.156)</w:t>
+            </w:r>
+          </w:p>
+        </w:tc>
+        <w:tc>
+          <w:p>
+            <w:pPr>
+              <w:pStyle w:val="Compact"/>
+              <w:jc w:val="left"/>
+            </w:pPr>
+            <w:r>
+              <w:t xml:space="preserve">2.22 (1.18–3.50)</w:t>
+            </w:r>
+          </w:p>
+        </w:tc>
+        <w:tc>
+          <w:p>
+            <w:pPr>
+              <w:pStyle w:val="Compact"/>
+              <w:jc w:val="left"/>
+            </w:pPr>
+            <w:r>
+              <w:t xml:space="preserve">+0.003 (−0.028 to +0.032)</w:t>
             </w:r>
           </w:p>
         </w:tc>
@@ -8844,7 +8844,7 @@
           <w:p>
             <w:pPr>
               <w:pStyle w:val="Compact"/>
-              <w:jc w:val="right"/>
+              <w:jc w:val="left"/>
             </w:pPr>
             <w:r>
               <w:t xml:space="preserve">0.698 (0.671–0.726)</w:t>
@@ -8855,32 +8855,32 @@
           <w:p>
             <w:pPr>
               <w:pStyle w:val="Compact"/>
-              <w:jc w:val="right"/>
-            </w:pPr>
-            <w:r>
-              <w:t xml:space="preserve">0.146</w:t>
-            </w:r>
-          </w:p>
-        </w:tc>
-        <w:tc>
-          <w:p>
-            <w:pPr>
-              <w:pStyle w:val="Compact"/>
-              <w:jc w:val="right"/>
-            </w:pPr>
-            <w:r>
-              <w:t xml:space="preserve">1.09</w:t>
-            </w:r>
-          </w:p>
-        </w:tc>
-        <w:tc>
-          <w:p>
-            <w:pPr>
-              <w:pStyle w:val="Compact"/>
-              <w:jc w:val="right"/>
-            </w:pPr>
-            <w:r>
-              <w:t xml:space="preserve">-0.000</w:t>
+              <w:jc w:val="left"/>
+            </w:pPr>
+            <w:r>
+              <w:t xml:space="preserve">0.146 (0.136–0.156)</w:t>
+            </w:r>
+          </w:p>
+        </w:tc>
+        <w:tc>
+          <w:p>
+            <w:pPr>
+              <w:pStyle w:val="Compact"/>
+              <w:jc w:val="left"/>
+            </w:pPr>
+            <w:r>
+              <w:t xml:space="preserve">1.09 (0.94–1.26)</w:t>
+            </w:r>
+          </w:p>
+        </w:tc>
+        <w:tc>
+          <w:p>
+            <w:pPr>
+              <w:pStyle w:val="Compact"/>
+              <w:jc w:val="left"/>
+            </w:pPr>
+            <w:r>
+              <w:t xml:space="preserve">−0.000 (−0.017 to +0.015)</w:t>
             </w:r>
           </w:p>
         </w:tc>
@@ -8934,7 +8934,7 @@
           <w:p>
             <w:pPr>
               <w:pStyle w:val="Compact"/>
-              <w:jc w:val="right"/>
+              <w:jc w:val="left"/>
             </w:pPr>
             <w:r>
               <w:t xml:space="preserve">0.676 (0.648–0.703)</w:t>
@@ -8945,32 +8945,32 @@
           <w:p>
             <w:pPr>
               <w:pStyle w:val="Compact"/>
-              <w:jc w:val="right"/>
-            </w:pPr>
-            <w:r>
-              <w:t xml:space="preserve">0.148</w:t>
-            </w:r>
-          </w:p>
-        </w:tc>
-        <w:tc>
-          <w:p>
-            <w:pPr>
-              <w:pStyle w:val="Compact"/>
-              <w:jc w:val="right"/>
-            </w:pPr>
-            <w:r>
-              <w:t xml:space="preserve">1.07</w:t>
-            </w:r>
-          </w:p>
-        </w:tc>
-        <w:tc>
-          <w:p>
-            <w:pPr>
-              <w:pStyle w:val="Compact"/>
-              <w:jc w:val="right"/>
-            </w:pPr>
-            <w:r>
-              <w:t xml:space="preserve">-0.002</w:t>
+              <w:jc w:val="left"/>
+            </w:pPr>
+            <w:r>
+              <w:t xml:space="preserve">0.148 (0.139–0.158)</w:t>
+            </w:r>
+          </w:p>
+        </w:tc>
+        <w:tc>
+          <w:p>
+            <w:pPr>
+              <w:pStyle w:val="Compact"/>
+              <w:jc w:val="left"/>
+            </w:pPr>
+            <w:r>
+              <w:t xml:space="preserve">1.07 (0.90–1.26)</w:t>
+            </w:r>
+          </w:p>
+        </w:tc>
+        <w:tc>
+          <w:p>
+            <w:pPr>
+              <w:pStyle w:val="Compact"/>
+              <w:jc w:val="left"/>
+            </w:pPr>
+            <w:r>
+              <w:t xml:space="preserve">−0.002 (−0.018 to +0.014)</w:t>
             </w:r>
           </w:p>
         </w:tc>
@@ -9024,7 +9024,7 @@
           <w:p>
             <w:pPr>
               <w:pStyle w:val="Compact"/>
-              <w:jc w:val="right"/>
+              <w:jc w:val="left"/>
             </w:pPr>
             <w:r>
               <w:t xml:space="preserve">0.666 (0.639–0.693)</w:t>
@@ -9035,32 +9035,32 @@
           <w:p>
             <w:pPr>
               <w:pStyle w:val="Compact"/>
-              <w:jc w:val="right"/>
-            </w:pPr>
-            <w:r>
-              <w:t xml:space="preserve">0.150</w:t>
-            </w:r>
-          </w:p>
-        </w:tc>
-        <w:tc>
-          <w:p>
-            <w:pPr>
-              <w:pStyle w:val="Compact"/>
-              <w:jc w:val="right"/>
-            </w:pPr>
-            <w:r>
-              <w:t xml:space="preserve">1.26</w:t>
-            </w:r>
-          </w:p>
-        </w:tc>
-        <w:tc>
-          <w:p>
-            <w:pPr>
-              <w:pStyle w:val="Compact"/>
-              <w:jc w:val="right"/>
-            </w:pPr>
-            <w:r>
-              <w:t xml:space="preserve">-0.005</w:t>
+              <w:jc w:val="left"/>
+            </w:pPr>
+            <w:r>
+              <w:t xml:space="preserve">0.150 (0.140–0.160)</w:t>
+            </w:r>
+          </w:p>
+        </w:tc>
+        <w:tc>
+          <w:p>
+            <w:pPr>
+              <w:pStyle w:val="Compact"/>
+              <w:jc w:val="left"/>
+            </w:pPr>
+            <w:r>
+              <w:t xml:space="preserve">1.26 (1.07–1.48)</w:t>
+            </w:r>
+          </w:p>
+        </w:tc>
+        <w:tc>
+          <w:p>
+            <w:pPr>
+              <w:pStyle w:val="Compact"/>
+              <w:jc w:val="left"/>
+            </w:pPr>
+            <w:r>
+              <w:t xml:space="preserve">−0.005 (−0.021 to +0.011)</w:t>
             </w:r>
           </w:p>
         </w:tc>
@@ -9114,7 +9114,7 @@
           <w:p>
             <w:pPr>
               <w:pStyle w:val="Compact"/>
-              <w:jc w:val="right"/>
+              <w:jc w:val="left"/>
             </w:pPr>
             <w:r>
               <w:t xml:space="preserve">0.633 (0.612–0.652)</w:t>
@@ -9125,32 +9125,32 @@
           <w:p>
             <w:pPr>
               <w:pStyle w:val="Compact"/>
-              <w:jc w:val="right"/>
-            </w:pPr>
-            <w:r>
-              <w:t xml:space="preserve">0.134</w:t>
-            </w:r>
-          </w:p>
-        </w:tc>
-        <w:tc>
-          <w:p>
-            <w:pPr>
-              <w:pStyle w:val="Compact"/>
-              <w:jc w:val="right"/>
-            </w:pPr>
-            <w:r>
-              <w:t xml:space="preserve">0.86</w:t>
-            </w:r>
-          </w:p>
-        </w:tc>
-        <w:tc>
-          <w:p>
-            <w:pPr>
-              <w:pStyle w:val="Compact"/>
-              <w:jc w:val="right"/>
-            </w:pPr>
-            <w:r>
-              <w:t xml:space="preserve">+0.000</w:t>
+              <w:jc w:val="left"/>
+            </w:pPr>
+            <w:r>
+              <w:t xml:space="preserve">0.134 (0.128–0.141)</w:t>
+            </w:r>
+          </w:p>
+        </w:tc>
+        <w:tc>
+          <w:p>
+            <w:pPr>
+              <w:pStyle w:val="Compact"/>
+              <w:jc w:val="left"/>
+            </w:pPr>
+            <w:r>
+              <w:t xml:space="preserve">0.86 (0.73–0.99)</w:t>
+            </w:r>
+          </w:p>
+        </w:tc>
+        <w:tc>
+          <w:p>
+            <w:pPr>
+              <w:pStyle w:val="Compact"/>
+              <w:jc w:val="left"/>
+            </w:pPr>
+            <w:r>
+              <w:t xml:space="preserve">+0.000 (−0.010 to +0.010)</w:t>
             </w:r>
           </w:p>
         </w:tc>
@@ -9204,7 +9204,7 @@
           <w:p>
             <w:pPr>
               <w:pStyle w:val="Compact"/>
-              <w:jc w:val="right"/>
+              <w:jc w:val="left"/>
             </w:pPr>
             <w:r>
               <w:t xml:space="preserve">0.605 (0.584–0.626)</w:t>
@@ -9215,32 +9215,32 @@
           <w:p>
             <w:pPr>
               <w:pStyle w:val="Compact"/>
-              <w:jc w:val="right"/>
-            </w:pPr>
-            <w:r>
-              <w:t xml:space="preserve">0.136</w:t>
-            </w:r>
-          </w:p>
-        </w:tc>
-        <w:tc>
-          <w:p>
-            <w:pPr>
-              <w:pStyle w:val="Compact"/>
-              <w:jc w:val="right"/>
-            </w:pPr>
-            <w:r>
-              <w:t xml:space="preserve">0.83</w:t>
-            </w:r>
-          </w:p>
-        </w:tc>
-        <w:tc>
-          <w:p>
-            <w:pPr>
-              <w:pStyle w:val="Compact"/>
-              <w:jc w:val="right"/>
-            </w:pPr>
-            <w:r>
-              <w:t xml:space="preserve">-0.000</w:t>
+              <w:jc w:val="left"/>
+            </w:pPr>
+            <w:r>
+              <w:t xml:space="preserve">0.136 (0.130–0.143)</w:t>
+            </w:r>
+          </w:p>
+        </w:tc>
+        <w:tc>
+          <w:p>
+            <w:pPr>
+              <w:pStyle w:val="Compact"/>
+              <w:jc w:val="left"/>
+            </w:pPr>
+            <w:r>
+              <w:t xml:space="preserve">0.83 (0.67–0.99)</w:t>
+            </w:r>
+          </w:p>
+        </w:tc>
+        <w:tc>
+          <w:p>
+            <w:pPr>
+              <w:pStyle w:val="Compact"/>
+              <w:jc w:val="left"/>
+            </w:pPr>
+            <w:r>
+              <w:t xml:space="preserve">−0.000 (−0.011 to +0.009)</w:t>
             </w:r>
           </w:p>
         </w:tc>
@@ -9294,7 +9294,7 @@
           <w:p>
             <w:pPr>
               <w:pStyle w:val="Compact"/>
-              <w:jc w:val="right"/>
+              <w:jc w:val="left"/>
             </w:pPr>
             <w:r>
               <w:t xml:space="preserve">0.603 (0.584–0.623)</w:t>
@@ -9305,32 +9305,32 @@
           <w:p>
             <w:pPr>
               <w:pStyle w:val="Compact"/>
-              <w:jc w:val="right"/>
-            </w:pPr>
-            <w:r>
-              <w:t xml:space="preserve">0.136</w:t>
-            </w:r>
-          </w:p>
-        </w:tc>
-        <w:tc>
-          <w:p>
-            <w:pPr>
-              <w:pStyle w:val="Compact"/>
-              <w:jc w:val="right"/>
-            </w:pPr>
-            <w:r>
-              <w:t xml:space="preserve">1.03</w:t>
-            </w:r>
-          </w:p>
-        </w:tc>
-        <w:tc>
-          <w:p>
-            <w:pPr>
-              <w:pStyle w:val="Compact"/>
-              <w:jc w:val="right"/>
-            </w:pPr>
-            <w:r>
-              <w:t xml:space="preserve">-0.004</w:t>
+              <w:jc w:val="left"/>
+            </w:pPr>
+            <w:r>
+              <w:t xml:space="preserve">0.136 (0.130–0.143)</w:t>
+            </w:r>
+          </w:p>
+        </w:tc>
+        <w:tc>
+          <w:p>
+            <w:pPr>
+              <w:pStyle w:val="Compact"/>
+              <w:jc w:val="left"/>
+            </w:pPr>
+            <w:r>
+              <w:t xml:space="preserve">1.03 (0.83–1.22)</w:t>
+            </w:r>
+          </w:p>
+        </w:tc>
+        <w:tc>
+          <w:p>
+            <w:pPr>
+              <w:pStyle w:val="Compact"/>
+              <w:jc w:val="left"/>
+            </w:pPr>
+            <w:r>
+              <w:t xml:space="preserve">−0.004 (−0.014 to +0.006)</w:t>
             </w:r>
           </w:p>
         </w:tc>
@@ -10013,7 +10013,7 @@
         <w:pStyle w:val="BodyText"/>
       </w:pPr>
       <w:r>
-        <w:t xml:space="preserve">All 10 White-minus-non-White AUC contrasts were positive (0.005–0.046); 5 excluded zero before adjustment, but none survived adjustment (minimum adjusted P=.15). For FEATURE logistic regression, calibration slopes were 0.98 in White patients and 0.79 in patients with other recorded racial categories.</w:t>
+        <w:t xml:space="preserve">All 10 White-minus-non-White AUC contrasts were positive (0.005–0.046); 5 excluded zero before adjustment, but none survived adjustment (minimum adjusted P=.15). For FEATURE logistic regression, calibration slopes were 0.98 (95% CI 0.85–1.11) in White patients and 0.79 (95% CI 0.56–1.02) in patients with other recorded racial categories.</w:t>
       </w:r>
     </w:p>
     <w:p>
